--- a/Modulo 1/Actividad-1.2.docx
+++ b/Modulo 1/Actividad-1.2.docx
@@ -2741,6 +2741,14 @@
     </w:p>
     <w:p>
       <w:pPr>
+        <w:pStyle w:val="FirstParagraph"/>
+      </w:pPr>
+      <w:r>
+        <w:t xml:space="preserve">La transformación de Box-Cox es un método estadístico que convierte datos no normales en datos con una distribución normal o simétrica. Esta herramienta es perfecta para lo que queremos lograr: garantizar normalidad tanto en la variable de velocidad como en la de distancia. Para facilidad de esta sección y el modelo lineal que se quiere armar, vamos a denotar la variable de velocidad (antes speed) como X, y la variable de distancia (antes dist) como Y.</w:t>
+      </w:r>
+    </w:p>
+    <w:p>
+      <w:pPr>
         <w:pStyle w:val="SourceCode"/>
       </w:pPr>
       <w:r>
@@ -2842,13 +2850,426 @@
     </w:p>
     <w:p>
       <w:pPr>
+        <w:pStyle w:val="FirstParagraph"/>
+      </w:pPr>
+      <w:r>
+        <w:t xml:space="preserve">La transformación de Box-Cox que buscamos para una variable</w:t>
+      </w:r>
+      <w:r>
+        <w:t xml:space="preserve"> </w:t>
+      </w:r>
+      <m:oMath>
+        <m:r>
+          <m:t>Y</m:t>
+        </m:r>
+        <m:r>
+          <m:rPr>
+            <m:sty m:val="p"/>
+          </m:rPr>
+          <m:t>&gt;</m:t>
+        </m:r>
+        <m:r>
+          <m:t>0</m:t>
+        </m:r>
+      </m:oMath>
+      <w:r>
+        <w:t xml:space="preserve"> </w:t>
+      </w:r>
+      <w:r>
+        <w:t xml:space="preserve">se define como:</w:t>
+      </w:r>
+    </w:p>
+    <w:p>
+      <w:pPr>
+        <w:pStyle w:val="BodyText"/>
+      </w:pPr>
+      <m:oMathPara>
+        <m:oMathParaPr>
+          <m:jc m:val="center"/>
+        </m:oMathParaPr>
+        <m:oMath>
+          <m:sSup>
+            <m:e>
+              <m:r>
+                <m:t>Y</m:t>
+              </m:r>
+            </m:e>
+            <m:sup>
+              <m:r>
+                <m:rPr>
+                  <m:sty m:val="p"/>
+                </m:rPr>
+                <m:t>(</m:t>
+              </m:r>
+              <m:r>
+                <m:t>λ</m:t>
+              </m:r>
+              <m:r>
+                <m:rPr>
+                  <m:sty m:val="p"/>
+                </m:rPr>
+                <m:t>)</m:t>
+              </m:r>
+            </m:sup>
+          </m:sSup>
+          <m:r>
+            <m:rPr>
+              <m:sty m:val="p"/>
+            </m:rPr>
+            <m:t>=</m:t>
+          </m:r>
+          <m:d>
+            <m:dPr>
+              <m:begChr m:val="{"/>
+              <m:sepChr m:val=""/>
+              <m:endChr m:val=""/>
+              <m:grow/>
+            </m:dPr>
+            <m:e>
+              <m:m>
+                <m:mPr>
+                  <m:baseJc m:val="center"/>
+                  <m:plcHide m:val="on"/>
+                  <m:mcs>
+                    <m:mc>
+                      <m:mcPr>
+                        <m:mcJc m:val="left"/>
+                        <m:count m:val="1"/>
+                      </m:mcPr>
+                    </m:mc>
+                    <m:mc>
+                      <m:mcPr>
+                        <m:mcJc m:val="left"/>
+                        <m:count m:val="1"/>
+                      </m:mcPr>
+                    </m:mc>
+                  </m:mcs>
+                </m:mPr>
+                <m:mr>
+                  <m:e>
+                    <m:f>
+                      <m:fPr>
+                        <m:type m:val="bar"/>
+                      </m:fPr>
+                      <m:num>
+                        <m:sSup>
+                          <m:e>
+                            <m:r>
+                              <m:t>Y</m:t>
+                            </m:r>
+                          </m:e>
+                          <m:sup>
+                            <m:r>
+                              <m:t>λ</m:t>
+                            </m:r>
+                          </m:sup>
+                        </m:sSup>
+                        <m:r>
+                          <m:rPr>
+                            <m:sty m:val="p"/>
+                          </m:rPr>
+                          <m:t>−</m:t>
+                        </m:r>
+                        <m:r>
+                          <m:t>1</m:t>
+                        </m:r>
+                      </m:num>
+                      <m:den>
+                        <m:r>
+                          <m:t>λ</m:t>
+                        </m:r>
+                      </m:den>
+                    </m:f>
+                  </m:e>
+                  <m:e>
+                    <m:r>
+                      <m:rPr>
+                        <m:nor/>
+                        <m:sty m:val="p"/>
+                      </m:rPr>
+                      <m:t>si </m:t>
+                    </m:r>
+                    <m:r>
+                      <m:t>λ</m:t>
+                    </m:r>
+                    <m:r>
+                      <m:rPr>
+                        <m:sty m:val="p"/>
+                      </m:rPr>
+                      <m:t>≠</m:t>
+                    </m:r>
+                    <m:r>
+                      <m:t>0</m:t>
+                    </m:r>
+                  </m:e>
+                </m:mr>
+                <m:mr>
+                  <m:e>
+                    <m:r>
+                      <m:rPr>
+                        <m:sty m:val="p"/>
+                      </m:rPr>
+                      <m:t>ln</m:t>
+                    </m:r>
+                    <m:r>
+                      <m:rPr>
+                        <m:sty m:val="p"/>
+                      </m:rPr>
+                      <m:t>(</m:t>
+                    </m:r>
+                    <m:r>
+                      <m:t>Y</m:t>
+                    </m:r>
+                    <m:r>
+                      <m:rPr>
+                        <m:sty m:val="p"/>
+                      </m:rPr>
+                      <m:t>)</m:t>
+                    </m:r>
+                  </m:e>
+                  <m:e>
+                    <m:r>
+                      <m:rPr>
+                        <m:nor/>
+                        <m:sty m:val="p"/>
+                      </m:rPr>
+                      <m:t>si </m:t>
+                    </m:r>
+                    <m:r>
+                      <m:t>λ</m:t>
+                    </m:r>
+                    <m:r>
+                      <m:rPr>
+                        <m:sty m:val="p"/>
+                      </m:rPr>
+                      <m:t>=</m:t>
+                    </m:r>
+                    <m:r>
+                      <m:t>0</m:t>
+                    </m:r>
+                  </m:e>
+                </m:mr>
+              </m:m>
+            </m:e>
+          </m:d>
+        </m:oMath>
+      </m:oMathPara>
+    </w:p>
+    <w:p>
+      <w:pPr>
+        <w:pStyle w:val="FirstParagraph"/>
+      </w:pPr>
+      <w:r>
+        <w:t xml:space="preserve">Pero para utilizarla, ocupamos antes obtener los posibles valores de lambda (exacta y aproximada).</w:t>
+      </w:r>
+    </w:p>
+    <w:p>
+      <w:pPr>
+        <w:numPr>
+          <w:ilvl w:val="0"/>
+          <w:numId w:val="1003"/>
+        </w:numPr>
+      </w:pPr>
+      <m:oMath>
+        <m:r>
+          <m:t>λ</m:t>
+        </m:r>
+      </m:oMath>
+      <w:r>
+        <w:t xml:space="preserve"> </w:t>
+      </w:r>
+      <w:r>
+        <w:t xml:space="preserve">exacta: Se obtiene maximizando la función de log-verosimilitud del modelo lineal</w:t>
+      </w:r>
+      <w:r>
+        <w:t xml:space="preserve"> </w:t>
+      </w:r>
+      <m:oMath>
+        <m:r>
+          <m:t>Y</m:t>
+        </m:r>
+        <m:r>
+          <m:rPr>
+            <m:sty m:val="p"/>
+          </m:rPr>
+          <m:t>∼</m:t>
+        </m:r>
+        <m:r>
+          <m:t>X</m:t>
+        </m:r>
+      </m:oMath>
+      <w:r>
+        <w:t xml:space="preserve"> </w:t>
+      </w:r>
+      <w:r>
+        <w:t xml:space="preserve">(Y ~ X).</w:t>
+      </w:r>
+    </w:p>
+    <w:p>
+      <w:pPr>
+        <w:numPr>
+          <w:ilvl w:val="0"/>
+          <w:numId w:val="1003"/>
+        </w:numPr>
+      </w:pPr>
+      <m:oMath>
+        <m:r>
+          <m:t>λ</m:t>
+        </m:r>
+      </m:oMath>
+      <w:r>
+        <w:t xml:space="preserve"> </w:t>
+      </w:r>
+      <w:r>
+        <w:t xml:space="preserve">aproximada: Se selecciona el valor redondeado más cercano de la rejilla estándar de Box-Cox. El conjunto interconectable de transformaciones usuales consiste en</w:t>
+      </w:r>
+      <w:r>
+        <w:t xml:space="preserve"> </w:t>
+      </w:r>
+      <m:oMath>
+        <m:r>
+          <m:rPr>
+            <m:sty m:val="p"/>
+          </m:rPr>
+          <m:t>{</m:t>
+        </m:r>
+        <m:r>
+          <m:rPr>
+            <m:sty m:val="p"/>
+          </m:rPr>
+          <m:t>−</m:t>
+        </m:r>
+        <m:r>
+          <m:t>2</m:t>
+        </m:r>
+        <m:r>
+          <m:rPr>
+            <m:sty m:val="p"/>
+          </m:rPr>
+          <m:t>,</m:t>
+        </m:r>
+        <m:r>
+          <m:rPr>
+            <m:sty m:val="p"/>
+          </m:rPr>
+          <m:t>−</m:t>
+        </m:r>
+        <m:r>
+          <m:t>1.5</m:t>
+        </m:r>
+        <m:r>
+          <m:rPr>
+            <m:sty m:val="p"/>
+          </m:rPr>
+          <m:t>,</m:t>
+        </m:r>
+        <m:r>
+          <m:rPr>
+            <m:sty m:val="p"/>
+          </m:rPr>
+          <m:t>−</m:t>
+        </m:r>
+        <m:r>
+          <m:t>1</m:t>
+        </m:r>
+        <m:r>
+          <m:rPr>
+            <m:sty m:val="p"/>
+          </m:rPr>
+          <m:t>,</m:t>
+        </m:r>
+        <m:r>
+          <m:rPr>
+            <m:sty m:val="p"/>
+          </m:rPr>
+          <m:t>−</m:t>
+        </m:r>
+        <m:r>
+          <m:t>0.5</m:t>
+        </m:r>
+        <m:r>
+          <m:rPr>
+            <m:sty m:val="p"/>
+          </m:rPr>
+          <m:t>,</m:t>
+        </m:r>
+        <m:r>
+          <m:t>0</m:t>
+        </m:r>
+        <m:r>
+          <m:rPr>
+            <m:sty m:val="p"/>
+          </m:rPr>
+          <m:t>,</m:t>
+        </m:r>
+        <m:r>
+          <m:t>0.5</m:t>
+        </m:r>
+        <m:r>
+          <m:rPr>
+            <m:sty m:val="p"/>
+          </m:rPr>
+          <m:t>,</m:t>
+        </m:r>
+        <m:r>
+          <m:t>1</m:t>
+        </m:r>
+        <m:r>
+          <m:rPr>
+            <m:sty m:val="p"/>
+          </m:rPr>
+          <m:t>,</m:t>
+        </m:r>
+        <m:r>
+          <m:t>1.5</m:t>
+        </m:r>
+        <m:r>
+          <m:rPr>
+            <m:sty m:val="p"/>
+          </m:rPr>
+          <m:t>,</m:t>
+        </m:r>
+        <m:r>
+          <m:t>2</m:t>
+        </m:r>
+        <m:r>
+          <m:rPr>
+            <m:sty m:val="p"/>
+          </m:rPr>
+          <m:t>}</m:t>
+        </m:r>
+      </m:oMath>
+    </w:p>
+    <w:p>
+      <w:pPr>
+        <w:pStyle w:val="FirstParagraph"/>
+      </w:pPr>
+      <w:r>
+        <w:t xml:space="preserve">Para ello programamos la función</w:t>
+      </w:r>
+      <w:r>
+        <w:t xml:space="preserve"> </w:t>
+      </w:r>
+      <w:r>
+        <w:rPr>
+          <w:b/>
+          <w:bCs/>
+        </w:rPr>
+        <w:t xml:space="preserve">obtener_lambdas_boxcox</w:t>
+      </w:r>
+      <w:r>
+        <w:t xml:space="preserve">, la cual nos devuelve la lambda exacta y aproximada con cálculos basados en lo explicado arriba.</w:t>
+      </w:r>
+    </w:p>
+    <w:p>
+      <w:pPr>
         <w:pStyle w:val="SourceCode"/>
       </w:pPr>
       <w:r>
         <w:rPr>
           <w:rStyle w:val="CommentTok"/>
         </w:rPr>
-        <w:t xml:space="preserve"># 1. Función para obtener lambdas sin conflicto de variables</w:t>
+        <w:t xml:space="preserve"># 1. Función para obtener lambdas</w:t>
       </w:r>
       <w:r>
         <w:br/>
@@ -3753,6 +4174,27 @@
     </w:p>
     <w:p>
       <w:pPr>
+        <w:pStyle w:val="FirstParagraph"/>
+      </w:pPr>
+      <w:r>
+        <w:t xml:space="preserve">También computamos la función</w:t>
+      </w:r>
+      <w:r>
+        <w:t xml:space="preserve"> </w:t>
+      </w:r>
+      <w:r>
+        <w:rPr>
+          <w:b/>
+          <w:bCs/>
+        </w:rPr>
+        <w:t xml:space="preserve">transformar_bc</w:t>
+      </w:r>
+      <w:r>
+        <w:t xml:space="preserve">, que se encarga de calcular las transformaciones de cada lambda siguiendo la fórmula antes vista.</w:t>
+      </w:r>
+    </w:p>
+    <w:p>
+      <w:pPr>
         <w:pStyle w:val="SourceCode"/>
       </w:pPr>
       <w:r>
@@ -4141,6 +4583,302 @@
         </w:rPr>
         <w:t xml:space="preserve">aproximada)</w:t>
       </w:r>
+    </w:p>
+    <w:p>
+      <w:pPr>
+        <w:pStyle w:val="FirstParagraph"/>
+      </w:pPr>
+      <w:r>
+        <w:t xml:space="preserve">Al obtener como</w:t>
+      </w:r>
+      <w:r>
+        <w:t xml:space="preserve"> </w:t>
+      </w:r>
+      <m:oMath>
+        <m:sSub>
+          <m:e>
+            <m:r>
+              <m:t>λ</m:t>
+            </m:r>
+          </m:e>
+          <m:sub>
+            <m:r>
+              <m:t>e</m:t>
+            </m:r>
+            <m:r>
+              <m:t>x</m:t>
+            </m:r>
+            <m:r>
+              <m:t>a</m:t>
+            </m:r>
+            <m:r>
+              <m:t>c</m:t>
+            </m:r>
+            <m:r>
+              <m:t>t</m:t>
+            </m:r>
+            <m:r>
+              <m:t>a</m:t>
+            </m:r>
+          </m:sub>
+        </m:sSub>
+        <m:r>
+          <m:rPr>
+            <m:sty m:val="p"/>
+          </m:rPr>
+          <m:t>=</m:t>
+        </m:r>
+        <m:r>
+          <m:t>0.431</m:t>
+        </m:r>
+      </m:oMath>
+      <w:r>
+        <w:t xml:space="preserve"> </w:t>
+      </w:r>
+      <w:r>
+        <w:t xml:space="preserve">y</w:t>
+      </w:r>
+      <w:r>
+        <w:t xml:space="preserve"> </w:t>
+      </w:r>
+      <m:oMath>
+        <m:sSub>
+          <m:e>
+            <m:r>
+              <m:t>λ</m:t>
+            </m:r>
+          </m:e>
+          <m:sub>
+            <m:r>
+              <m:t>a</m:t>
+            </m:r>
+            <m:r>
+              <m:t>p</m:t>
+            </m:r>
+            <m:r>
+              <m:t>r</m:t>
+            </m:r>
+            <m:r>
+              <m:t>o</m:t>
+            </m:r>
+            <m:r>
+              <m:t>x</m:t>
+            </m:r>
+            <m:r>
+              <m:t>i</m:t>
+            </m:r>
+            <m:r>
+              <m:t>m</m:t>
+            </m:r>
+            <m:r>
+              <m:t>a</m:t>
+            </m:r>
+            <m:r>
+              <m:t>d</m:t>
+            </m:r>
+            <m:r>
+              <m:t>a</m:t>
+            </m:r>
+          </m:sub>
+        </m:sSub>
+        <m:r>
+          <m:rPr>
+            <m:sty m:val="p"/>
+          </m:rPr>
+          <m:t>=</m:t>
+        </m:r>
+        <m:r>
+          <m:t>0.5</m:t>
+        </m:r>
+      </m:oMath>
+      <w:r>
+        <w:t xml:space="preserve">, las ecuaciones para obtener las transformaciones de Box-Cox consistirían en:</w:t>
+      </w:r>
+    </w:p>
+    <w:p>
+      <w:pPr>
+        <w:pStyle w:val="BodyText"/>
+      </w:pPr>
+      <m:oMathPara>
+        <m:oMathParaPr>
+          <m:jc m:val="center"/>
+        </m:oMathParaPr>
+        <m:oMath>
+          <m:sSup>
+            <m:e>
+              <m:r>
+                <m:t>Y</m:t>
+              </m:r>
+            </m:e>
+            <m:sup>
+              <m:sSub>
+                <m:e>
+                  <m:r>
+                    <m:t>λ</m:t>
+                  </m:r>
+                </m:e>
+                <m:sub>
+                  <m:r>
+                    <m:t>e</m:t>
+                  </m:r>
+                  <m:r>
+                    <m:t>x</m:t>
+                  </m:r>
+                  <m:r>
+                    <m:t>a</m:t>
+                  </m:r>
+                  <m:r>
+                    <m:t>c</m:t>
+                  </m:r>
+                  <m:r>
+                    <m:t>t</m:t>
+                  </m:r>
+                  <m:r>
+                    <m:t>a</m:t>
+                  </m:r>
+                </m:sub>
+              </m:sSub>
+            </m:sup>
+          </m:sSup>
+          <m:r>
+            <m:rPr>
+              <m:sty m:val="p"/>
+            </m:rPr>
+            <m:t>=</m:t>
+          </m:r>
+          <m:f>
+            <m:fPr>
+              <m:type m:val="bar"/>
+            </m:fPr>
+            <m:num>
+              <m:sSup>
+                <m:e>
+                  <m:r>
+                    <m:t>Y</m:t>
+                  </m:r>
+                </m:e>
+                <m:sup>
+                  <m:r>
+                    <m:t>0.431</m:t>
+                  </m:r>
+                </m:sup>
+              </m:sSup>
+              <m:r>
+                <m:rPr>
+                  <m:sty m:val="p"/>
+                </m:rPr>
+                <m:t>−</m:t>
+              </m:r>
+              <m:r>
+                <m:t>1</m:t>
+              </m:r>
+            </m:num>
+            <m:den>
+              <m:r>
+                <m:t>0.431</m:t>
+              </m:r>
+            </m:den>
+          </m:f>
+        </m:oMath>
+      </m:oMathPara>
+    </w:p>
+    <w:p>
+      <w:pPr>
+        <w:pStyle w:val="FirstParagraph"/>
+      </w:pPr>
+      <m:oMathPara>
+        <m:oMathParaPr>
+          <m:jc m:val="center"/>
+        </m:oMathParaPr>
+        <m:oMath>
+          <m:sSup>
+            <m:e>
+              <m:r>
+                <m:t>Y</m:t>
+              </m:r>
+            </m:e>
+            <m:sup>
+              <m:sSub>
+                <m:e>
+                  <m:r>
+                    <m:t>λ</m:t>
+                  </m:r>
+                </m:e>
+                <m:sub>
+                  <m:r>
+                    <m:t>a</m:t>
+                  </m:r>
+                  <m:r>
+                    <m:t>p</m:t>
+                  </m:r>
+                  <m:r>
+                    <m:t>r</m:t>
+                  </m:r>
+                  <m:r>
+                    <m:t>o</m:t>
+                  </m:r>
+                  <m:r>
+                    <m:t>x</m:t>
+                  </m:r>
+                  <m:r>
+                    <m:t>i</m:t>
+                  </m:r>
+                  <m:r>
+                    <m:t>m</m:t>
+                  </m:r>
+                  <m:r>
+                    <m:t>a</m:t>
+                  </m:r>
+                  <m:r>
+                    <m:t>d</m:t>
+                  </m:r>
+                  <m:r>
+                    <m:t>a</m:t>
+                  </m:r>
+                </m:sub>
+              </m:sSub>
+            </m:sup>
+          </m:sSup>
+          <m:r>
+            <m:rPr>
+              <m:sty m:val="p"/>
+            </m:rPr>
+            <m:t>=</m:t>
+          </m:r>
+          <m:f>
+            <m:fPr>
+              <m:type m:val="bar"/>
+            </m:fPr>
+            <m:num>
+              <m:rad>
+                <m:radPr>
+                  <m:degHide m:val="on"/>
+                </m:radPr>
+                <m:deg/>
+                <m:e>
+                  <m:r>
+                    <m:t>Y</m:t>
+                  </m:r>
+                </m:e>
+              </m:rad>
+              <m:r>
+                <m:rPr>
+                  <m:sty m:val="p"/>
+                </m:rPr>
+                <m:t>−</m:t>
+              </m:r>
+              <m:r>
+                <m:t>1</m:t>
+              </m:r>
+            </m:num>
+            <m:den>
+              <m:r>
+                <m:t>0.5</m:t>
+              </m:r>
+            </m:den>
+          </m:f>
+        </m:oMath>
+      </m:oMathPara>
     </w:p>
     <w:p>
       <w:pPr>
@@ -5497,7 +6235,7 @@
         <w:rPr>
           <w:rStyle w:val="VerbatimChar"/>
         </w:rPr>
-        <w:t xml:space="preserve">## Attaching package: 'moments'</w:t>
+        <w:t xml:space="preserve">## Adjuntando el paquete: 'moments'</w:t>
       </w:r>
     </w:p>
     <w:p>
@@ -7368,7 +8106,7 @@
         <w:rPr>
           <w:rStyle w:val="VerbatimChar"/>
         </w:rPr>
-        <w:t xml:space="preserve">## Loading required package: zoo</w:t>
+        <w:t xml:space="preserve">## Cargando paquete requerido: zoo</w:t>
       </w:r>
     </w:p>
     <w:p>
@@ -7388,7 +8126,7 @@
         <w:rPr>
           <w:rStyle w:val="VerbatimChar"/>
         </w:rPr>
-        <w:t xml:space="preserve">## Attaching package: 'zoo'</w:t>
+        <w:t xml:space="preserve">## Adjuntando el paquete: 'zoo'</w:t>
       </w:r>
     </w:p>
     <w:p>
@@ -8779,7 +9517,7 @@
       <w:pPr>
         <w:numPr>
           <w:ilvl w:val="0"/>
-          <w:numId w:val="1003"/>
+          <w:numId w:val="1004"/>
         </w:numPr>
       </w:pPr>
       <w:r>
@@ -8790,7 +9528,7 @@
       <w:pPr>
         <w:numPr>
           <w:ilvl w:val="0"/>
-          <w:numId w:val="1003"/>
+          <w:numId w:val="1004"/>
         </w:numPr>
       </w:pPr>
       <w:r>
@@ -8801,7 +9539,7 @@
       <w:pPr>
         <w:numPr>
           <w:ilvl w:val="0"/>
-          <w:numId w:val="1003"/>
+          <w:numId w:val="1004"/>
         </w:numPr>
       </w:pPr>
       <w:r>
@@ -8812,7 +9550,7 @@
       <w:pPr>
         <w:numPr>
           <w:ilvl w:val="0"/>
-          <w:numId w:val="1003"/>
+          <w:numId w:val="1004"/>
         </w:numPr>
       </w:pPr>
       <w:r>
@@ -8823,7 +9561,7 @@
       <w:pPr>
         <w:numPr>
           <w:ilvl w:val="0"/>
-          <w:numId w:val="1003"/>
+          <w:numId w:val="1004"/>
         </w:numPr>
       </w:pPr>
       <w:r>
@@ -9139,6 +9877,9 @@
     <w:abstractNumId w:val="991"/>
   </w:num>
   <w:num w:numId="1003">
+    <w:abstractNumId w:val="991"/>
+  </w:num>
+  <w:num w:numId="1004">
     <w:abstractNumId w:val="99431"/>
     <w:lvlOverride w:ilvl="0">
       <w:startOverride w:val="1"/>

--- a/Modulo 1/Actividad-1.2.docx
+++ b/Modulo 1/Actividad-1.2.docx
@@ -462,7 +462,7 @@
         <w:pStyle w:val="FirstParagraph"/>
       </w:pPr>
       <w:r>
-        <w:t xml:space="preserve">En la variable speed, se muestran como ambos valores superan el p-value = 0.05, lo que nos indica que la h0 se mantiene, así que speed sigue una distribución normal. Por otro lado, en la variable dist ambas pruebas salen con un p-value menor a 0.05, lo que refuta la hipótesis nula y nos indica que esta variable no sigue una distribución normal.</w:t>
+        <w:t xml:space="preserve">En la variable speed, se muestran como ambos valores superan el p-value = 0.05, lo que nos indica que la h0 se mantiene, así que speed sigue una distribución normal. Por otro lado, en la variable dist ambas pruebas salen con un p-value menor o cercano a 0.05, lo que refuta la hipótesis nula y nos indica que esta variable no sigue una distribución normal.</w:t>
       </w:r>
     </w:p>
     <w:p>
@@ -930,7 +930,7 @@
         <w:pStyle w:val="FirstParagraph"/>
       </w:pPr>
       <w:r>
-        <w:t xml:space="preserve">En el caso de la variable speed, se tiene una simetría cercana a 0, lo que indica efectivamente simetría, mientras que al ser su curtosis menor a 0, el resultado nos indica que la distribución es platicúrtica. En la variable dist, se observa como el valor de sesgo está más alejado del 0, y al ser positivo nos indica un ligero sesgo a la derecha; mientras que en su curtosis parece ser leptocúrtica al ser mayor a 0.</w:t>
+        <w:t xml:space="preserve">En el caso de la variable speed, se tiene una simetría cercana a 0, lo que indica efectivamente simetría, mientras que al ser su curtosis menor a 3, pero cercana a este mismo resultado, la distribución puede llegar a ser mesocúrtica con indicios de palticúrtica. En la variable dist, se observa como el valor de sesgo está más alejado del 0, y al ser positivo nos indica un ligero sesgo a la derecha; mientras que en su curtosis parece dar indicios de ser leptocúrtica al ser mayor a 3, mas sin embargo su resultado se sigue manteniendo cercano a 3 como para aún poder llegarse a considerar mesocúrtica.</w:t>
       </w:r>
     </w:p>
     <w:p>
@@ -2706,7 +2706,7 @@
         <w:pStyle w:val="FirstParagraph"/>
       </w:pPr>
       <w:r>
-        <w:t xml:space="preserve">En la variable speed, se muestra como la curva de densidad empírica encaja en su mayoría con la curva normal teórica, a excepción de que la curva primero mencionada se muestra más platicúrtica. En el caso de la variable dist, la curva de densidad empírica muestra un claro sesgo a la derecha, así como también es más puntiaguda que la curva de la normal teórica al ser leptocúrtica.</w:t>
+        <w:t xml:space="preserve">En la variable speed, se muestra como la curva de densidad empírica encaja en su mayoría con la curva normal teórica, a excepción de que la curva primero mencionada se muestra un poco más achatada. En el caso de la variable dist, la curva de densidad empírica muestra un claro sesgo a la derecha, así como también es un poco más puntiaguda que la curva de la normal teórica.</w:t>
       </w:r>
     </w:p>
     <w:p>
@@ -2730,7 +2730,7 @@
       </w:r>
     </w:p>
     <w:bookmarkEnd w:id="18"/>
-    <w:bookmarkStart w:id="31" w:name="parte-2"/>
+    <w:bookmarkStart w:id="34" w:name="parte-2"/>
     <w:p>
       <w:pPr>
         <w:pStyle w:val="Heading2"/>
@@ -4882,6 +4882,14 @@
     </w:p>
     <w:p>
       <w:pPr>
+        <w:pStyle w:val="FirstParagraph"/>
+      </w:pPr>
+      <w:r>
+        <w:t xml:space="preserve">Ahora procederemos a realizar un análisis de normalidad de las distribuciones de los modelos que obtuvimos a través de estas transformaciones, comparándolas también con la variable Y original (distancia).</w:t>
+      </w:r>
+    </w:p>
+    <w:p>
+      <w:pPr>
         <w:pStyle w:val="SourceCode"/>
       </w:pPr>
       <w:r>
@@ -5503,6 +5511,14 @@
           <w:rStyle w:val="VerbatimChar"/>
         </w:rPr>
         <w:t xml:space="preserve">## 25%2 -0.01902765 -0.3144682</w:t>
+      </w:r>
+    </w:p>
+    <w:p>
+      <w:pPr>
+        <w:pStyle w:val="FirstParagraph"/>
+      </w:pPr>
+      <w:r>
+        <w:t xml:space="preserve">Podemos observar como en los datos originales la media, mediana y rango medio se encuentran considerablemente lejanos entre si, así como también la distribución muestra indicios de estar ligeramente sesgada a la derecha y ser un poco platicúrtica (aunque su curtosis se sigue encontrando cerca de 3, por lo que tiende más a ser simétrica). Por otro lado, las nuevas distribuciones obtenidas tienen una media, mediana y rango medio con poca diferencia entre sí, y su sesgo se encuentra muy cercano a 0, lo que nos indica que las distribuciones son simétricas. Sin embargo, ambas curtosis muestran resultados menores a 3, que a pesar de aún ser algo cercanos a 3 para considerarse simétricas, también existe la posibilidad de que sean platicúrticas.</w:t>
       </w:r>
     </w:p>
     <w:p>
@@ -6002,6 +6018,14 @@
     </w:p>
     <w:p>
       <w:pPr>
+        <w:pStyle w:val="FirstParagraph"/>
+      </w:pPr>
+      <w:r>
+        <w:t xml:space="preserve">Los histogramas demuestran lo mencionado anteriormente en las métricas. Podemos observar que las 3 distribuciones no son perfectas, con algo de variabilidad en las barras.</w:t>
+      </w:r>
+    </w:p>
+    <w:p>
+      <w:pPr>
         <w:pStyle w:val="SourceCode"/>
       </w:pPr>
       <w:r>
@@ -6235,7 +6259,7 @@
         <w:rPr>
           <w:rStyle w:val="VerbatimChar"/>
         </w:rPr>
-        <w:t xml:space="preserve">## Adjuntando el paquete: 'moments'</w:t>
+        <w:t xml:space="preserve">## Attaching package: 'moments'</w:t>
       </w:r>
     </w:p>
     <w:p>
@@ -6275,7 +6299,7 @@
         <w:rPr>
           <w:rStyle w:val="FunctionTok"/>
         </w:rPr>
-        <w:t xml:space="preserve">jarque.test</w:t>
+        <w:t xml:space="preserve">ad.test</w:t>
       </w:r>
       <w:r>
         <w:rPr>
@@ -6301,7 +6325,7 @@
         <w:rPr>
           <w:rStyle w:val="VerbatimChar"/>
         </w:rPr>
-        <w:t xml:space="preserve">##  Jarque-Bera Normality Test</w:t>
+        <w:t xml:space="preserve">##  Anderson-Darling normality test</w:t>
       </w:r>
       <w:r>
         <w:br/>
@@ -6328,16 +6352,7 @@
         <w:rPr>
           <w:rStyle w:val="VerbatimChar"/>
         </w:rPr>
-        <w:t xml:space="preserve">## JB = 5.2305, p-value = 0.07315</w:t>
-      </w:r>
-      <w:r>
-        <w:br/>
-      </w:r>
-      <w:r>
-        <w:rPr>
-          <w:rStyle w:val="VerbatimChar"/>
-        </w:rPr>
-        <w:t xml:space="preserve">## alternative hypothesis: greater</w:t>
+        <w:t xml:space="preserve">## A = 0.74067, p-value = 0.05021</w:t>
       </w:r>
     </w:p>
     <w:p>
@@ -6348,7 +6363,7 @@
         <w:rPr>
           <w:rStyle w:val="FunctionTok"/>
         </w:rPr>
-        <w:t xml:space="preserve">jarque.test</w:t>
+        <w:t xml:space="preserve">ad.test</w:t>
       </w:r>
       <w:r>
         <w:rPr>
@@ -6374,7 +6389,7 @@
         <w:rPr>
           <w:rStyle w:val="VerbatimChar"/>
         </w:rPr>
-        <w:t xml:space="preserve">##  Jarque-Bera Normality Test</w:t>
+        <w:t xml:space="preserve">##  Anderson-Darling normality test</w:t>
       </w:r>
       <w:r>
         <w:br/>
@@ -6401,16 +6416,7 @@
         <w:rPr>
           <w:rStyle w:val="VerbatimChar"/>
         </w:rPr>
-        <w:t xml:space="preserve">## JB = 0.23133, p-value = 0.8908</w:t>
-      </w:r>
-      <w:r>
-        <w:br/>
-      </w:r>
-      <w:r>
-        <w:rPr>
-          <w:rStyle w:val="VerbatimChar"/>
-        </w:rPr>
-        <w:t xml:space="preserve">## alternative hypothesis: greater</w:t>
+        <w:t xml:space="preserve">## A = 0.13884, p-value = 0.9733</w:t>
       </w:r>
     </w:p>
     <w:p>
@@ -6421,7 +6427,7 @@
         <w:rPr>
           <w:rStyle w:val="FunctionTok"/>
         </w:rPr>
-        <w:t xml:space="preserve">jarque.test</w:t>
+        <w:t xml:space="preserve">ad.test</w:t>
       </w:r>
       <w:r>
         <w:rPr>
@@ -6447,7 +6453,7 @@
         <w:rPr>
           <w:rStyle w:val="VerbatimChar"/>
         </w:rPr>
-        <w:t xml:space="preserve">##  Jarque-Bera Normality Test</w:t>
+        <w:t xml:space="preserve">##  Anderson-Darling normality test</w:t>
       </w:r>
       <w:r>
         <w:br/>
@@ -6474,16 +6480,7 @@
         <w:rPr>
           <w:rStyle w:val="VerbatimChar"/>
         </w:rPr>
-        <w:t xml:space="preserve">## JB = 0.089682, p-value = 0.9561</w:t>
-      </w:r>
-      <w:r>
-        <w:br/>
-      </w:r>
-      <w:r>
-        <w:rPr>
-          <w:rStyle w:val="VerbatimChar"/>
-        </w:rPr>
-        <w:t xml:space="preserve">## alternative hypothesis: greater</w:t>
+        <w:t xml:space="preserve">## A = 0.1389, p-value = 0.9732</w:t>
       </w:r>
     </w:p>
     <w:p>
@@ -6680,6 +6677,182 @@
     </w:p>
     <w:p>
       <w:pPr>
+        <w:pStyle w:val="FirstParagraph"/>
+      </w:pPr>
+      <w:r>
+        <w:t xml:space="preserve">En las 3 pruebas de normalidad las nuevas distribuciones superan la significancia de 0.05, lo que nos rectifica la hipótesis nula de normalidad. En el caso de los datos originales, en la mayoría de las pruebas de normalidad se rechaza la hipótesis nula, con excepción en la de Anderson-Darling (aunque solo se supera la significancia por 0.00021).</w:t>
+      </w:r>
+    </w:p>
+    <w:p>
+      <w:pPr>
+        <w:pStyle w:val="BodyText"/>
+      </w:pPr>
+      <w:r>
+        <w:t xml:space="preserve">Como las distribuciones de las transformaciones pasaron todas las pruebas de normalidad, no es necesario corregir algo.</w:t>
+      </w:r>
+    </w:p>
+    <w:p>
+      <w:pPr>
+        <w:pStyle w:val="BodyText"/>
+      </w:pPr>
+      <w:r>
+        <w:t xml:space="preserve">La transformación de Yeo-Johnson tiene el mismo propósito que la de Box-Cox, con la diferencia de que se puede trabajar también con valores de 0 y negativos, así como en la fórmula:</w:t>
+      </w:r>
+    </w:p>
+    <w:p>
+      <w:pPr>
+        <w:pStyle w:val="BodyText"/>
+      </w:pPr>
+      <m:oMathPara>
+        <m:oMathParaPr>
+          <m:jc m:val="center"/>
+        </m:oMathParaPr>
+        <m:oMath>
+          <m:sSup>
+            <m:e>
+              <m:r>
+                <m:t>Y</m:t>
+              </m:r>
+            </m:e>
+            <m:sup>
+              <m:r>
+                <m:rPr>
+                  <m:sty m:val="p"/>
+                </m:rPr>
+                <m:t>(</m:t>
+              </m:r>
+              <m:r>
+                <m:rPr>
+                  <m:nor/>
+                  <m:sty m:val="p"/>
+                </m:rPr>
+                <m:t>YJ</m:t>
+              </m:r>
+              <m:r>
+                <m:rPr>
+                  <m:sty m:val="p"/>
+                </m:rPr>
+                <m:t>)</m:t>
+              </m:r>
+            </m:sup>
+          </m:sSup>
+          <m:r>
+            <m:rPr>
+              <m:sty m:val="p"/>
+            </m:rPr>
+            <m:t>=</m:t>
+          </m:r>
+          <m:f>
+            <m:fPr>
+              <m:type m:val="bar"/>
+            </m:fPr>
+            <m:num>
+              <m:r>
+                <m:rPr>
+                  <m:sty m:val="p"/>
+                </m:rPr>
+                <m:t>(</m:t>
+              </m:r>
+              <m:r>
+                <m:t>Y</m:t>
+              </m:r>
+              <m:r>
+                <m:rPr>
+                  <m:sty m:val="p"/>
+                </m:rPr>
+                <m:t>+</m:t>
+              </m:r>
+              <m:r>
+                <m:t>1</m:t>
+              </m:r>
+              <m:sSup>
+                <m:e>
+                  <m:r>
+                    <m:rPr>
+                      <m:sty m:val="p"/>
+                    </m:rPr>
+                    <m:t>)</m:t>
+                  </m:r>
+                </m:e>
+                <m:sup>
+                  <m:sSub>
+                    <m:e>
+                      <m:r>
+                        <m:t>λ</m:t>
+                      </m:r>
+                    </m:e>
+                    <m:sub>
+                      <m:r>
+                        <m:rPr>
+                          <m:nor/>
+                          <m:sty m:val="p"/>
+                        </m:rPr>
+                        <m:t>YJ</m:t>
+                      </m:r>
+                    </m:sub>
+                  </m:sSub>
+                </m:sup>
+              </m:sSup>
+              <m:r>
+                <m:rPr>
+                  <m:sty m:val="p"/>
+                </m:rPr>
+                <m:t>−</m:t>
+              </m:r>
+              <m:r>
+                <m:t>1</m:t>
+              </m:r>
+            </m:num>
+            <m:den>
+              <m:sSub>
+                <m:e>
+                  <m:r>
+                    <m:t>λ</m:t>
+                  </m:r>
+                </m:e>
+                <m:sub>
+                  <m:r>
+                    <m:rPr>
+                      <m:nor/>
+                      <m:sty m:val="p"/>
+                    </m:rPr>
+                    <m:t>YJ</m:t>
+                  </m:r>
+                </m:sub>
+              </m:sSub>
+            </m:den>
+          </m:f>
+          <m:r>
+            <m:rPr>
+              <m:sty m:val="p"/>
+            </m:rPr>
+            <m:t>,</m:t>
+          </m:r>
+          <m:r>
+            <m:t>Y</m:t>
+          </m:r>
+          <m:r>
+            <m:rPr>
+              <m:sty m:val="p"/>
+            </m:rPr>
+            <m:t>≥</m:t>
+          </m:r>
+          <m:r>
+            <m:t>0</m:t>
+          </m:r>
+        </m:oMath>
+      </m:oMathPara>
+    </w:p>
+    <w:p>
+      <w:pPr>
+        <w:pStyle w:val="FirstParagraph"/>
+      </w:pPr>
+      <w:r>
+        <w:t xml:space="preserve">Además de crear la función de la transformación, también computaremos la función para encontrar el valor de lambda que maximice el p-value, usando la prueba de normalidad de Shapiro-Wilk.</w:t>
+      </w:r>
+    </w:p>
+    <w:p>
+      <w:pPr>
         <w:pStyle w:val="SourceCode"/>
       </w:pPr>
       <w:r>
@@ -7533,204 +7706,518 @@
     </w:p>
     <w:p>
       <w:pPr>
+        <w:pStyle w:val="FirstParagraph"/>
+      </w:pPr>
+      <w:r>
+        <w:t xml:space="preserve">Encontramos la lambda óptima, con un p-value que rectifica la hipótesis nula de normalidad. La ecuación de la transformación con esta lambda es:</w:t>
+      </w:r>
+    </w:p>
+    <w:p>
+      <w:pPr>
+        <w:pStyle w:val="BodyText"/>
+      </w:pPr>
+      <m:oMathPara>
+        <m:oMathParaPr>
+          <m:jc m:val="center"/>
+        </m:oMathParaPr>
+        <m:oMath>
+          <m:sSup>
+            <m:e>
+              <m:r>
+                <m:t>Y</m:t>
+              </m:r>
+            </m:e>
+            <m:sup>
+              <m:r>
+                <m:rPr>
+                  <m:sty m:val="p"/>
+                </m:rPr>
+                <m:t>(</m:t>
+              </m:r>
+              <m:r>
+                <m:rPr>
+                  <m:nor/>
+                  <m:sty m:val="p"/>
+                </m:rPr>
+                <m:t>YJ</m:t>
+              </m:r>
+              <m:r>
+                <m:rPr>
+                  <m:sty m:val="p"/>
+                </m:rPr>
+                <m:t>)</m:t>
+              </m:r>
+            </m:sup>
+          </m:sSup>
+          <m:r>
+            <m:rPr>
+              <m:sty m:val="p"/>
+            </m:rPr>
+            <m:t>=</m:t>
+          </m:r>
+          <m:f>
+            <m:fPr>
+              <m:type m:val="bar"/>
+            </m:fPr>
+            <m:num>
+              <m:r>
+                <m:rPr>
+                  <m:sty m:val="p"/>
+                </m:rPr>
+                <m:t>(</m:t>
+              </m:r>
+              <m:r>
+                <m:t>Y</m:t>
+              </m:r>
+              <m:r>
+                <m:rPr>
+                  <m:sty m:val="p"/>
+                </m:rPr>
+                <m:t>+</m:t>
+              </m:r>
+              <m:r>
+                <m:t>1</m:t>
+              </m:r>
+              <m:sSup>
+                <m:e>
+                  <m:r>
+                    <m:rPr>
+                      <m:sty m:val="p"/>
+                    </m:rPr>
+                    <m:t>)</m:t>
+                  </m:r>
+                </m:e>
+                <m:sup>
+                  <m:r>
+                    <m:t>0.483</m:t>
+                  </m:r>
+                </m:sup>
+              </m:sSup>
+              <m:r>
+                <m:rPr>
+                  <m:sty m:val="p"/>
+                </m:rPr>
+                <m:t>−</m:t>
+              </m:r>
+              <m:r>
+                <m:t>1</m:t>
+              </m:r>
+            </m:num>
+            <m:den>
+              <m:r>
+                <m:t>0.483</m:t>
+              </m:r>
+            </m:den>
+          </m:f>
+        </m:oMath>
+      </m:oMathPara>
+    </w:p>
+    <w:p>
+      <w:pPr>
+        <w:pStyle w:val="FirstParagraph"/>
+      </w:pPr>
+      <w:r>
+        <w:t xml:space="preserve">Procedemos con el análisis de normalidad.</w:t>
+      </w:r>
+    </w:p>
+    <w:p>
+      <w:pPr>
         <w:pStyle w:val="SourceCode"/>
       </w:pPr>
       <w:r>
         <w:rPr>
-          <w:rStyle w:val="CommentTok"/>
-        </w:rPr>
-        <w:t xml:space="preserve"># 1. Crear variable transformada</w:t>
-      </w:r>
-      <w:r>
-        <w:br/>
-      </w:r>
-      <w:r>
-        <w:rPr>
-          <w:rStyle w:val="NormalTok"/>
-        </w:rPr>
-        <w:t xml:space="preserve">cars</w:t>
-      </w:r>
-      <w:r>
-        <w:rPr>
-          <w:rStyle w:val="SpecialCharTok"/>
-        </w:rPr>
-        <w:t xml:space="preserve">$</w:t>
-      </w:r>
-      <w:r>
-        <w:rPr>
-          <w:rStyle w:val="NormalTok"/>
-        </w:rPr>
-        <w:t xml:space="preserve">dist_sqrt </w:t>
+          <w:rStyle w:val="NormalTok"/>
+        </w:rPr>
+        <w:t xml:space="preserve">tabla </w:t>
       </w:r>
       <w:r>
         <w:rPr>
           <w:rStyle w:val="OtherTok"/>
         </w:rPr>
-        <w:t xml:space="preserve">&lt;-</w:t>
-      </w:r>
-      <w:r>
-        <w:rPr>
-          <w:rStyle w:val="NormalTok"/>
-        </w:rPr>
-        <w:t xml:space="preserve"> </w:t>
-      </w:r>
-      <w:r>
-        <w:rPr>
-          <w:rStyle w:val="FunctionTok"/>
-        </w:rPr>
-        <w:t xml:space="preserve">sqrt</w:t>
-      </w:r>
-      <w:r>
-        <w:rPr>
-          <w:rStyle w:val="NormalTok"/>
-        </w:rPr>
-        <w:t xml:space="preserve">(cars</w:t>
-      </w:r>
-      <w:r>
-        <w:rPr>
-          <w:rStyle w:val="SpecialCharTok"/>
-        </w:rPr>
-        <w:t xml:space="preserve">$</w:t>
-      </w:r>
-      <w:r>
-        <w:rPr>
-          <w:rStyle w:val="NormalTok"/>
-        </w:rPr>
-        <w:t xml:space="preserve">dist)</w:t>
-      </w:r>
-      <w:r>
-        <w:br/>
-      </w:r>
-      <w:r>
-        <w:br/>
-      </w:r>
-      <w:r>
-        <w:rPr>
-          <w:rStyle w:val="CommentTok"/>
-        </w:rPr>
-        <w:t xml:space="preserve"># 2. Ajustar el modelo lineal transformado</w:t>
-      </w:r>
-      <w:r>
-        <w:br/>
-      </w:r>
-      <w:r>
-        <w:rPr>
-          <w:rStyle w:val="NormalTok"/>
-        </w:rPr>
-        <w:t xml:space="preserve">mod_sqrt </w:t>
-      </w:r>
-      <w:r>
-        <w:rPr>
-          <w:rStyle w:val="OtherTok"/>
-        </w:rPr>
-        <w:t xml:space="preserve">&lt;-</w:t>
-      </w:r>
-      <w:r>
-        <w:rPr>
-          <w:rStyle w:val="NormalTok"/>
-        </w:rPr>
-        <w:t xml:space="preserve"> </w:t>
-      </w:r>
-      <w:r>
-        <w:rPr>
-          <w:rStyle w:val="FunctionTok"/>
-        </w:rPr>
-        <w:t xml:space="preserve">lm</w:t>
-      </w:r>
-      <w:r>
-        <w:rPr>
-          <w:rStyle w:val="NormalTok"/>
-        </w:rPr>
-        <w:t xml:space="preserve">(dist_sqrt </w:t>
-      </w:r>
-      <w:r>
-        <w:rPr>
-          <w:rStyle w:val="SpecialCharTok"/>
-        </w:rPr>
-        <w:t xml:space="preserve">~</w:t>
-      </w:r>
-      <w:r>
-        <w:rPr>
-          <w:rStyle w:val="NormalTok"/>
-        </w:rPr>
-        <w:t xml:space="preserve"> speed, </w:t>
+        <w:t xml:space="preserve">=</w:t>
+      </w:r>
+      <w:r>
+        <w:rPr>
+          <w:rStyle w:val="NormalTok"/>
+        </w:rPr>
+        <w:t xml:space="preserve"> </w:t>
+      </w:r>
+      <w:r>
+        <w:rPr>
+          <w:rStyle w:val="FunctionTok"/>
+        </w:rPr>
+        <w:t xml:space="preserve">data.frame</w:t>
+      </w:r>
+      <w:r>
+        <w:rPr>
+          <w:rStyle w:val="NormalTok"/>
+        </w:rPr>
+        <w:t xml:space="preserve">(</w:t>
+      </w:r>
+      <w:r>
+        <w:br/>
+      </w:r>
+      <w:r>
+        <w:rPr>
+          <w:rStyle w:val="NormalTok"/>
+        </w:rPr>
+        <w:t xml:space="preserve">    </w:t>
       </w:r>
       <w:r>
         <w:rPr>
           <w:rStyle w:val="AttributeTok"/>
         </w:rPr>
-        <w:t xml:space="preserve">data =</w:t>
-      </w:r>
-      <w:r>
-        <w:rPr>
-          <w:rStyle w:val="NormalTok"/>
-        </w:rPr>
-        <w:t xml:space="preserve"> cars)</w:t>
-      </w:r>
-      <w:r>
-        <w:br/>
-      </w:r>
-      <w:r>
-        <w:br/>
-      </w:r>
-      <w:r>
-        <w:rPr>
-          <w:rStyle w:val="CommentTok"/>
-        </w:rPr>
-        <w:t xml:space="preserve"># 3. Gráfica del modelo transformado</w:t>
-      </w:r>
-      <w:r>
-        <w:br/>
-      </w:r>
-      <w:r>
-        <w:rPr>
-          <w:rStyle w:val="FunctionTok"/>
-        </w:rPr>
-        <w:t xml:space="preserve">plot</w:t>
-      </w:r>
-      <w:r>
-        <w:rPr>
-          <w:rStyle w:val="NormalTok"/>
-        </w:rPr>
-        <w:t xml:space="preserve">(cars</w:t>
-      </w:r>
-      <w:r>
-        <w:rPr>
-          <w:rStyle w:val="SpecialCharTok"/>
-        </w:rPr>
-        <w:t xml:space="preserve">$</w:t>
-      </w:r>
-      <w:r>
-        <w:rPr>
-          <w:rStyle w:val="NormalTok"/>
-        </w:rPr>
-        <w:t xml:space="preserve">speed, cars</w:t>
-      </w:r>
-      <w:r>
-        <w:rPr>
-          <w:rStyle w:val="SpecialCharTok"/>
-        </w:rPr>
-        <w:t xml:space="preserve">$</w:t>
-      </w:r>
-      <w:r>
-        <w:rPr>
-          <w:rStyle w:val="NormalTok"/>
-        </w:rPr>
-        <w:t xml:space="preserve">dist_sqrt,</w:t>
-      </w:r>
-      <w:r>
-        <w:br/>
-      </w:r>
-      <w:r>
-        <w:rPr>
-          <w:rStyle w:val="NormalTok"/>
-        </w:rPr>
-        <w:t xml:space="preserve">     </w:t>
+        <w:t xml:space="preserve">Min =</w:t>
+      </w:r>
+      <w:r>
+        <w:rPr>
+          <w:rStyle w:val="NormalTok"/>
+        </w:rPr>
+        <w:t xml:space="preserve"> </w:t>
+      </w:r>
+      <w:r>
+        <w:rPr>
+          <w:rStyle w:val="FunctionTok"/>
+        </w:rPr>
+        <w:t xml:space="preserve">min</w:t>
+      </w:r>
+      <w:r>
+        <w:rPr>
+          <w:rStyle w:val="NormalTok"/>
+        </w:rPr>
+        <w:t xml:space="preserve">(Y_yj),</w:t>
+      </w:r>
+      <w:r>
+        <w:br/>
+      </w:r>
+      <w:r>
+        <w:rPr>
+          <w:rStyle w:val="NormalTok"/>
+        </w:rPr>
+        <w:t xml:space="preserve">    </w:t>
       </w:r>
       <w:r>
         <w:rPr>
           <w:rStyle w:val="AttributeTok"/>
         </w:rPr>
+        <w:t xml:space="preserve">Q1 =</w:t>
+      </w:r>
+      <w:r>
+        <w:rPr>
+          <w:rStyle w:val="NormalTok"/>
+        </w:rPr>
+        <w:t xml:space="preserve"> </w:t>
+      </w:r>
+      <w:r>
+        <w:rPr>
+          <w:rStyle w:val="FunctionTok"/>
+        </w:rPr>
+        <w:t xml:space="preserve">quantile</w:t>
+      </w:r>
+      <w:r>
+        <w:rPr>
+          <w:rStyle w:val="NormalTok"/>
+        </w:rPr>
+        <w:t xml:space="preserve">(Y_yj, </w:t>
+      </w:r>
+      <w:r>
+        <w:rPr>
+          <w:rStyle w:val="FloatTok"/>
+        </w:rPr>
+        <w:t xml:space="preserve">0.25</w:t>
+      </w:r>
+      <w:r>
+        <w:rPr>
+          <w:rStyle w:val="NormalTok"/>
+        </w:rPr>
+        <w:t xml:space="preserve">),</w:t>
+      </w:r>
+      <w:r>
+        <w:br/>
+      </w:r>
+      <w:r>
+        <w:rPr>
+          <w:rStyle w:val="NormalTok"/>
+        </w:rPr>
+        <w:t xml:space="preserve">    </w:t>
+      </w:r>
+      <w:r>
+        <w:rPr>
+          <w:rStyle w:val="AttributeTok"/>
+        </w:rPr>
+        <w:t xml:space="preserve">Mediana =</w:t>
+      </w:r>
+      <w:r>
+        <w:rPr>
+          <w:rStyle w:val="NormalTok"/>
+        </w:rPr>
+        <w:t xml:space="preserve"> </w:t>
+      </w:r>
+      <w:r>
+        <w:rPr>
+          <w:rStyle w:val="FunctionTok"/>
+        </w:rPr>
+        <w:t xml:space="preserve">median</w:t>
+      </w:r>
+      <w:r>
+        <w:rPr>
+          <w:rStyle w:val="NormalTok"/>
+        </w:rPr>
+        <w:t xml:space="preserve">(Y_yj),</w:t>
+      </w:r>
+      <w:r>
+        <w:br/>
+      </w:r>
+      <w:r>
+        <w:rPr>
+          <w:rStyle w:val="NormalTok"/>
+        </w:rPr>
+        <w:t xml:space="preserve">    </w:t>
+      </w:r>
+      <w:r>
+        <w:rPr>
+          <w:rStyle w:val="AttributeTok"/>
+        </w:rPr>
+        <w:t xml:space="preserve">Media =</w:t>
+      </w:r>
+      <w:r>
+        <w:rPr>
+          <w:rStyle w:val="NormalTok"/>
+        </w:rPr>
+        <w:t xml:space="preserve"> </w:t>
+      </w:r>
+      <w:r>
+        <w:rPr>
+          <w:rStyle w:val="FunctionTok"/>
+        </w:rPr>
+        <w:t xml:space="preserve">mean</w:t>
+      </w:r>
+      <w:r>
+        <w:rPr>
+          <w:rStyle w:val="NormalTok"/>
+        </w:rPr>
+        <w:t xml:space="preserve">(Y_yj),</w:t>
+      </w:r>
+      <w:r>
+        <w:br/>
+      </w:r>
+      <w:r>
+        <w:rPr>
+          <w:rStyle w:val="NormalTok"/>
+        </w:rPr>
+        <w:t xml:space="preserve">    </w:t>
+      </w:r>
+      <w:r>
+        <w:rPr>
+          <w:rStyle w:val="AttributeTok"/>
+        </w:rPr>
+        <w:t xml:space="preserve">Q3 =</w:t>
+      </w:r>
+      <w:r>
+        <w:rPr>
+          <w:rStyle w:val="NormalTok"/>
+        </w:rPr>
+        <w:t xml:space="preserve"> </w:t>
+      </w:r>
+      <w:r>
+        <w:rPr>
+          <w:rStyle w:val="FunctionTok"/>
+        </w:rPr>
+        <w:t xml:space="preserve">quantile</w:t>
+      </w:r>
+      <w:r>
+        <w:rPr>
+          <w:rStyle w:val="NormalTok"/>
+        </w:rPr>
+        <w:t xml:space="preserve">(Y_yj, </w:t>
+      </w:r>
+      <w:r>
+        <w:rPr>
+          <w:rStyle w:val="FloatTok"/>
+        </w:rPr>
+        <w:t xml:space="preserve">0.75</w:t>
+      </w:r>
+      <w:r>
+        <w:rPr>
+          <w:rStyle w:val="NormalTok"/>
+        </w:rPr>
+        <w:t xml:space="preserve">),</w:t>
+      </w:r>
+      <w:r>
+        <w:br/>
+      </w:r>
+      <w:r>
+        <w:rPr>
+          <w:rStyle w:val="NormalTok"/>
+        </w:rPr>
+        <w:t xml:space="preserve">    </w:t>
+      </w:r>
+      <w:r>
+        <w:rPr>
+          <w:rStyle w:val="AttributeTok"/>
+        </w:rPr>
+        <w:t xml:space="preserve">Max =</w:t>
+      </w:r>
+      <w:r>
+        <w:rPr>
+          <w:rStyle w:val="NormalTok"/>
+        </w:rPr>
+        <w:t xml:space="preserve"> </w:t>
+      </w:r>
+      <w:r>
+        <w:rPr>
+          <w:rStyle w:val="FunctionTok"/>
+        </w:rPr>
+        <w:t xml:space="preserve">max</w:t>
+      </w:r>
+      <w:r>
+        <w:rPr>
+          <w:rStyle w:val="NormalTok"/>
+        </w:rPr>
+        <w:t xml:space="preserve">(Y_yj),</w:t>
+      </w:r>
+      <w:r>
+        <w:br/>
+      </w:r>
+      <w:r>
+        <w:rPr>
+          <w:rStyle w:val="NormalTok"/>
+        </w:rPr>
+        <w:t xml:space="preserve">    </w:t>
+      </w:r>
+      <w:r>
+        <w:rPr>
+          <w:rStyle w:val="AttributeTok"/>
+        </w:rPr>
+        <w:t xml:space="preserve">Sesgo =</w:t>
+      </w:r>
+      <w:r>
+        <w:rPr>
+          <w:rStyle w:val="NormalTok"/>
+        </w:rPr>
+        <w:t xml:space="preserve"> </w:t>
+      </w:r>
+      <w:r>
+        <w:rPr>
+          <w:rStyle w:val="FunctionTok"/>
+        </w:rPr>
+        <w:t xml:space="preserve">skewness</w:t>
+      </w:r>
+      <w:r>
+        <w:rPr>
+          <w:rStyle w:val="NormalTok"/>
+        </w:rPr>
+        <w:t xml:space="preserve">(Y_yj),</w:t>
+      </w:r>
+      <w:r>
+        <w:br/>
+      </w:r>
+      <w:r>
+        <w:rPr>
+          <w:rStyle w:val="NormalTok"/>
+        </w:rPr>
+        <w:t xml:space="preserve">    </w:t>
+      </w:r>
+      <w:r>
+        <w:rPr>
+          <w:rStyle w:val="AttributeTok"/>
+        </w:rPr>
+        <w:t xml:space="preserve">Curtosis =</w:t>
+      </w:r>
+      <w:r>
+        <w:rPr>
+          <w:rStyle w:val="NormalTok"/>
+        </w:rPr>
+        <w:t xml:space="preserve"> </w:t>
+      </w:r>
+      <w:r>
+        <w:rPr>
+          <w:rStyle w:val="FunctionTok"/>
+        </w:rPr>
+        <w:t xml:space="preserve">kurtosis</w:t>
+      </w:r>
+      <w:r>
+        <w:rPr>
+          <w:rStyle w:val="NormalTok"/>
+        </w:rPr>
+        <w:t xml:space="preserve">(Y_yj)</w:t>
+      </w:r>
+      <w:r>
+        <w:br/>
+      </w:r>
+      <w:r>
+        <w:rPr>
+          <w:rStyle w:val="NormalTok"/>
+        </w:rPr>
+        <w:t xml:space="preserve">  )</w:t>
+      </w:r>
+      <w:r>
+        <w:br/>
+      </w:r>
+      <w:r>
+        <w:br/>
+      </w:r>
+      <w:r>
+        <w:rPr>
+          <w:rStyle w:val="FunctionTok"/>
+        </w:rPr>
+        <w:t xml:space="preserve">print</w:t>
+      </w:r>
+      <w:r>
+        <w:rPr>
+          <w:rStyle w:val="NormalTok"/>
+        </w:rPr>
+        <w:t xml:space="preserve">(tabla)</w:t>
+      </w:r>
+    </w:p>
+    <w:p>
+      <w:pPr>
+        <w:pStyle w:val="SourceCode"/>
+      </w:pPr>
+      <w:r>
+        <w:rPr>
+          <w:rStyle w:val="VerbatimChar"/>
+        </w:rPr>
+        <w:t xml:space="preserve">##          Min       Q1  Mediana    Media       Q3      Max        Sesgo Curtosis</w:t>
+      </w:r>
+      <w:r>
+        <w:br/>
+      </w:r>
+      <w:r>
+        <w:rPr>
+          <w:rStyle w:val="VerbatimChar"/>
+        </w:rPr>
+        <w:t xml:space="preserve">## 25% 1.449532 8.106353 9.780031 10.23214 12.53206 18.93869 -0.005279372 2.759183</w:t>
+      </w:r>
+    </w:p>
+    <w:p>
+      <w:pPr>
+        <w:pStyle w:val="FirstParagraph"/>
+      </w:pPr>
+      <w:r>
+        <w:t xml:space="preserve">La media, mediana y rango medio no tienen tanta diferencia entre sí. El sesgo es muy cercano a 0, lo que da señales a simetría, y la curtosis, a pesar de ser menor a 3 y tener indicios de platicúrtica, por la cercanía a este mismo resultado también puede ser mesocúrtica.</w:t>
+      </w:r>
+    </w:p>
+    <w:p>
+      <w:pPr>
+        <w:pStyle w:val="SourceCode"/>
+      </w:pPr>
+      <w:r>
+        <w:rPr>
+          <w:rStyle w:val="FunctionTok"/>
+        </w:rPr>
+        <w:t xml:space="preserve">hist</w:t>
+      </w:r>
+      <w:r>
+        <w:rPr>
+          <w:rStyle w:val="NormalTok"/>
+        </w:rPr>
+        <w:t xml:space="preserve">(Y_yj, </w:t>
+      </w:r>
+      <w:r>
+        <w:rPr>
+          <w:rStyle w:val="AttributeTok"/>
+        </w:rPr>
         <w:t xml:space="preserve">main =</w:t>
       </w:r>
       <w:r>
@@ -7741,33 +8228,9 @@
       </w:r>
       <w:r>
         <w:rPr>
-          <w:rStyle w:val="FunctionTok"/>
-        </w:rPr>
-        <w:t xml:space="preserve">expression</w:t>
-      </w:r>
-      <w:r>
-        <w:rPr>
-          <w:rStyle w:val="NormalTok"/>
-        </w:rPr>
-        <w:t xml:space="preserve">(</w:t>
-      </w:r>
-      <w:r>
-        <w:rPr>
-          <w:rStyle w:val="FunctionTok"/>
-        </w:rPr>
-        <w:t xml:space="preserve">paste</w:t>
-      </w:r>
-      <w:r>
-        <w:rPr>
-          <w:rStyle w:val="NormalTok"/>
-        </w:rPr>
-        <w:t xml:space="preserve">(</w:t>
-      </w:r>
-      <w:r>
-        <w:rPr>
           <w:rStyle w:val="StringTok"/>
         </w:rPr>
-        <w:t xml:space="preserve">"Regresión: "</w:t>
+        <w:t xml:space="preserve">"Yeo-Johnson"</w:t>
       </w:r>
       <w:r>
         <w:rPr>
@@ -7777,42 +8240,33 @@
       </w:r>
       <w:r>
         <w:rPr>
-          <w:rStyle w:val="FunctionTok"/>
-        </w:rPr>
-        <w:t xml:space="preserve">sqrt</w:t>
-      </w:r>
-      <w:r>
-        <w:rPr>
-          <w:rStyle w:val="NormalTok"/>
-        </w:rPr>
-        <w:t xml:space="preserve">(Distancia), </w:t>
+          <w:rStyle w:val="AttributeTok"/>
+        </w:rPr>
+        <w:t xml:space="preserve">xlab =</w:t>
+      </w:r>
+      <w:r>
+        <w:rPr>
+          <w:rStyle w:val="NormalTok"/>
+        </w:rPr>
+        <w:t xml:space="preserve"> </w:t>
       </w:r>
       <w:r>
         <w:rPr>
           <w:rStyle w:val="StringTok"/>
         </w:rPr>
-        <w:t xml:space="preserve">" vs Velocidad"</w:t>
-      </w:r>
-      <w:r>
-        <w:rPr>
-          <w:rStyle w:val="NormalTok"/>
-        </w:rPr>
-        <w:t xml:space="preserve">)),</w:t>
-      </w:r>
-      <w:r>
-        <w:br/>
-      </w:r>
-      <w:r>
-        <w:rPr>
-          <w:rStyle w:val="NormalTok"/>
-        </w:rPr>
-        <w:t xml:space="preserve">     </w:t>
+        <w:t xml:space="preserve">"Distancia"</w:t>
+      </w:r>
+      <w:r>
+        <w:rPr>
+          <w:rStyle w:val="NormalTok"/>
+        </w:rPr>
+        <w:t xml:space="preserve">, </w:t>
       </w:r>
       <w:r>
         <w:rPr>
           <w:rStyle w:val="AttributeTok"/>
         </w:rPr>
-        <w:t xml:space="preserve">xlab =</w:t>
+        <w:t xml:space="preserve">col =</w:t>
       </w:r>
       <w:r>
         <w:rPr>
@@ -7824,205 +8278,13 @@
         <w:rPr>
           <w:rStyle w:val="StringTok"/>
         </w:rPr>
-        <w:t xml:space="preserve">"Velocidad (speed)"</w:t>
-      </w:r>
-      <w:r>
-        <w:rPr>
-          <w:rStyle w:val="NormalTok"/>
-        </w:rPr>
-        <w:t xml:space="preserve">,</w:t>
-      </w:r>
-      <w:r>
-        <w:br/>
-      </w:r>
-      <w:r>
-        <w:rPr>
-          <w:rStyle w:val="NormalTok"/>
-        </w:rPr>
-        <w:t xml:space="preserve">     </w:t>
-      </w:r>
-      <w:r>
-        <w:rPr>
-          <w:rStyle w:val="AttributeTok"/>
-        </w:rPr>
-        <w:t xml:space="preserve">ylab =</w:t>
-      </w:r>
-      <w:r>
-        <w:rPr>
-          <w:rStyle w:val="NormalTok"/>
-        </w:rPr>
-        <w:t xml:space="preserve"> </w:t>
-      </w:r>
-      <w:r>
-        <w:rPr>
-          <w:rStyle w:val="FunctionTok"/>
-        </w:rPr>
-        <w:t xml:space="preserve">expression</w:t>
-      </w:r>
-      <w:r>
-        <w:rPr>
-          <w:rStyle w:val="NormalTok"/>
-        </w:rPr>
-        <w:t xml:space="preserve">(</w:t>
-      </w:r>
-      <w:r>
-        <w:rPr>
-          <w:rStyle w:val="FunctionTok"/>
-        </w:rPr>
-        <w:t xml:space="preserve">sqrt</w:t>
-      </w:r>
-      <w:r>
-        <w:rPr>
-          <w:rStyle w:val="NormalTok"/>
-        </w:rPr>
-        <w:t xml:space="preserve">(</w:t>
-      </w:r>
-      <w:r>
-        <w:rPr>
-          <w:rStyle w:val="StringTok"/>
-        </w:rPr>
-        <w:t xml:space="preserve">"Distancia (dist)"</w:t>
-      </w:r>
-      <w:r>
-        <w:rPr>
-          <w:rStyle w:val="NormalTok"/>
-        </w:rPr>
-        <w:t xml:space="preserve">)),</w:t>
-      </w:r>
-      <w:r>
-        <w:br/>
-      </w:r>
-      <w:r>
-        <w:rPr>
-          <w:rStyle w:val="NormalTok"/>
-        </w:rPr>
-        <w:t xml:space="preserve">     </w:t>
-      </w:r>
-      <w:r>
-        <w:rPr>
-          <w:rStyle w:val="AttributeTok"/>
-        </w:rPr>
-        <w:t xml:space="preserve">pch =</w:t>
-      </w:r>
-      <w:r>
-        <w:rPr>
-          <w:rStyle w:val="NormalTok"/>
-        </w:rPr>
-        <w:t xml:space="preserve"> </w:t>
-      </w:r>
-      <w:r>
-        <w:rPr>
-          <w:rStyle w:val="DecValTok"/>
-        </w:rPr>
-        <w:t xml:space="preserve">19</w:t>
-      </w:r>
-      <w:r>
-        <w:rPr>
-          <w:rStyle w:val="NormalTok"/>
-        </w:rPr>
-        <w:t xml:space="preserve">, </w:t>
-      </w:r>
-      <w:r>
-        <w:rPr>
-          <w:rStyle w:val="AttributeTok"/>
-        </w:rPr>
-        <w:t xml:space="preserve">col =</w:t>
-      </w:r>
-      <w:r>
-        <w:rPr>
-          <w:rStyle w:val="NormalTok"/>
-        </w:rPr>
-        <w:t xml:space="preserve"> </w:t>
-      </w:r>
-      <w:r>
-        <w:rPr>
-          <w:rStyle w:val="StringTok"/>
-        </w:rPr>
-        <w:t xml:space="preserve">"royalblue"</w:t>
+        <w:t xml:space="preserve">"lightyellow"</w:t>
       </w:r>
       <w:r>
         <w:rPr>
           <w:rStyle w:val="NormalTok"/>
         </w:rPr>
         <w:t xml:space="preserve">)</w:t>
-      </w:r>
-      <w:r>
-        <w:br/>
-      </w:r>
-      <w:r>
-        <w:rPr>
-          <w:rStyle w:val="FunctionTok"/>
-        </w:rPr>
-        <w:t xml:space="preserve">abline</w:t>
-      </w:r>
-      <w:r>
-        <w:rPr>
-          <w:rStyle w:val="NormalTok"/>
-        </w:rPr>
-        <w:t xml:space="preserve">(mod_sqrt, </w:t>
-      </w:r>
-      <w:r>
-        <w:rPr>
-          <w:rStyle w:val="AttributeTok"/>
-        </w:rPr>
-        <w:t xml:space="preserve">col =</w:t>
-      </w:r>
-      <w:r>
-        <w:rPr>
-          <w:rStyle w:val="NormalTok"/>
-        </w:rPr>
-        <w:t xml:space="preserve"> </w:t>
-      </w:r>
-      <w:r>
-        <w:rPr>
-          <w:rStyle w:val="StringTok"/>
-        </w:rPr>
-        <w:t xml:space="preserve">"firebrick"</w:t>
-      </w:r>
-      <w:r>
-        <w:rPr>
-          <w:rStyle w:val="NormalTok"/>
-        </w:rPr>
-        <w:t xml:space="preserve">, </w:t>
-      </w:r>
-      <w:r>
-        <w:rPr>
-          <w:rStyle w:val="AttributeTok"/>
-        </w:rPr>
-        <w:t xml:space="preserve">lwd =</w:t>
-      </w:r>
-      <w:r>
-        <w:rPr>
-          <w:rStyle w:val="NormalTok"/>
-        </w:rPr>
-        <w:t xml:space="preserve"> </w:t>
-      </w:r>
-      <w:r>
-        <w:rPr>
-          <w:rStyle w:val="DecValTok"/>
-        </w:rPr>
-        <w:t xml:space="preserve">2</w:t>
-      </w:r>
-      <w:r>
-        <w:rPr>
-          <w:rStyle w:val="NormalTok"/>
-        </w:rPr>
-        <w:t xml:space="preserve">)</w:t>
-      </w:r>
-      <w:r>
-        <w:br/>
-      </w:r>
-      <w:r>
-        <w:rPr>
-          <w:rStyle w:val="FunctionTok"/>
-        </w:rPr>
-        <w:t xml:space="preserve">grid</w:t>
-      </w:r>
-      <w:r>
-        <w:rPr>
-          <w:rStyle w:val="NormalTok"/>
-        </w:rPr>
-        <w:t xml:space="preserve">()</w:t>
       </w:r>
     </w:p>
     <w:p>
@@ -8039,7 +8301,7 @@
               <a:graphicData uri="http://schemas.openxmlformats.org/drawingml/2006/picture">
                 <pic:pic>
                   <pic:nvPicPr>
-                    <pic:cNvPr descr="Actividad-1.2_files/figure-docx/unnamed-chunk-17-1.png" id="24" name="Picture"/>
+                    <pic:cNvPr descr="Actividad-1.2_files/figure-docx/unnamed-chunk-18-1.png" id="24" name="Picture"/>
                     <pic:cNvPicPr>
                       <a:picLocks noChangeArrowheads="1" noChangeAspect="1"/>
                     </pic:cNvPicPr>
@@ -8074,28 +8336,409 @@
     </w:p>
     <w:p>
       <w:pPr>
+        <w:pStyle w:val="BodyText"/>
+      </w:pPr>
+      <w:r>
+        <w:t xml:space="preserve">El histograma sigue tendencias mencionadas en el punto anterior. Podemos observar también una notable variabilidad en las barras.</w:t>
+      </w:r>
+    </w:p>
+    <w:p>
+      <w:pPr>
         <w:pStyle w:val="SourceCode"/>
       </w:pPr>
       <w:r>
         <w:rPr>
+          <w:rStyle w:val="FunctionTok"/>
+        </w:rPr>
+        <w:t xml:space="preserve">shapiro.test</w:t>
+      </w:r>
+      <w:r>
+        <w:rPr>
+          <w:rStyle w:val="NormalTok"/>
+        </w:rPr>
+        <w:t xml:space="preserve">(Y_yj)</w:t>
+      </w:r>
+    </w:p>
+    <w:p>
+      <w:pPr>
+        <w:pStyle w:val="SourceCode"/>
+      </w:pPr>
+      <w:r>
+        <w:rPr>
+          <w:rStyle w:val="VerbatimChar"/>
+        </w:rPr>
+        <w:t xml:space="preserve">## </w:t>
+      </w:r>
+      <w:r>
+        <w:br/>
+      </w:r>
+      <w:r>
+        <w:rPr>
+          <w:rStyle w:val="VerbatimChar"/>
+        </w:rPr>
+        <w:t xml:space="preserve">##  Shapiro-Wilk normality test</w:t>
+      </w:r>
+      <w:r>
+        <w:br/>
+      </w:r>
+      <w:r>
+        <w:rPr>
+          <w:rStyle w:val="VerbatimChar"/>
+        </w:rPr>
+        <w:t xml:space="preserve">## </w:t>
+      </w:r>
+      <w:r>
+        <w:br/>
+      </w:r>
+      <w:r>
+        <w:rPr>
+          <w:rStyle w:val="VerbatimChar"/>
+        </w:rPr>
+        <w:t xml:space="preserve">## data:  Y_yj</w:t>
+      </w:r>
+      <w:r>
+        <w:br/>
+      </w:r>
+      <w:r>
+        <w:rPr>
+          <w:rStyle w:val="VerbatimChar"/>
+        </w:rPr>
+        <w:t xml:space="preserve">## W = 0.99344, p-value = 0.9939</w:t>
+      </w:r>
+    </w:p>
+    <w:p>
+      <w:pPr>
+        <w:pStyle w:val="SourceCode"/>
+      </w:pPr>
+      <w:r>
+        <w:rPr>
+          <w:rStyle w:val="FunctionTok"/>
+        </w:rPr>
+        <w:t xml:space="preserve">ad.test</w:t>
+      </w:r>
+      <w:r>
+        <w:rPr>
+          <w:rStyle w:val="NormalTok"/>
+        </w:rPr>
+        <w:t xml:space="preserve">(Y_yj)</w:t>
+      </w:r>
+    </w:p>
+    <w:p>
+      <w:pPr>
+        <w:pStyle w:val="SourceCode"/>
+      </w:pPr>
+      <w:r>
+        <w:rPr>
+          <w:rStyle w:val="VerbatimChar"/>
+        </w:rPr>
+        <w:t xml:space="preserve">## </w:t>
+      </w:r>
+      <w:r>
+        <w:br/>
+      </w:r>
+      <w:r>
+        <w:rPr>
+          <w:rStyle w:val="VerbatimChar"/>
+        </w:rPr>
+        <w:t xml:space="preserve">##  Anderson-Darling normality test</w:t>
+      </w:r>
+      <w:r>
+        <w:br/>
+      </w:r>
+      <w:r>
+        <w:rPr>
+          <w:rStyle w:val="VerbatimChar"/>
+        </w:rPr>
+        <w:t xml:space="preserve">## </w:t>
+      </w:r>
+      <w:r>
+        <w:br/>
+      </w:r>
+      <w:r>
+        <w:rPr>
+          <w:rStyle w:val="VerbatimChar"/>
+        </w:rPr>
+        <w:t xml:space="preserve">## data:  Y_yj</w:t>
+      </w:r>
+      <w:r>
+        <w:br/>
+      </w:r>
+      <w:r>
+        <w:rPr>
+          <w:rStyle w:val="VerbatimChar"/>
+        </w:rPr>
+        <w:t xml:space="preserve">## A = 0.1377, p-value = 0.9744</w:t>
+      </w:r>
+    </w:p>
+    <w:p>
+      <w:pPr>
+        <w:pStyle w:val="SourceCode"/>
+      </w:pPr>
+      <w:r>
+        <w:rPr>
+          <w:rStyle w:val="FunctionTok"/>
+        </w:rPr>
+        <w:t xml:space="preserve">lillie.test</w:t>
+      </w:r>
+      <w:r>
+        <w:rPr>
+          <w:rStyle w:val="NormalTok"/>
+        </w:rPr>
+        <w:t xml:space="preserve">(Y_yj)</w:t>
+      </w:r>
+    </w:p>
+    <w:p>
+      <w:pPr>
+        <w:pStyle w:val="SourceCode"/>
+      </w:pPr>
+      <w:r>
+        <w:rPr>
+          <w:rStyle w:val="VerbatimChar"/>
+        </w:rPr>
+        <w:t xml:space="preserve">## </w:t>
+      </w:r>
+      <w:r>
+        <w:br/>
+      </w:r>
+      <w:r>
+        <w:rPr>
+          <w:rStyle w:val="VerbatimChar"/>
+        </w:rPr>
+        <w:t xml:space="preserve">##  Lilliefors (Kolmogorov-Smirnov) normality test</w:t>
+      </w:r>
+      <w:r>
+        <w:br/>
+      </w:r>
+      <w:r>
+        <w:rPr>
+          <w:rStyle w:val="VerbatimChar"/>
+        </w:rPr>
+        <w:t xml:space="preserve">## </w:t>
+      </w:r>
+      <w:r>
+        <w:br/>
+      </w:r>
+      <w:r>
+        <w:rPr>
+          <w:rStyle w:val="VerbatimChar"/>
+        </w:rPr>
+        <w:t xml:space="preserve">## data:  Y_yj</w:t>
+      </w:r>
+      <w:r>
+        <w:br/>
+      </w:r>
+      <w:r>
+        <w:rPr>
+          <w:rStyle w:val="VerbatimChar"/>
+        </w:rPr>
+        <w:t xml:space="preserve">## D = 0.068113, p-value = 0.8138</w:t>
+      </w:r>
+    </w:p>
+    <w:p>
+      <w:pPr>
+        <w:pStyle w:val="FirstParagraph"/>
+      </w:pPr>
+      <w:r>
+        <w:t xml:space="preserve">En todas las pruebas de normalidad se rectifica la hipótesis nula, por lo que podemor afirmar normalidad en esta distribución.</w:t>
+      </w:r>
+    </w:p>
+    <w:p>
+      <w:pPr>
+        <w:pStyle w:val="BodyText"/>
+      </w:pPr>
+      <w:r>
+        <w:t xml:space="preserve">Para la elección de la mejor transformación posible tomaremos en cuenta lo siguiente: las 3 distribuciones cumplieron satisfactoriamente todas las pruebas de normalidad, por lo que cualquiera que elijamos cumplirá este aspecto a la perfección. Con respecto a la economía del modelo, nos conviene elegir</w:t>
+      </w:r>
+      <w:r>
+        <w:t xml:space="preserve"> </w:t>
+      </w:r>
+      <w:r>
+        <w:rPr>
+          <w:b/>
+          <w:bCs/>
+        </w:rPr>
+        <w:t xml:space="preserve">la transformación de Box-Cox con la lambda aproximada</w:t>
+      </w:r>
+      <w:r>
+        <w:t xml:space="preserve">. Esto ya que un valor estándar y redondo como</w:t>
+      </w:r>
+      <w:r>
+        <w:t xml:space="preserve"> </w:t>
+      </w:r>
+      <m:oMath>
+        <m:r>
+          <m:t>λ</m:t>
+        </m:r>
+        <m:r>
+          <m:rPr>
+            <m:sty m:val="p"/>
+          </m:rPr>
+          <m:t>=</m:t>
+        </m:r>
+        <m:r>
+          <m:t>0.5</m:t>
+        </m:r>
+      </m:oMath>
+      <w:r>
+        <w:t xml:space="preserve"> </w:t>
+      </w:r>
+      <w:r>
+        <w:t xml:space="preserve">evita el sobreajuste a la muestra particular que producen parámetros decimales arbitrarios, además de que así evitamos agregarle la complejidad adicional que nos da Yeo-Johnson al este trabajar tambien con valores de 0 o negativos, ya que realmente nuestros datos son estrictamente positivos.</w:t>
+      </w:r>
+    </w:p>
+    <w:p>
+      <w:pPr>
+        <w:pStyle w:val="SourceCode"/>
+      </w:pPr>
+      <w:r>
+        <w:rPr>
           <w:rStyle w:val="CommentTok"/>
         </w:rPr>
-        <w:t xml:space="preserve"># Código en R para pruebas de validez</w:t>
-      </w:r>
-      <w:r>
-        <w:br/>
-      </w:r>
-      <w:r>
-        <w:rPr>
-          <w:rStyle w:val="FunctionTok"/>
-        </w:rPr>
-        <w:t xml:space="preserve">library</w:t>
-      </w:r>
-      <w:r>
-        <w:rPr>
-          <w:rStyle w:val="NormalTok"/>
-        </w:rPr>
-        <w:t xml:space="preserve">(lmtest)</w:t>
+        <w:t xml:space="preserve"># 1. Crear variable transformada (lambda = 0.5)</w:t>
+      </w:r>
+      <w:r>
+        <w:br/>
+      </w:r>
+      <w:r>
+        <w:rPr>
+          <w:rStyle w:val="NormalTok"/>
+        </w:rPr>
+        <w:t xml:space="preserve">cars</w:t>
+      </w:r>
+      <w:r>
+        <w:rPr>
+          <w:rStyle w:val="SpecialCharTok"/>
+        </w:rPr>
+        <w:t xml:space="preserve">$</w:t>
+      </w:r>
+      <w:r>
+        <w:rPr>
+          <w:rStyle w:val="NormalTok"/>
+        </w:rPr>
+        <w:t xml:space="preserve">dist_sqrt </w:t>
+      </w:r>
+      <w:r>
+        <w:rPr>
+          <w:rStyle w:val="OtherTok"/>
+        </w:rPr>
+        <w:t xml:space="preserve">&lt;-</w:t>
+      </w:r>
+      <w:r>
+        <w:rPr>
+          <w:rStyle w:val="NormalTok"/>
+        </w:rPr>
+        <w:t xml:space="preserve"> </w:t>
+      </w:r>
+      <w:r>
+        <w:rPr>
+          <w:rStyle w:val="FunctionTok"/>
+        </w:rPr>
+        <w:t xml:space="preserve">sqrt</w:t>
+      </w:r>
+      <w:r>
+        <w:rPr>
+          <w:rStyle w:val="NormalTok"/>
+        </w:rPr>
+        <w:t xml:space="preserve">(cars</w:t>
+      </w:r>
+      <w:r>
+        <w:rPr>
+          <w:rStyle w:val="SpecialCharTok"/>
+        </w:rPr>
+        <w:t xml:space="preserve">$</w:t>
+      </w:r>
+      <w:r>
+        <w:rPr>
+          <w:rStyle w:val="NormalTok"/>
+        </w:rPr>
+        <w:t xml:space="preserve">dist)</w:t>
+      </w:r>
+      <w:r>
+        <w:br/>
+      </w:r>
+      <w:r>
+        <w:br/>
+      </w:r>
+      <w:r>
+        <w:rPr>
+          <w:rStyle w:val="CommentTok"/>
+        </w:rPr>
+        <w:t xml:space="preserve"># 2. Ajustar el modelo lineal transformado</w:t>
+      </w:r>
+      <w:r>
+        <w:br/>
+      </w:r>
+      <w:r>
+        <w:rPr>
+          <w:rStyle w:val="NormalTok"/>
+        </w:rPr>
+        <w:t xml:space="preserve">mod_sqrt </w:t>
+      </w:r>
+      <w:r>
+        <w:rPr>
+          <w:rStyle w:val="OtherTok"/>
+        </w:rPr>
+        <w:t xml:space="preserve">&lt;-</w:t>
+      </w:r>
+      <w:r>
+        <w:rPr>
+          <w:rStyle w:val="NormalTok"/>
+        </w:rPr>
+        <w:t xml:space="preserve"> </w:t>
+      </w:r>
+      <w:r>
+        <w:rPr>
+          <w:rStyle w:val="FunctionTok"/>
+        </w:rPr>
+        <w:t xml:space="preserve">lm</w:t>
+      </w:r>
+      <w:r>
+        <w:rPr>
+          <w:rStyle w:val="NormalTok"/>
+        </w:rPr>
+        <w:t xml:space="preserve">(dist_sqrt </w:t>
+      </w:r>
+      <w:r>
+        <w:rPr>
+          <w:rStyle w:val="SpecialCharTok"/>
+        </w:rPr>
+        <w:t xml:space="preserve">~</w:t>
+      </w:r>
+      <w:r>
+        <w:rPr>
+          <w:rStyle w:val="NormalTok"/>
+        </w:rPr>
+        <w:t xml:space="preserve"> speed, </w:t>
+      </w:r>
+      <w:r>
+        <w:rPr>
+          <w:rStyle w:val="AttributeTok"/>
+        </w:rPr>
+        <w:t xml:space="preserve">data =</w:t>
+      </w:r>
+      <w:r>
+        <w:rPr>
+          <w:rStyle w:val="NormalTok"/>
+        </w:rPr>
+        <w:t xml:space="preserve"> cars)</w:t>
+      </w:r>
+      <w:r>
+        <w:br/>
+      </w:r>
+      <w:r>
+        <w:br/>
+      </w:r>
+      <w:r>
+        <w:rPr>
+          <w:rStyle w:val="FunctionTok"/>
+        </w:rPr>
+        <w:t xml:space="preserve">print</w:t>
+      </w:r>
+      <w:r>
+        <w:rPr>
+          <w:rStyle w:val="NormalTok"/>
+        </w:rPr>
+        <w:t xml:space="preserve">(mod_sqrt)</w:t>
       </w:r>
     </w:p>
     <w:p>
@@ -8106,7 +8749,61 @@
         <w:rPr>
           <w:rStyle w:val="VerbatimChar"/>
         </w:rPr>
-        <w:t xml:space="preserve">## Cargando paquete requerido: zoo</w:t>
+        <w:t xml:space="preserve">## </w:t>
+      </w:r>
+      <w:r>
+        <w:br/>
+      </w:r>
+      <w:r>
+        <w:rPr>
+          <w:rStyle w:val="VerbatimChar"/>
+        </w:rPr>
+        <w:t xml:space="preserve">## Call:</w:t>
+      </w:r>
+      <w:r>
+        <w:br/>
+      </w:r>
+      <w:r>
+        <w:rPr>
+          <w:rStyle w:val="VerbatimChar"/>
+        </w:rPr>
+        <w:t xml:space="preserve">## lm(formula = dist_sqrt ~ speed, data = cars)</w:t>
+      </w:r>
+      <w:r>
+        <w:br/>
+      </w:r>
+      <w:r>
+        <w:rPr>
+          <w:rStyle w:val="VerbatimChar"/>
+        </w:rPr>
+        <w:t xml:space="preserve">## </w:t>
+      </w:r>
+      <w:r>
+        <w:br/>
+      </w:r>
+      <w:r>
+        <w:rPr>
+          <w:rStyle w:val="VerbatimChar"/>
+        </w:rPr>
+        <w:t xml:space="preserve">## Coefficients:</w:t>
+      </w:r>
+      <w:r>
+        <w:br/>
+      </w:r>
+      <w:r>
+        <w:rPr>
+          <w:rStyle w:val="VerbatimChar"/>
+        </w:rPr>
+        <w:t xml:space="preserve">## (Intercept)        speed  </w:t>
+      </w:r>
+      <w:r>
+        <w:br/>
+      </w:r>
+      <w:r>
+        <w:rPr>
+          <w:rStyle w:val="VerbatimChar"/>
+        </w:rPr>
+        <w:t xml:space="preserve">##      1.2771       0.3224</w:t>
       </w:r>
     </w:p>
     <w:p>
@@ -8115,364 +8812,9 @@
       </w:pPr>
       <w:r>
         <w:rPr>
-          <w:rStyle w:val="VerbatimChar"/>
-        </w:rPr>
-        <w:t xml:space="preserve">## </w:t>
-      </w:r>
-      <w:r>
-        <w:br/>
-      </w:r>
-      <w:r>
-        <w:rPr>
-          <w:rStyle w:val="VerbatimChar"/>
-        </w:rPr>
-        <w:t xml:space="preserve">## Adjuntando el paquete: 'zoo'</w:t>
-      </w:r>
-    </w:p>
-    <w:p>
-      <w:pPr>
-        <w:pStyle w:val="SourceCode"/>
-      </w:pPr>
-      <w:r>
-        <w:rPr>
-          <w:rStyle w:val="VerbatimChar"/>
-        </w:rPr>
-        <w:t xml:space="preserve">## The following objects are masked from 'package:base':</w:t>
-      </w:r>
-      <w:r>
-        <w:br/>
-      </w:r>
-      <w:r>
-        <w:rPr>
-          <w:rStyle w:val="VerbatimChar"/>
-        </w:rPr>
-        <w:t xml:space="preserve">## </w:t>
-      </w:r>
-      <w:r>
-        <w:br/>
-      </w:r>
-      <w:r>
-        <w:rPr>
-          <w:rStyle w:val="VerbatimChar"/>
-        </w:rPr>
-        <w:t xml:space="preserve">##     as.Date, as.Date.numeric</w:t>
-      </w:r>
-    </w:p>
-    <w:p>
-      <w:pPr>
-        <w:pStyle w:val="SourceCode"/>
-      </w:pPr>
-      <w:r>
-        <w:rPr>
           <w:rStyle w:val="CommentTok"/>
         </w:rPr>
-        <w:t xml:space="preserve"># Residuos</w:t>
-      </w:r>
-      <w:r>
-        <w:br/>
-      </w:r>
-      <w:r>
-        <w:rPr>
-          <w:rStyle w:val="NormalTok"/>
-        </w:rPr>
-        <w:t xml:space="preserve">residuos </w:t>
-      </w:r>
-      <w:r>
-        <w:rPr>
-          <w:rStyle w:val="OtherTok"/>
-        </w:rPr>
-        <w:t xml:space="preserve">&lt;-</w:t>
-      </w:r>
-      <w:r>
-        <w:rPr>
-          <w:rStyle w:val="NormalTok"/>
-        </w:rPr>
-        <w:t xml:space="preserve"> </w:t>
-      </w:r>
-      <w:r>
-        <w:rPr>
-          <w:rStyle w:val="FunctionTok"/>
-        </w:rPr>
-        <w:t xml:space="preserve">residuals</w:t>
-      </w:r>
-      <w:r>
-        <w:rPr>
-          <w:rStyle w:val="NormalTok"/>
-        </w:rPr>
-        <w:t xml:space="preserve">(mod_sqrt)</w:t>
-      </w:r>
-      <w:r>
-        <w:br/>
-      </w:r>
-      <w:r>
-        <w:br/>
-      </w:r>
-      <w:r>
-        <w:rPr>
-          <w:rStyle w:val="CommentTok"/>
-        </w:rPr>
-        <w:t xml:space="preserve"># Pruebas estadísticas</w:t>
-      </w:r>
-      <w:r>
-        <w:br/>
-      </w:r>
-      <w:r>
-        <w:rPr>
-          <w:rStyle w:val="FunctionTok"/>
-        </w:rPr>
-        <w:t xml:space="preserve">shapiro.test</w:t>
-      </w:r>
-      <w:r>
-        <w:rPr>
-          <w:rStyle w:val="NormalTok"/>
-        </w:rPr>
-        <w:t xml:space="preserve">(residuos)           </w:t>
-      </w:r>
-      <w:r>
-        <w:rPr>
-          <w:rStyle w:val="CommentTok"/>
-        </w:rPr>
-        <w:t xml:space="preserve"># Normalidad (p = 0.3143)</w:t>
-      </w:r>
-    </w:p>
-    <w:p>
-      <w:pPr>
-        <w:pStyle w:val="SourceCode"/>
-      </w:pPr>
-      <w:r>
-        <w:rPr>
-          <w:rStyle w:val="VerbatimChar"/>
-        </w:rPr>
-        <w:t xml:space="preserve">## </w:t>
-      </w:r>
-      <w:r>
-        <w:br/>
-      </w:r>
-      <w:r>
-        <w:rPr>
-          <w:rStyle w:val="VerbatimChar"/>
-        </w:rPr>
-        <w:t xml:space="preserve">##  Shapiro-Wilk normality test</w:t>
-      </w:r>
-      <w:r>
-        <w:br/>
-      </w:r>
-      <w:r>
-        <w:rPr>
-          <w:rStyle w:val="VerbatimChar"/>
-        </w:rPr>
-        <w:t xml:space="preserve">## </w:t>
-      </w:r>
-      <w:r>
-        <w:br/>
-      </w:r>
-      <w:r>
-        <w:rPr>
-          <w:rStyle w:val="VerbatimChar"/>
-        </w:rPr>
-        <w:t xml:space="preserve">## data:  residuos</w:t>
-      </w:r>
-      <w:r>
-        <w:br/>
-      </w:r>
-      <w:r>
-        <w:rPr>
-          <w:rStyle w:val="VerbatimChar"/>
-        </w:rPr>
-        <w:t xml:space="preserve">## W = 0.97332, p-value = 0.3143</w:t>
-      </w:r>
-    </w:p>
-    <w:p>
-      <w:pPr>
-        <w:pStyle w:val="SourceCode"/>
-      </w:pPr>
-      <w:r>
-        <w:rPr>
-          <w:rStyle w:val="FunctionTok"/>
-        </w:rPr>
-        <w:t xml:space="preserve">bptest</w:t>
-      </w:r>
-      <w:r>
-        <w:rPr>
-          <w:rStyle w:val="NormalTok"/>
-        </w:rPr>
-        <w:t xml:space="preserve">(mod_sqrt)                 </w:t>
-      </w:r>
-      <w:r>
-        <w:rPr>
-          <w:rStyle w:val="CommentTok"/>
-        </w:rPr>
-        <w:t xml:space="preserve"># Homocedasticidad (p = 0.9157)</w:t>
-      </w:r>
-    </w:p>
-    <w:p>
-      <w:pPr>
-        <w:pStyle w:val="SourceCode"/>
-      </w:pPr>
-      <w:r>
-        <w:rPr>
-          <w:rStyle w:val="VerbatimChar"/>
-        </w:rPr>
-        <w:t xml:space="preserve">## </w:t>
-      </w:r>
-      <w:r>
-        <w:br/>
-      </w:r>
-      <w:r>
-        <w:rPr>
-          <w:rStyle w:val="VerbatimChar"/>
-        </w:rPr>
-        <w:t xml:space="preserve">##  studentized Breusch-Pagan test</w:t>
-      </w:r>
-      <w:r>
-        <w:br/>
-      </w:r>
-      <w:r>
-        <w:rPr>
-          <w:rStyle w:val="VerbatimChar"/>
-        </w:rPr>
-        <w:t xml:space="preserve">## </w:t>
-      </w:r>
-      <w:r>
-        <w:br/>
-      </w:r>
-      <w:r>
-        <w:rPr>
-          <w:rStyle w:val="VerbatimChar"/>
-        </w:rPr>
-        <w:t xml:space="preserve">## data:  mod_sqrt</w:t>
-      </w:r>
-      <w:r>
-        <w:br/>
-      </w:r>
-      <w:r>
-        <w:rPr>
-          <w:rStyle w:val="VerbatimChar"/>
-        </w:rPr>
-        <w:t xml:space="preserve">## BP = 0.011192, df = 1, p-value = 0.9157</w:t>
-      </w:r>
-    </w:p>
-    <w:p>
-      <w:pPr>
-        <w:pStyle w:val="SourceCode"/>
-      </w:pPr>
-      <w:r>
-        <w:rPr>
-          <w:rStyle w:val="FunctionTok"/>
-        </w:rPr>
-        <w:t xml:space="preserve">dwtest</w:t>
-      </w:r>
-      <w:r>
-        <w:rPr>
-          <w:rStyle w:val="NormalTok"/>
-        </w:rPr>
-        <w:t xml:space="preserve">(mod_sqrt)                 </w:t>
-      </w:r>
-      <w:r>
-        <w:rPr>
-          <w:rStyle w:val="CommentTok"/>
-        </w:rPr>
-        <w:t xml:space="preserve"># Independencia (DW = 1.9417)</w:t>
-      </w:r>
-    </w:p>
-    <w:p>
-      <w:pPr>
-        <w:pStyle w:val="SourceCode"/>
-      </w:pPr>
-      <w:r>
-        <w:rPr>
-          <w:rStyle w:val="VerbatimChar"/>
-        </w:rPr>
-        <w:t xml:space="preserve">## </w:t>
-      </w:r>
-      <w:r>
-        <w:br/>
-      </w:r>
-      <w:r>
-        <w:rPr>
-          <w:rStyle w:val="VerbatimChar"/>
-        </w:rPr>
-        <w:t xml:space="preserve">##  Durbin-Watson test</w:t>
-      </w:r>
-      <w:r>
-        <w:br/>
-      </w:r>
-      <w:r>
-        <w:rPr>
-          <w:rStyle w:val="VerbatimChar"/>
-        </w:rPr>
-        <w:t xml:space="preserve">## </w:t>
-      </w:r>
-      <w:r>
-        <w:br/>
-      </w:r>
-      <w:r>
-        <w:rPr>
-          <w:rStyle w:val="VerbatimChar"/>
-        </w:rPr>
-        <w:t xml:space="preserve">## data:  mod_sqrt</w:t>
-      </w:r>
-      <w:r>
-        <w:br/>
-      </w:r>
-      <w:r>
-        <w:rPr>
-          <w:rStyle w:val="VerbatimChar"/>
-        </w:rPr>
-        <w:t xml:space="preserve">## DW = 1.9417, p-value = 0.3609</w:t>
-      </w:r>
-      <w:r>
-        <w:br/>
-      </w:r>
-      <w:r>
-        <w:rPr>
-          <w:rStyle w:val="VerbatimChar"/>
-        </w:rPr>
-        <w:t xml:space="preserve">## alternative hypothesis: true autocorrelation is greater than 0</w:t>
-      </w:r>
-    </w:p>
-    <w:p>
-      <w:pPr>
-        <w:pStyle w:val="SourceCode"/>
-      </w:pPr>
-      <w:r>
-        <w:rPr>
-          <w:rStyle w:val="CommentTok"/>
-        </w:rPr>
-        <w:t xml:space="preserve"># Distancia de Cook</w:t>
-      </w:r>
-      <w:r>
-        <w:br/>
-      </w:r>
-      <w:r>
-        <w:rPr>
-          <w:rStyle w:val="NormalTok"/>
-        </w:rPr>
-        <w:t xml:space="preserve">cooks </w:t>
-      </w:r>
-      <w:r>
-        <w:rPr>
-          <w:rStyle w:val="OtherTok"/>
-        </w:rPr>
-        <w:t xml:space="preserve">&lt;-</w:t>
-      </w:r>
-      <w:r>
-        <w:rPr>
-          <w:rStyle w:val="NormalTok"/>
-        </w:rPr>
-        <w:t xml:space="preserve"> </w:t>
-      </w:r>
-      <w:r>
-        <w:rPr>
-          <w:rStyle w:val="FunctionTok"/>
-        </w:rPr>
-        <w:t xml:space="preserve">cooks.distance</w:t>
-      </w:r>
-      <w:r>
-        <w:rPr>
-          <w:rStyle w:val="NormalTok"/>
-        </w:rPr>
-        <w:t xml:space="preserve">(mod_sqrt)</w:t>
+        <w:t xml:space="preserve"># 3. Gráfica del modelo transformado</w:t>
       </w:r>
       <w:r>
         <w:br/>
@@ -8487,25 +8829,82 @@
         <w:rPr>
           <w:rStyle w:val="NormalTok"/>
         </w:rPr>
-        <w:t xml:space="preserve">(cooks, </w:t>
+        <w:t xml:space="preserve">(cars</w:t>
+      </w:r>
+      <w:r>
+        <w:rPr>
+          <w:rStyle w:val="SpecialCharTok"/>
+        </w:rPr>
+        <w:t xml:space="preserve">$</w:t>
+      </w:r>
+      <w:r>
+        <w:rPr>
+          <w:rStyle w:val="NormalTok"/>
+        </w:rPr>
+        <w:t xml:space="preserve">speed, cars</w:t>
+      </w:r>
+      <w:r>
+        <w:rPr>
+          <w:rStyle w:val="SpecialCharTok"/>
+        </w:rPr>
+        <w:t xml:space="preserve">$</w:t>
+      </w:r>
+      <w:r>
+        <w:rPr>
+          <w:rStyle w:val="NormalTok"/>
+        </w:rPr>
+        <w:t xml:space="preserve">dist_sqrt,</w:t>
+      </w:r>
+      <w:r>
+        <w:br/>
+      </w:r>
+      <w:r>
+        <w:rPr>
+          <w:rStyle w:val="NormalTok"/>
+        </w:rPr>
+        <w:t xml:space="preserve">     </w:t>
       </w:r>
       <w:r>
         <w:rPr>
           <w:rStyle w:val="AttributeTok"/>
         </w:rPr>
-        <w:t xml:space="preserve">type =</w:t>
-      </w:r>
-      <w:r>
-        <w:rPr>
-          <w:rStyle w:val="NormalTok"/>
-        </w:rPr>
-        <w:t xml:space="preserve"> </w:t>
+        <w:t xml:space="preserve">main =</w:t>
+      </w:r>
+      <w:r>
+        <w:rPr>
+          <w:rStyle w:val="NormalTok"/>
+        </w:rPr>
+        <w:t xml:space="preserve"> </w:t>
+      </w:r>
+      <w:r>
+        <w:rPr>
+          <w:rStyle w:val="FunctionTok"/>
+        </w:rPr>
+        <w:t xml:space="preserve">expression</w:t>
+      </w:r>
+      <w:r>
+        <w:rPr>
+          <w:rStyle w:val="NormalTok"/>
+        </w:rPr>
+        <w:t xml:space="preserve">(</w:t>
+      </w:r>
+      <w:r>
+        <w:rPr>
+          <w:rStyle w:val="FunctionTok"/>
+        </w:rPr>
+        <w:t xml:space="preserve">paste</w:t>
+      </w:r>
+      <w:r>
+        <w:rPr>
+          <w:rStyle w:val="NormalTok"/>
+        </w:rPr>
+        <w:t xml:space="preserve">(</w:t>
       </w:r>
       <w:r>
         <w:rPr>
           <w:rStyle w:val="StringTok"/>
         </w:rPr>
-        <w:t xml:space="preserve">"h"</w:t>
+        <w:t xml:space="preserve">"Regresión: "</w:t>
       </w:r>
       <w:r>
         <w:rPr>
@@ -8515,9 +8914,42 @@
       </w:r>
       <w:r>
         <w:rPr>
+          <w:rStyle w:val="FunctionTok"/>
+        </w:rPr>
+        <w:t xml:space="preserve">sqrt</w:t>
+      </w:r>
+      <w:r>
+        <w:rPr>
+          <w:rStyle w:val="NormalTok"/>
+        </w:rPr>
+        <w:t xml:space="preserve">(Distancia), </w:t>
+      </w:r>
+      <w:r>
+        <w:rPr>
+          <w:rStyle w:val="StringTok"/>
+        </w:rPr>
+        <w:t xml:space="preserve">" vs Velocidad"</w:t>
+      </w:r>
+      <w:r>
+        <w:rPr>
+          <w:rStyle w:val="NormalTok"/>
+        </w:rPr>
+        <w:t xml:space="preserve">)),</w:t>
+      </w:r>
+      <w:r>
+        <w:br/>
+      </w:r>
+      <w:r>
+        <w:rPr>
+          <w:rStyle w:val="NormalTok"/>
+        </w:rPr>
+        <w:t xml:space="preserve">     </w:t>
+      </w:r>
+      <w:r>
+        <w:rPr>
           <w:rStyle w:val="AttributeTok"/>
         </w:rPr>
-        <w:t xml:space="preserve">main =</w:t>
+        <w:t xml:space="preserve">xlab =</w:t>
       </w:r>
       <w:r>
         <w:rPr>
@@ -8529,7 +8961,97 @@
         <w:rPr>
           <w:rStyle w:val="StringTok"/>
         </w:rPr>
-        <w:t xml:space="preserve">"Distancia de Cook"</w:t>
+        <w:t xml:space="preserve">"Velocidad (speed)"</w:t>
+      </w:r>
+      <w:r>
+        <w:rPr>
+          <w:rStyle w:val="NormalTok"/>
+        </w:rPr>
+        <w:t xml:space="preserve">,</w:t>
+      </w:r>
+      <w:r>
+        <w:br/>
+      </w:r>
+      <w:r>
+        <w:rPr>
+          <w:rStyle w:val="NormalTok"/>
+        </w:rPr>
+        <w:t xml:space="preserve">     </w:t>
+      </w:r>
+      <w:r>
+        <w:rPr>
+          <w:rStyle w:val="AttributeTok"/>
+        </w:rPr>
+        <w:t xml:space="preserve">ylab =</w:t>
+      </w:r>
+      <w:r>
+        <w:rPr>
+          <w:rStyle w:val="NormalTok"/>
+        </w:rPr>
+        <w:t xml:space="preserve"> </w:t>
+      </w:r>
+      <w:r>
+        <w:rPr>
+          <w:rStyle w:val="FunctionTok"/>
+        </w:rPr>
+        <w:t xml:space="preserve">expression</w:t>
+      </w:r>
+      <w:r>
+        <w:rPr>
+          <w:rStyle w:val="NormalTok"/>
+        </w:rPr>
+        <w:t xml:space="preserve">(</w:t>
+      </w:r>
+      <w:r>
+        <w:rPr>
+          <w:rStyle w:val="FunctionTok"/>
+        </w:rPr>
+        <w:t xml:space="preserve">sqrt</w:t>
+      </w:r>
+      <w:r>
+        <w:rPr>
+          <w:rStyle w:val="NormalTok"/>
+        </w:rPr>
+        <w:t xml:space="preserve">(</w:t>
+      </w:r>
+      <w:r>
+        <w:rPr>
+          <w:rStyle w:val="StringTok"/>
+        </w:rPr>
+        <w:t xml:space="preserve">"Distancia (dist)"</w:t>
+      </w:r>
+      <w:r>
+        <w:rPr>
+          <w:rStyle w:val="NormalTok"/>
+        </w:rPr>
+        <w:t xml:space="preserve">)),</w:t>
+      </w:r>
+      <w:r>
+        <w:br/>
+      </w:r>
+      <w:r>
+        <w:rPr>
+          <w:rStyle w:val="NormalTok"/>
+        </w:rPr>
+        <w:t xml:space="preserve">     </w:t>
+      </w:r>
+      <w:r>
+        <w:rPr>
+          <w:rStyle w:val="AttributeTok"/>
+        </w:rPr>
+        <w:t xml:space="preserve">pch =</w:t>
+      </w:r>
+      <w:r>
+        <w:rPr>
+          <w:rStyle w:val="NormalTok"/>
+        </w:rPr>
+        <w:t xml:space="preserve"> </w:t>
+      </w:r>
+      <w:r>
+        <w:rPr>
+          <w:rStyle w:val="DecValTok"/>
+        </w:rPr>
+        <w:t xml:space="preserve">19</w:t>
       </w:r>
       <w:r>
         <w:rPr>
@@ -8541,7 +9063,7 @@
         <w:rPr>
           <w:rStyle w:val="AttributeTok"/>
         </w:rPr>
-        <w:t xml:space="preserve">ylab =</w:t>
+        <w:t xml:space="preserve">col =</w:t>
       </w:r>
       <w:r>
         <w:rPr>
@@ -8553,7 +9075,7 @@
         <w:rPr>
           <w:rStyle w:val="StringTok"/>
         </w:rPr>
-        <w:t xml:space="preserve">"Distancia"</w:t>
+        <w:t xml:space="preserve">"royalblue"</w:t>
       </w:r>
       <w:r>
         <w:rPr>
@@ -8574,13 +9096,37 @@
         <w:rPr>
           <w:rStyle w:val="NormalTok"/>
         </w:rPr>
-        <w:t xml:space="preserve">(</w:t>
+        <w:t xml:space="preserve">(mod_sqrt, </w:t>
       </w:r>
       <w:r>
         <w:rPr>
           <w:rStyle w:val="AttributeTok"/>
         </w:rPr>
-        <w:t xml:space="preserve">h =</w:t>
+        <w:t xml:space="preserve">col =</w:t>
+      </w:r>
+      <w:r>
+        <w:rPr>
+          <w:rStyle w:val="NormalTok"/>
+        </w:rPr>
+        <w:t xml:space="preserve"> </w:t>
+      </w:r>
+      <w:r>
+        <w:rPr>
+          <w:rStyle w:val="StringTok"/>
+        </w:rPr>
+        <w:t xml:space="preserve">"firebrick"</w:t>
+      </w:r>
+      <w:r>
+        <w:rPr>
+          <w:rStyle w:val="NormalTok"/>
+        </w:rPr>
+        <w:t xml:space="preserve">, </w:t>
+      </w:r>
+      <w:r>
+        <w:rPr>
+          <w:rStyle w:val="AttributeTok"/>
+        </w:rPr>
+        <w:t xml:space="preserve">lwd =</w:t>
       </w:r>
       <w:r>
         <w:rPr>
@@ -8592,54 +9138,6 @@
         <w:rPr>
           <w:rStyle w:val="DecValTok"/>
         </w:rPr>
-        <w:t xml:space="preserve">1</w:t>
-      </w:r>
-      <w:r>
-        <w:rPr>
-          <w:rStyle w:val="NormalTok"/>
-        </w:rPr>
-        <w:t xml:space="preserve">, </w:t>
-      </w:r>
-      <w:r>
-        <w:rPr>
-          <w:rStyle w:val="AttributeTok"/>
-        </w:rPr>
-        <w:t xml:space="preserve">col =</w:t>
-      </w:r>
-      <w:r>
-        <w:rPr>
-          <w:rStyle w:val="NormalTok"/>
-        </w:rPr>
-        <w:t xml:space="preserve"> </w:t>
-      </w:r>
-      <w:r>
-        <w:rPr>
-          <w:rStyle w:val="StringTok"/>
-        </w:rPr>
-        <w:t xml:space="preserve">"red"</w:t>
-      </w:r>
-      <w:r>
-        <w:rPr>
-          <w:rStyle w:val="NormalTok"/>
-        </w:rPr>
-        <w:t xml:space="preserve">, </w:t>
-      </w:r>
-      <w:r>
-        <w:rPr>
-          <w:rStyle w:val="AttributeTok"/>
-        </w:rPr>
-        <w:t xml:space="preserve">lty =</w:t>
-      </w:r>
-      <w:r>
-        <w:rPr>
-          <w:rStyle w:val="NormalTok"/>
-        </w:rPr>
-        <w:t xml:space="preserve"> </w:t>
-      </w:r>
-      <w:r>
-        <w:rPr>
-          <w:rStyle w:val="DecValTok"/>
-        </w:rPr>
         <w:t xml:space="preserve">2</w:t>
       </w:r>
       <w:r>
@@ -8647,6 +9145,21 @@
           <w:rStyle w:val="NormalTok"/>
         </w:rPr>
         <w:t xml:space="preserve">)</w:t>
+      </w:r>
+      <w:r>
+        <w:br/>
+      </w:r>
+      <w:r>
+        <w:rPr>
+          <w:rStyle w:val="FunctionTok"/>
+        </w:rPr>
+        <w:t xml:space="preserve">grid</w:t>
+      </w:r>
+      <w:r>
+        <w:rPr>
+          <w:rStyle w:val="NormalTok"/>
+        </w:rPr>
+        <w:t xml:space="preserve">()</w:t>
       </w:r>
     </w:p>
     <w:p>
@@ -8663,7 +9176,7 @@
               <a:graphicData uri="http://schemas.openxmlformats.org/drawingml/2006/picture">
                 <pic:pic>
                   <pic:nvPicPr>
-                    <pic:cNvPr descr="Actividad-1.2_files/figure-docx/unnamed-chunk-18-1.png" id="27" name="Picture"/>
+                    <pic:cNvPr descr="Actividad-1.2_files/figure-docx/unnamed-chunk-20-1.png" id="27" name="Picture"/>
                     <pic:cNvPicPr>
                       <a:picLocks noChangeArrowheads="1" noChangeAspect="1"/>
                     </pic:cNvPicPr>
@@ -8698,13 +9211,932 @@
     </w:p>
     <w:p>
       <w:pPr>
+        <w:pStyle w:val="BodyText"/>
+      </w:pPr>
+      <w:r>
+        <w:t xml:space="preserve">Aplicando la función lm en nuestras variables, obtenemos que el modelo lineal es:</w:t>
+      </w:r>
+    </w:p>
+    <w:p>
+      <w:pPr>
+        <w:pStyle w:val="BodyText"/>
+      </w:pPr>
+      <m:oMathPara>
+        <m:oMathParaPr>
+          <m:jc m:val="center"/>
+        </m:oMathParaPr>
+        <m:oMath>
+          <m:acc>
+            <m:accPr>
+              <m:chr m:val="̂"/>
+            </m:accPr>
+            <m:e>
+              <m:rad>
+                <m:radPr>
+                  <m:degHide m:val="on"/>
+                </m:radPr>
+                <m:deg/>
+                <m:e>
+                  <m:r>
+                    <m:rPr>
+                      <m:nor/>
+                      <m:sty m:val="p"/>
+                    </m:rPr>
+                    <m:t>dist</m:t>
+                  </m:r>
+                </m:e>
+              </m:rad>
+            </m:e>
+          </m:acc>
+          <m:r>
+            <m:rPr>
+              <m:sty m:val="p"/>
+            </m:rPr>
+            <m:t>=</m:t>
+          </m:r>
+          <m:r>
+            <m:t>1.2771</m:t>
+          </m:r>
+          <m:r>
+            <m:rPr>
+              <m:sty m:val="p"/>
+            </m:rPr>
+            <m:t>+</m:t>
+          </m:r>
+          <m:r>
+            <m:t>0.3224</m:t>
+          </m:r>
+          <m:r>
+            <m:rPr>
+              <m:sty m:val="p"/>
+            </m:rPr>
+            <m:t>⋅</m:t>
+          </m:r>
+          <m:r>
+            <m:rPr>
+              <m:nor/>
+              <m:sty m:val="p"/>
+            </m:rPr>
+            <m:t>speed</m:t>
+          </m:r>
+        </m:oMath>
+      </m:oMathPara>
+    </w:p>
+    <w:p>
+      <w:pPr>
         <w:pStyle w:val="SourceCode"/>
       </w:pPr>
       <w:r>
         <w:rPr>
           <w:rStyle w:val="CommentTok"/>
         </w:rPr>
-        <w:t xml:space="preserve"># 1. Gráfico de dispersión original</w:t>
+        <w:t xml:space="preserve"># 1. Crear la variable transformada y ajustar el modelo</w:t>
+      </w:r>
+      <w:r>
+        <w:br/>
+      </w:r>
+      <w:r>
+        <w:rPr>
+          <w:rStyle w:val="NormalTok"/>
+        </w:rPr>
+        <w:t xml:space="preserve">cars</w:t>
+      </w:r>
+      <w:r>
+        <w:rPr>
+          <w:rStyle w:val="SpecialCharTok"/>
+        </w:rPr>
+        <w:t xml:space="preserve">$</w:t>
+      </w:r>
+      <w:r>
+        <w:rPr>
+          <w:rStyle w:val="NormalTok"/>
+        </w:rPr>
+        <w:t xml:space="preserve">dist_sqrt </w:t>
+      </w:r>
+      <w:r>
+        <w:rPr>
+          <w:rStyle w:val="OtherTok"/>
+        </w:rPr>
+        <w:t xml:space="preserve">&lt;-</w:t>
+      </w:r>
+      <w:r>
+        <w:rPr>
+          <w:rStyle w:val="NormalTok"/>
+        </w:rPr>
+        <w:t xml:space="preserve"> </w:t>
+      </w:r>
+      <w:r>
+        <w:rPr>
+          <w:rStyle w:val="FunctionTok"/>
+        </w:rPr>
+        <w:t xml:space="preserve">sqrt</w:t>
+      </w:r>
+      <w:r>
+        <w:rPr>
+          <w:rStyle w:val="NormalTok"/>
+        </w:rPr>
+        <w:t xml:space="preserve">(cars</w:t>
+      </w:r>
+      <w:r>
+        <w:rPr>
+          <w:rStyle w:val="SpecialCharTok"/>
+        </w:rPr>
+        <w:t xml:space="preserve">$</w:t>
+      </w:r>
+      <w:r>
+        <w:rPr>
+          <w:rStyle w:val="NormalTok"/>
+        </w:rPr>
+        <w:t xml:space="preserve">dist)</w:t>
+      </w:r>
+      <w:r>
+        <w:br/>
+      </w:r>
+      <w:r>
+        <w:rPr>
+          <w:rStyle w:val="NormalTok"/>
+        </w:rPr>
+        <w:t xml:space="preserve">mod_sqrt </w:t>
+      </w:r>
+      <w:r>
+        <w:rPr>
+          <w:rStyle w:val="OtherTok"/>
+        </w:rPr>
+        <w:t xml:space="preserve">&lt;-</w:t>
+      </w:r>
+      <w:r>
+        <w:rPr>
+          <w:rStyle w:val="NormalTok"/>
+        </w:rPr>
+        <w:t xml:space="preserve"> </w:t>
+      </w:r>
+      <w:r>
+        <w:rPr>
+          <w:rStyle w:val="FunctionTok"/>
+        </w:rPr>
+        <w:t xml:space="preserve">lm</w:t>
+      </w:r>
+      <w:r>
+        <w:rPr>
+          <w:rStyle w:val="NormalTok"/>
+        </w:rPr>
+        <w:t xml:space="preserve">(dist_sqrt </w:t>
+      </w:r>
+      <w:r>
+        <w:rPr>
+          <w:rStyle w:val="SpecialCharTok"/>
+        </w:rPr>
+        <w:t xml:space="preserve">~</w:t>
+      </w:r>
+      <w:r>
+        <w:rPr>
+          <w:rStyle w:val="NormalTok"/>
+        </w:rPr>
+        <w:t xml:space="preserve"> speed, </w:t>
+      </w:r>
+      <w:r>
+        <w:rPr>
+          <w:rStyle w:val="AttributeTok"/>
+        </w:rPr>
+        <w:t xml:space="preserve">data =</w:t>
+      </w:r>
+      <w:r>
+        <w:rPr>
+          <w:rStyle w:val="NormalTok"/>
+        </w:rPr>
+        <w:t xml:space="preserve"> cars)</w:t>
+      </w:r>
+      <w:r>
+        <w:br/>
+      </w:r>
+      <w:r>
+        <w:br/>
+      </w:r>
+      <w:r>
+        <w:rPr>
+          <w:rStyle w:val="CommentTok"/>
+        </w:rPr>
+        <w:t xml:space="preserve"># 2. Resumen general (Contiene significancia individual 't' y conjunta 'F')</w:t>
+      </w:r>
+      <w:r>
+        <w:br/>
+      </w:r>
+      <w:r>
+        <w:rPr>
+          <w:rStyle w:val="FunctionTok"/>
+        </w:rPr>
+        <w:t xml:space="preserve">summary</w:t>
+      </w:r>
+      <w:r>
+        <w:rPr>
+          <w:rStyle w:val="NormalTok"/>
+        </w:rPr>
+        <w:t xml:space="preserve">(mod_sqrt)</w:t>
+      </w:r>
+    </w:p>
+    <w:p>
+      <w:pPr>
+        <w:pStyle w:val="SourceCode"/>
+      </w:pPr>
+      <w:r>
+        <w:rPr>
+          <w:rStyle w:val="VerbatimChar"/>
+        </w:rPr>
+        <w:t xml:space="preserve">## </w:t>
+      </w:r>
+      <w:r>
+        <w:br/>
+      </w:r>
+      <w:r>
+        <w:rPr>
+          <w:rStyle w:val="VerbatimChar"/>
+        </w:rPr>
+        <w:t xml:space="preserve">## Call:</w:t>
+      </w:r>
+      <w:r>
+        <w:br/>
+      </w:r>
+      <w:r>
+        <w:rPr>
+          <w:rStyle w:val="VerbatimChar"/>
+        </w:rPr>
+        <w:t xml:space="preserve">## lm(formula = dist_sqrt ~ speed, data = cars)</w:t>
+      </w:r>
+      <w:r>
+        <w:br/>
+      </w:r>
+      <w:r>
+        <w:rPr>
+          <w:rStyle w:val="VerbatimChar"/>
+        </w:rPr>
+        <w:t xml:space="preserve">## </w:t>
+      </w:r>
+      <w:r>
+        <w:br/>
+      </w:r>
+      <w:r>
+        <w:rPr>
+          <w:rStyle w:val="VerbatimChar"/>
+        </w:rPr>
+        <w:t xml:space="preserve">## Residuals:</w:t>
+      </w:r>
+      <w:r>
+        <w:br/>
+      </w:r>
+      <w:r>
+        <w:rPr>
+          <w:rStyle w:val="VerbatimChar"/>
+        </w:rPr>
+        <w:t xml:space="preserve">##     Min      1Q  Median      3Q     Max </w:t>
+      </w:r>
+      <w:r>
+        <w:br/>
+      </w:r>
+      <w:r>
+        <w:rPr>
+          <w:rStyle w:val="VerbatimChar"/>
+        </w:rPr>
+        <w:t xml:space="preserve">## -2.0684 -0.6983 -0.1799  0.5909  3.1534 </w:t>
+      </w:r>
+      <w:r>
+        <w:br/>
+      </w:r>
+      <w:r>
+        <w:rPr>
+          <w:rStyle w:val="VerbatimChar"/>
+        </w:rPr>
+        <w:t xml:space="preserve">## </w:t>
+      </w:r>
+      <w:r>
+        <w:br/>
+      </w:r>
+      <w:r>
+        <w:rPr>
+          <w:rStyle w:val="VerbatimChar"/>
+        </w:rPr>
+        <w:t xml:space="preserve">## Coefficients:</w:t>
+      </w:r>
+      <w:r>
+        <w:br/>
+      </w:r>
+      <w:r>
+        <w:rPr>
+          <w:rStyle w:val="VerbatimChar"/>
+        </w:rPr>
+        <w:t xml:space="preserve">##             Estimate Std. Error t value Pr(&gt;|t|)    </w:t>
+      </w:r>
+      <w:r>
+        <w:br/>
+      </w:r>
+      <w:r>
+        <w:rPr>
+          <w:rStyle w:val="VerbatimChar"/>
+        </w:rPr>
+        <w:t xml:space="preserve">## (Intercept)  1.27705    0.48444   2.636   0.0113 *  </w:t>
+      </w:r>
+      <w:r>
+        <w:br/>
+      </w:r>
+      <w:r>
+        <w:rPr>
+          <w:rStyle w:val="VerbatimChar"/>
+        </w:rPr>
+        <w:t xml:space="preserve">## speed        0.32241    0.02978  10.825 1.77e-14 ***</w:t>
+      </w:r>
+      <w:r>
+        <w:br/>
+      </w:r>
+      <w:r>
+        <w:rPr>
+          <w:rStyle w:val="VerbatimChar"/>
+        </w:rPr>
+        <w:t xml:space="preserve">## ---</w:t>
+      </w:r>
+      <w:r>
+        <w:br/>
+      </w:r>
+      <w:r>
+        <w:rPr>
+          <w:rStyle w:val="VerbatimChar"/>
+        </w:rPr>
+        <w:t xml:space="preserve">## Signif. codes:  0 '***' 0.001 '**' 0.01 '*' 0.05 '.' 0.1 ' ' 1</w:t>
+      </w:r>
+      <w:r>
+        <w:br/>
+      </w:r>
+      <w:r>
+        <w:rPr>
+          <w:rStyle w:val="VerbatimChar"/>
+        </w:rPr>
+        <w:t xml:space="preserve">## </w:t>
+      </w:r>
+      <w:r>
+        <w:br/>
+      </w:r>
+      <w:r>
+        <w:rPr>
+          <w:rStyle w:val="VerbatimChar"/>
+        </w:rPr>
+        <w:t xml:space="preserve">## Residual standard error: 1.102 on 48 degrees of freedom</w:t>
+      </w:r>
+      <w:r>
+        <w:br/>
+      </w:r>
+      <w:r>
+        <w:rPr>
+          <w:rStyle w:val="VerbatimChar"/>
+        </w:rPr>
+        <w:t xml:space="preserve">## Multiple R-squared:  0.7094, Adjusted R-squared:  0.7034 </w:t>
+      </w:r>
+      <w:r>
+        <w:br/>
+      </w:r>
+      <w:r>
+        <w:rPr>
+          <w:rStyle w:val="VerbatimChar"/>
+        </w:rPr>
+        <w:t xml:space="preserve">## F-statistic: 117.2 on 1 and 48 DF,  p-value: 1.773e-14</w:t>
+      </w:r>
+    </w:p>
+    <w:p>
+      <w:pPr>
+        <w:pStyle w:val="SourceCode"/>
+      </w:pPr>
+      <w:r>
+        <w:rPr>
+          <w:rStyle w:val="CommentTok"/>
+        </w:rPr>
+        <w:t xml:space="preserve"># 3. Coeficiente de correlación de Pearson (r)</w:t>
+      </w:r>
+      <w:r>
+        <w:br/>
+      </w:r>
+      <w:r>
+        <w:rPr>
+          <w:rStyle w:val="NormalTok"/>
+        </w:rPr>
+        <w:t xml:space="preserve">r_cor </w:t>
+      </w:r>
+      <w:r>
+        <w:rPr>
+          <w:rStyle w:val="OtherTok"/>
+        </w:rPr>
+        <w:t xml:space="preserve">&lt;-</w:t>
+      </w:r>
+      <w:r>
+        <w:rPr>
+          <w:rStyle w:val="NormalTok"/>
+        </w:rPr>
+        <w:t xml:space="preserve"> </w:t>
+      </w:r>
+      <w:r>
+        <w:rPr>
+          <w:rStyle w:val="FunctionTok"/>
+        </w:rPr>
+        <w:t xml:space="preserve">cor</w:t>
+      </w:r>
+      <w:r>
+        <w:rPr>
+          <w:rStyle w:val="NormalTok"/>
+        </w:rPr>
+        <w:t xml:space="preserve">(cars</w:t>
+      </w:r>
+      <w:r>
+        <w:rPr>
+          <w:rStyle w:val="SpecialCharTok"/>
+        </w:rPr>
+        <w:t xml:space="preserve">$</w:t>
+      </w:r>
+      <w:r>
+        <w:rPr>
+          <w:rStyle w:val="NormalTok"/>
+        </w:rPr>
+        <w:t xml:space="preserve">speed, cars</w:t>
+      </w:r>
+      <w:r>
+        <w:rPr>
+          <w:rStyle w:val="SpecialCharTok"/>
+        </w:rPr>
+        <w:t xml:space="preserve">$</w:t>
+      </w:r>
+      <w:r>
+        <w:rPr>
+          <w:rStyle w:val="NormalTok"/>
+        </w:rPr>
+        <w:t xml:space="preserve">dist_sqrt)</w:t>
+      </w:r>
+      <w:r>
+        <w:br/>
+      </w:r>
+      <w:r>
+        <w:rPr>
+          <w:rStyle w:val="FunctionTok"/>
+        </w:rPr>
+        <w:t xml:space="preserve">cat</w:t>
+      </w:r>
+      <w:r>
+        <w:rPr>
+          <w:rStyle w:val="NormalTok"/>
+        </w:rPr>
+        <w:t xml:space="preserve">(</w:t>
+      </w:r>
+      <w:r>
+        <w:rPr>
+          <w:rStyle w:val="StringTok"/>
+        </w:rPr>
+        <w:t xml:space="preserve">"Coeficiente de Correlación (r):"</w:t>
+      </w:r>
+      <w:r>
+        <w:rPr>
+          <w:rStyle w:val="NormalTok"/>
+        </w:rPr>
+        <w:t xml:space="preserve">, r_cor, </w:t>
+      </w:r>
+      <w:r>
+        <w:rPr>
+          <w:rStyle w:val="StringTok"/>
+        </w:rPr>
+        <w:t xml:space="preserve">"</w:t>
+      </w:r>
+      <w:r>
+        <w:rPr>
+          <w:rStyle w:val="SpecialCharTok"/>
+        </w:rPr>
+        <w:t xml:space="preserve">\n</w:t>
+      </w:r>
+      <w:r>
+        <w:rPr>
+          <w:rStyle w:val="StringTok"/>
+        </w:rPr>
+        <w:t xml:space="preserve">"</w:t>
+      </w:r>
+      <w:r>
+        <w:rPr>
+          <w:rStyle w:val="NormalTok"/>
+        </w:rPr>
+        <w:t xml:space="preserve">)</w:t>
+      </w:r>
+    </w:p>
+    <w:p>
+      <w:pPr>
+        <w:pStyle w:val="SourceCode"/>
+      </w:pPr>
+      <w:r>
+        <w:rPr>
+          <w:rStyle w:val="VerbatimChar"/>
+        </w:rPr>
+        <w:t xml:space="preserve">## Coeficiente de Correlación (r): 0.8422666</w:t>
+      </w:r>
+    </w:p>
+    <w:p>
+      <w:pPr>
+        <w:pStyle w:val="FirstParagraph"/>
+      </w:pPr>
+      <w:r>
+        <w:t xml:space="preserve">Con respecto a la significancia individual (t-test), observamos como la velocidad influye de manera altamente significativa en la distancia transformada. En la significancia conjunta (F-test), se rechaza la hipótesis nula global, confirmando la validez del modelo. Finalmente, los coeficientes de correlación y determinación son considerablemente altos, lo que confirma una correlación lineal positiva fuerte y una gran variabilidad explicada.</w:t>
+      </w:r>
+    </w:p>
+    <w:p>
+      <w:pPr>
+        <w:pStyle w:val="SourceCode"/>
+      </w:pPr>
+      <w:r>
+        <w:rPr>
+          <w:rStyle w:val="CommentTok"/>
+        </w:rPr>
+        <w:t xml:space="preserve"># Código en R para pruebas de validez</w:t>
+      </w:r>
+      <w:r>
+        <w:br/>
+      </w:r>
+      <w:r>
+        <w:rPr>
+          <w:rStyle w:val="FunctionTok"/>
+        </w:rPr>
+        <w:t xml:space="preserve">library</w:t>
+      </w:r>
+      <w:r>
+        <w:rPr>
+          <w:rStyle w:val="NormalTok"/>
+        </w:rPr>
+        <w:t xml:space="preserve">(lmtest)</w:t>
+      </w:r>
+    </w:p>
+    <w:p>
+      <w:pPr>
+        <w:pStyle w:val="SourceCode"/>
+      </w:pPr>
+      <w:r>
+        <w:rPr>
+          <w:rStyle w:val="VerbatimChar"/>
+        </w:rPr>
+        <w:t xml:space="preserve">## Loading required package: zoo</w:t>
+      </w:r>
+    </w:p>
+    <w:p>
+      <w:pPr>
+        <w:pStyle w:val="SourceCode"/>
+      </w:pPr>
+      <w:r>
+        <w:rPr>
+          <w:rStyle w:val="VerbatimChar"/>
+        </w:rPr>
+        <w:t xml:space="preserve">## </w:t>
+      </w:r>
+      <w:r>
+        <w:br/>
+      </w:r>
+      <w:r>
+        <w:rPr>
+          <w:rStyle w:val="VerbatimChar"/>
+        </w:rPr>
+        <w:t xml:space="preserve">## Attaching package: 'zoo'</w:t>
+      </w:r>
+    </w:p>
+    <w:p>
+      <w:pPr>
+        <w:pStyle w:val="SourceCode"/>
+      </w:pPr>
+      <w:r>
+        <w:rPr>
+          <w:rStyle w:val="VerbatimChar"/>
+        </w:rPr>
+        <w:t xml:space="preserve">## The following objects are masked from 'package:base':</w:t>
+      </w:r>
+      <w:r>
+        <w:br/>
+      </w:r>
+      <w:r>
+        <w:rPr>
+          <w:rStyle w:val="VerbatimChar"/>
+        </w:rPr>
+        <w:t xml:space="preserve">## </w:t>
+      </w:r>
+      <w:r>
+        <w:br/>
+      </w:r>
+      <w:r>
+        <w:rPr>
+          <w:rStyle w:val="VerbatimChar"/>
+        </w:rPr>
+        <w:t xml:space="preserve">##     as.Date, as.Date.numeric</w:t>
+      </w:r>
+    </w:p>
+    <w:p>
+      <w:pPr>
+        <w:pStyle w:val="SourceCode"/>
+      </w:pPr>
+      <w:r>
+        <w:rPr>
+          <w:rStyle w:val="CommentTok"/>
+        </w:rPr>
+        <w:t xml:space="preserve"># Residuos</w:t>
+      </w:r>
+      <w:r>
+        <w:br/>
+      </w:r>
+      <w:r>
+        <w:rPr>
+          <w:rStyle w:val="NormalTok"/>
+        </w:rPr>
+        <w:t xml:space="preserve">residuos </w:t>
+      </w:r>
+      <w:r>
+        <w:rPr>
+          <w:rStyle w:val="OtherTok"/>
+        </w:rPr>
+        <w:t xml:space="preserve">&lt;-</w:t>
+      </w:r>
+      <w:r>
+        <w:rPr>
+          <w:rStyle w:val="NormalTok"/>
+        </w:rPr>
+        <w:t xml:space="preserve"> </w:t>
+      </w:r>
+      <w:r>
+        <w:rPr>
+          <w:rStyle w:val="FunctionTok"/>
+        </w:rPr>
+        <w:t xml:space="preserve">residuals</w:t>
+      </w:r>
+      <w:r>
+        <w:rPr>
+          <w:rStyle w:val="NormalTok"/>
+        </w:rPr>
+        <w:t xml:space="preserve">(mod_sqrt)</w:t>
+      </w:r>
+      <w:r>
+        <w:br/>
+      </w:r>
+      <w:r>
+        <w:br/>
+      </w:r>
+      <w:r>
+        <w:rPr>
+          <w:rStyle w:val="CommentTok"/>
+        </w:rPr>
+        <w:t xml:space="preserve"># Pruebas estadísticas</w:t>
+      </w:r>
+      <w:r>
+        <w:br/>
+      </w:r>
+      <w:r>
+        <w:rPr>
+          <w:rStyle w:val="FunctionTok"/>
+        </w:rPr>
+        <w:t xml:space="preserve">shapiro.test</w:t>
+      </w:r>
+      <w:r>
+        <w:rPr>
+          <w:rStyle w:val="NormalTok"/>
+        </w:rPr>
+        <w:t xml:space="preserve">(residuos)           </w:t>
+      </w:r>
+      <w:r>
+        <w:rPr>
+          <w:rStyle w:val="CommentTok"/>
+        </w:rPr>
+        <w:t xml:space="preserve"># Normalidad (p = 0.3143)</w:t>
+      </w:r>
+    </w:p>
+    <w:p>
+      <w:pPr>
+        <w:pStyle w:val="SourceCode"/>
+      </w:pPr>
+      <w:r>
+        <w:rPr>
+          <w:rStyle w:val="VerbatimChar"/>
+        </w:rPr>
+        <w:t xml:space="preserve">## </w:t>
+      </w:r>
+      <w:r>
+        <w:br/>
+      </w:r>
+      <w:r>
+        <w:rPr>
+          <w:rStyle w:val="VerbatimChar"/>
+        </w:rPr>
+        <w:t xml:space="preserve">##  Shapiro-Wilk normality test</w:t>
+      </w:r>
+      <w:r>
+        <w:br/>
+      </w:r>
+      <w:r>
+        <w:rPr>
+          <w:rStyle w:val="VerbatimChar"/>
+        </w:rPr>
+        <w:t xml:space="preserve">## </w:t>
+      </w:r>
+      <w:r>
+        <w:br/>
+      </w:r>
+      <w:r>
+        <w:rPr>
+          <w:rStyle w:val="VerbatimChar"/>
+        </w:rPr>
+        <w:t xml:space="preserve">## data:  residuos</w:t>
+      </w:r>
+      <w:r>
+        <w:br/>
+      </w:r>
+      <w:r>
+        <w:rPr>
+          <w:rStyle w:val="VerbatimChar"/>
+        </w:rPr>
+        <w:t xml:space="preserve">## W = 0.97332, p-value = 0.3143</w:t>
+      </w:r>
+    </w:p>
+    <w:p>
+      <w:pPr>
+        <w:pStyle w:val="SourceCode"/>
+      </w:pPr>
+      <w:r>
+        <w:rPr>
+          <w:rStyle w:val="FunctionTok"/>
+        </w:rPr>
+        <w:t xml:space="preserve">bptest</w:t>
+      </w:r>
+      <w:r>
+        <w:rPr>
+          <w:rStyle w:val="NormalTok"/>
+        </w:rPr>
+        <w:t xml:space="preserve">(mod_sqrt)                 </w:t>
+      </w:r>
+      <w:r>
+        <w:rPr>
+          <w:rStyle w:val="CommentTok"/>
+        </w:rPr>
+        <w:t xml:space="preserve"># Homocedasticidad (p = 0.9157)</w:t>
+      </w:r>
+    </w:p>
+    <w:p>
+      <w:pPr>
+        <w:pStyle w:val="SourceCode"/>
+      </w:pPr>
+      <w:r>
+        <w:rPr>
+          <w:rStyle w:val="VerbatimChar"/>
+        </w:rPr>
+        <w:t xml:space="preserve">## </w:t>
+      </w:r>
+      <w:r>
+        <w:br/>
+      </w:r>
+      <w:r>
+        <w:rPr>
+          <w:rStyle w:val="VerbatimChar"/>
+        </w:rPr>
+        <w:t xml:space="preserve">##  studentized Breusch-Pagan test</w:t>
+      </w:r>
+      <w:r>
+        <w:br/>
+      </w:r>
+      <w:r>
+        <w:rPr>
+          <w:rStyle w:val="VerbatimChar"/>
+        </w:rPr>
+        <w:t xml:space="preserve">## </w:t>
+      </w:r>
+      <w:r>
+        <w:br/>
+      </w:r>
+      <w:r>
+        <w:rPr>
+          <w:rStyle w:val="VerbatimChar"/>
+        </w:rPr>
+        <w:t xml:space="preserve">## data:  mod_sqrt</w:t>
+      </w:r>
+      <w:r>
+        <w:br/>
+      </w:r>
+      <w:r>
+        <w:rPr>
+          <w:rStyle w:val="VerbatimChar"/>
+        </w:rPr>
+        <w:t xml:space="preserve">## BP = 0.011192, df = 1, p-value = 0.9157</w:t>
+      </w:r>
+    </w:p>
+    <w:p>
+      <w:pPr>
+        <w:pStyle w:val="SourceCode"/>
+      </w:pPr>
+      <w:r>
+        <w:rPr>
+          <w:rStyle w:val="FunctionTok"/>
+        </w:rPr>
+        <w:t xml:space="preserve">dwtest</w:t>
+      </w:r>
+      <w:r>
+        <w:rPr>
+          <w:rStyle w:val="NormalTok"/>
+        </w:rPr>
+        <w:t xml:space="preserve">(mod_sqrt)                 </w:t>
+      </w:r>
+      <w:r>
+        <w:rPr>
+          <w:rStyle w:val="CommentTok"/>
+        </w:rPr>
+        <w:t xml:space="preserve"># Independencia (DW = 1.9417)</w:t>
+      </w:r>
+    </w:p>
+    <w:p>
+      <w:pPr>
+        <w:pStyle w:val="SourceCode"/>
+      </w:pPr>
+      <w:r>
+        <w:rPr>
+          <w:rStyle w:val="VerbatimChar"/>
+        </w:rPr>
+        <w:t xml:space="preserve">## </w:t>
+      </w:r>
+      <w:r>
+        <w:br/>
+      </w:r>
+      <w:r>
+        <w:rPr>
+          <w:rStyle w:val="VerbatimChar"/>
+        </w:rPr>
+        <w:t xml:space="preserve">##  Durbin-Watson test</w:t>
+      </w:r>
+      <w:r>
+        <w:br/>
+      </w:r>
+      <w:r>
+        <w:rPr>
+          <w:rStyle w:val="VerbatimChar"/>
+        </w:rPr>
+        <w:t xml:space="preserve">## </w:t>
+      </w:r>
+      <w:r>
+        <w:br/>
+      </w:r>
+      <w:r>
+        <w:rPr>
+          <w:rStyle w:val="VerbatimChar"/>
+        </w:rPr>
+        <w:t xml:space="preserve">## data:  mod_sqrt</w:t>
+      </w:r>
+      <w:r>
+        <w:br/>
+      </w:r>
+      <w:r>
+        <w:rPr>
+          <w:rStyle w:val="VerbatimChar"/>
+        </w:rPr>
+        <w:t xml:space="preserve">## DW = 1.9417, p-value = 0.3609</w:t>
+      </w:r>
+      <w:r>
+        <w:br/>
+      </w:r>
+      <w:r>
+        <w:rPr>
+          <w:rStyle w:val="VerbatimChar"/>
+        </w:rPr>
+        <w:t xml:space="preserve">## alternative hypothesis: true autocorrelation is greater than 0</w:t>
+      </w:r>
+    </w:p>
+    <w:p>
+      <w:pPr>
+        <w:pStyle w:val="SourceCode"/>
+      </w:pPr>
+      <w:r>
+        <w:rPr>
+          <w:rStyle w:val="CommentTok"/>
+        </w:rPr>
+        <w:t xml:space="preserve"># Distancia de Cook</w:t>
+      </w:r>
+      <w:r>
+        <w:br/>
+      </w:r>
+      <w:r>
+        <w:rPr>
+          <w:rStyle w:val="NormalTok"/>
+        </w:rPr>
+        <w:t xml:space="preserve">cooks </w:t>
+      </w:r>
+      <w:r>
+        <w:rPr>
+          <w:rStyle w:val="OtherTok"/>
+        </w:rPr>
+        <w:t xml:space="preserve">&lt;-</w:t>
+      </w:r>
+      <w:r>
+        <w:rPr>
+          <w:rStyle w:val="NormalTok"/>
+        </w:rPr>
+        <w:t xml:space="preserve"> </w:t>
+      </w:r>
+      <w:r>
+        <w:rPr>
+          <w:rStyle w:val="FunctionTok"/>
+        </w:rPr>
+        <w:t xml:space="preserve">cooks.distance</w:t>
+      </w:r>
+      <w:r>
+        <w:rPr>
+          <w:rStyle w:val="NormalTok"/>
+        </w:rPr>
+        <w:t xml:space="preserve">(mod_sqrt)</w:t>
       </w:r>
       <w:r>
         <w:br/>
@@ -8719,45 +10151,36 @@
         <w:rPr>
           <w:rStyle w:val="NormalTok"/>
         </w:rPr>
-        <w:t xml:space="preserve">(cars</w:t>
-      </w:r>
-      <w:r>
-        <w:rPr>
-          <w:rStyle w:val="SpecialCharTok"/>
-        </w:rPr>
-        <w:t xml:space="preserve">$</w:t>
-      </w:r>
-      <w:r>
-        <w:rPr>
-          <w:rStyle w:val="NormalTok"/>
-        </w:rPr>
-        <w:t xml:space="preserve">speed, cars</w:t>
-      </w:r>
-      <w:r>
-        <w:rPr>
-          <w:rStyle w:val="SpecialCharTok"/>
-        </w:rPr>
-        <w:t xml:space="preserve">$</w:t>
-      </w:r>
-      <w:r>
-        <w:rPr>
-          <w:rStyle w:val="NormalTok"/>
-        </w:rPr>
-        <w:t xml:space="preserve">dist,</w:t>
-      </w:r>
-      <w:r>
-        <w:br/>
-      </w:r>
-      <w:r>
-        <w:rPr>
-          <w:rStyle w:val="NormalTok"/>
-        </w:rPr>
-        <w:t xml:space="preserve">     </w:t>
+        <w:t xml:space="preserve">(cooks, </w:t>
       </w:r>
       <w:r>
         <w:rPr>
           <w:rStyle w:val="AttributeTok"/>
         </w:rPr>
+        <w:t xml:space="preserve">type =</w:t>
+      </w:r>
+      <w:r>
+        <w:rPr>
+          <w:rStyle w:val="NormalTok"/>
+        </w:rPr>
+        <w:t xml:space="preserve"> </w:t>
+      </w:r>
+      <w:r>
+        <w:rPr>
+          <w:rStyle w:val="StringTok"/>
+        </w:rPr>
+        <w:t xml:space="preserve">"h"</w:t>
+      </w:r>
+      <w:r>
+        <w:rPr>
+          <w:rStyle w:val="NormalTok"/>
+        </w:rPr>
+        <w:t xml:space="preserve">, </w:t>
+      </w:r>
+      <w:r>
+        <w:rPr>
+          <w:rStyle w:val="AttributeTok"/>
+        </w:rPr>
         <w:t xml:space="preserve">main =</w:t>
       </w:r>
       <w:r>
@@ -8770,28 +10193,19 @@
         <w:rPr>
           <w:rStyle w:val="StringTok"/>
         </w:rPr>
-        <w:t xml:space="preserve">"Modelo No Lineal Ajustado: Distancia vs Velocidad"</w:t>
-      </w:r>
-      <w:r>
-        <w:rPr>
-          <w:rStyle w:val="NormalTok"/>
-        </w:rPr>
-        <w:t xml:space="preserve">,</w:t>
-      </w:r>
-      <w:r>
-        <w:br/>
-      </w:r>
-      <w:r>
-        <w:rPr>
-          <w:rStyle w:val="NormalTok"/>
-        </w:rPr>
-        <w:t xml:space="preserve">     </w:t>
+        <w:t xml:space="preserve">"Distancia de Cook"</w:t>
+      </w:r>
+      <w:r>
+        <w:rPr>
+          <w:rStyle w:val="NormalTok"/>
+        </w:rPr>
+        <w:t xml:space="preserve">, </w:t>
       </w:r>
       <w:r>
         <w:rPr>
           <w:rStyle w:val="AttributeTok"/>
         </w:rPr>
-        <w:t xml:space="preserve">xlab =</w:t>
+        <w:t xml:space="preserve">ylab =</w:t>
       </w:r>
       <w:r>
         <w:rPr>
@@ -8803,28 +10217,58 @@
         <w:rPr>
           <w:rStyle w:val="StringTok"/>
         </w:rPr>
-        <w:t xml:space="preserve">"Velocidad (speed)"</w:t>
-      </w:r>
-      <w:r>
-        <w:rPr>
-          <w:rStyle w:val="NormalTok"/>
-        </w:rPr>
-        <w:t xml:space="preserve">,</w:t>
-      </w:r>
-      <w:r>
-        <w:br/>
-      </w:r>
-      <w:r>
-        <w:rPr>
-          <w:rStyle w:val="NormalTok"/>
-        </w:rPr>
-        <w:t xml:space="preserve">     </w:t>
+        <w:t xml:space="preserve">"Distancia"</w:t>
+      </w:r>
+      <w:r>
+        <w:rPr>
+          <w:rStyle w:val="NormalTok"/>
+        </w:rPr>
+        <w:t xml:space="preserve">)</w:t>
+      </w:r>
+      <w:r>
+        <w:br/>
+      </w:r>
+      <w:r>
+        <w:rPr>
+          <w:rStyle w:val="FunctionTok"/>
+        </w:rPr>
+        <w:t xml:space="preserve">abline</w:t>
+      </w:r>
+      <w:r>
+        <w:rPr>
+          <w:rStyle w:val="NormalTok"/>
+        </w:rPr>
+        <w:t xml:space="preserve">(</w:t>
       </w:r>
       <w:r>
         <w:rPr>
           <w:rStyle w:val="AttributeTok"/>
         </w:rPr>
-        <w:t xml:space="preserve">ylab =</w:t>
+        <w:t xml:space="preserve">h =</w:t>
+      </w:r>
+      <w:r>
+        <w:rPr>
+          <w:rStyle w:val="NormalTok"/>
+        </w:rPr>
+        <w:t xml:space="preserve"> </w:t>
+      </w:r>
+      <w:r>
+        <w:rPr>
+          <w:rStyle w:val="DecValTok"/>
+        </w:rPr>
+        <w:t xml:space="preserve">1</w:t>
+      </w:r>
+      <w:r>
+        <w:rPr>
+          <w:rStyle w:val="NormalTok"/>
+        </w:rPr>
+        <w:t xml:space="preserve">, </w:t>
+      </w:r>
+      <w:r>
+        <w:rPr>
+          <w:rStyle w:val="AttributeTok"/>
+        </w:rPr>
+        <w:t xml:space="preserve">col =</w:t>
       </w:r>
       <w:r>
         <w:rPr>
@@ -8836,28 +10280,19 @@
         <w:rPr>
           <w:rStyle w:val="StringTok"/>
         </w:rPr>
-        <w:t xml:space="preserve">"Distancia (dist)"</w:t>
-      </w:r>
-      <w:r>
-        <w:rPr>
-          <w:rStyle w:val="NormalTok"/>
-        </w:rPr>
-        <w:t xml:space="preserve">,</w:t>
-      </w:r>
-      <w:r>
-        <w:br/>
-      </w:r>
-      <w:r>
-        <w:rPr>
-          <w:rStyle w:val="NormalTok"/>
-        </w:rPr>
-        <w:t xml:space="preserve">     </w:t>
+        <w:t xml:space="preserve">"red"</w:t>
+      </w:r>
+      <w:r>
+        <w:rPr>
+          <w:rStyle w:val="NormalTok"/>
+        </w:rPr>
+        <w:t xml:space="preserve">, </w:t>
       </w:r>
       <w:r>
         <w:rPr>
           <w:rStyle w:val="AttributeTok"/>
         </w:rPr>
-        <w:t xml:space="preserve">pch =</w:t>
+        <w:t xml:space="preserve">lty =</w:t>
       </w:r>
       <w:r>
         <w:rPr>
@@ -8869,577 +10304,7 @@
         <w:rPr>
           <w:rStyle w:val="DecValTok"/>
         </w:rPr>
-        <w:t xml:space="preserve">19</w:t>
-      </w:r>
-      <w:r>
-        <w:rPr>
-          <w:rStyle w:val="NormalTok"/>
-        </w:rPr>
-        <w:t xml:space="preserve">, </w:t>
-      </w:r>
-      <w:r>
-        <w:rPr>
-          <w:rStyle w:val="AttributeTok"/>
-        </w:rPr>
-        <w:t xml:space="preserve">col =</w:t>
-      </w:r>
-      <w:r>
-        <w:rPr>
-          <w:rStyle w:val="NormalTok"/>
-        </w:rPr>
-        <w:t xml:space="preserve"> </w:t>
-      </w:r>
-      <w:r>
-        <w:rPr>
-          <w:rStyle w:val="StringTok"/>
-        </w:rPr>
-        <w:t xml:space="preserve">"darkgray"</w:t>
-      </w:r>
-      <w:r>
-        <w:rPr>
-          <w:rStyle w:val="NormalTok"/>
-        </w:rPr>
-        <w:t xml:space="preserve">)</w:t>
-      </w:r>
-      <w:r>
-        <w:br/>
-      </w:r>
-      <w:r>
-        <w:br/>
-      </w:r>
-      <w:r>
-        <w:rPr>
-          <w:rStyle w:val="CommentTok"/>
-        </w:rPr>
-        <w:t xml:space="preserve"># 2. Generar secuencia continua de velocidad para trazar la curva</w:t>
-      </w:r>
-      <w:r>
-        <w:br/>
-      </w:r>
-      <w:r>
-        <w:rPr>
-          <w:rStyle w:val="NormalTok"/>
-        </w:rPr>
-        <w:t xml:space="preserve">speed_seq </w:t>
-      </w:r>
-      <w:r>
-        <w:rPr>
-          <w:rStyle w:val="OtherTok"/>
-        </w:rPr>
-        <w:t xml:space="preserve">&lt;-</w:t>
-      </w:r>
-      <w:r>
-        <w:rPr>
-          <w:rStyle w:val="NormalTok"/>
-        </w:rPr>
-        <w:t xml:space="preserve"> </w:t>
-      </w:r>
-      <w:r>
-        <w:rPr>
-          <w:rStyle w:val="FunctionTok"/>
-        </w:rPr>
-        <w:t xml:space="preserve">seq</w:t>
-      </w:r>
-      <w:r>
-        <w:rPr>
-          <w:rStyle w:val="NormalTok"/>
-        </w:rPr>
-        <w:t xml:space="preserve">(</w:t>
-      </w:r>
-      <w:r>
-        <w:rPr>
-          <w:rStyle w:val="FunctionTok"/>
-        </w:rPr>
-        <w:t xml:space="preserve">min</w:t>
-      </w:r>
-      <w:r>
-        <w:rPr>
-          <w:rStyle w:val="NormalTok"/>
-        </w:rPr>
-        <w:t xml:space="preserve">(cars</w:t>
-      </w:r>
-      <w:r>
-        <w:rPr>
-          <w:rStyle w:val="SpecialCharTok"/>
-        </w:rPr>
-        <w:t xml:space="preserve">$</w:t>
-      </w:r>
-      <w:r>
-        <w:rPr>
-          <w:rStyle w:val="NormalTok"/>
-        </w:rPr>
-        <w:t xml:space="preserve">speed), </w:t>
-      </w:r>
-      <w:r>
-        <w:rPr>
-          <w:rStyle w:val="FunctionTok"/>
-        </w:rPr>
-        <w:t xml:space="preserve">max</w:t>
-      </w:r>
-      <w:r>
-        <w:rPr>
-          <w:rStyle w:val="NormalTok"/>
-        </w:rPr>
-        <w:t xml:space="preserve">(cars</w:t>
-      </w:r>
-      <w:r>
-        <w:rPr>
-          <w:rStyle w:val="SpecialCharTok"/>
-        </w:rPr>
-        <w:t xml:space="preserve">$</w:t>
-      </w:r>
-      <w:r>
-        <w:rPr>
-          <w:rStyle w:val="NormalTok"/>
-        </w:rPr>
-        <w:t xml:space="preserve">speed), </w:t>
-      </w:r>
-      <w:r>
-        <w:rPr>
-          <w:rStyle w:val="AttributeTok"/>
-        </w:rPr>
-        <w:t xml:space="preserve">length.out =</w:t>
-      </w:r>
-      <w:r>
-        <w:rPr>
-          <w:rStyle w:val="NormalTok"/>
-        </w:rPr>
-        <w:t xml:space="preserve"> </w:t>
-      </w:r>
-      <w:r>
-        <w:rPr>
-          <w:rStyle w:val="DecValTok"/>
-        </w:rPr>
-        <w:t xml:space="preserve">200</w:t>
-      </w:r>
-      <w:r>
-        <w:rPr>
-          <w:rStyle w:val="NormalTok"/>
-        </w:rPr>
-        <w:t xml:space="preserve">)</w:t>
-      </w:r>
-      <w:r>
-        <w:br/>
-      </w:r>
-      <w:r>
-        <w:br/>
-      </w:r>
-      <w:r>
-        <w:rPr>
-          <w:rStyle w:val="CommentTok"/>
-        </w:rPr>
-        <w:t xml:space="preserve"># 3. Predicción no lineal: (b0 + b1 * speed)^2</w:t>
-      </w:r>
-      <w:r>
-        <w:br/>
-      </w:r>
-      <w:r>
-        <w:rPr>
-          <w:rStyle w:val="NormalTok"/>
-        </w:rPr>
-        <w:t xml:space="preserve">dist_pred </w:t>
-      </w:r>
-      <w:r>
-        <w:rPr>
-          <w:rStyle w:val="OtherTok"/>
-        </w:rPr>
-        <w:t xml:space="preserve">&lt;-</w:t>
-      </w:r>
-      <w:r>
-        <w:rPr>
-          <w:rStyle w:val="NormalTok"/>
-        </w:rPr>
-        <w:t xml:space="preserve"> (</w:t>
-      </w:r>
-      <w:r>
-        <w:rPr>
-          <w:rStyle w:val="FunctionTok"/>
-        </w:rPr>
-        <w:t xml:space="preserve">coef</w:t>
-      </w:r>
-      <w:r>
-        <w:rPr>
-          <w:rStyle w:val="NormalTok"/>
-        </w:rPr>
-        <w:t xml:space="preserve">(mod_sqrt)[</w:t>
-      </w:r>
-      <w:r>
-        <w:rPr>
-          <w:rStyle w:val="DecValTok"/>
-        </w:rPr>
-        <w:t xml:space="preserve">1</w:t>
-      </w:r>
-      <w:r>
-        <w:rPr>
-          <w:rStyle w:val="NormalTok"/>
-        </w:rPr>
-        <w:t xml:space="preserve">] </w:t>
-      </w:r>
-      <w:r>
-        <w:rPr>
-          <w:rStyle w:val="SpecialCharTok"/>
-        </w:rPr>
-        <w:t xml:space="preserve">+</w:t>
-      </w:r>
-      <w:r>
-        <w:rPr>
-          <w:rStyle w:val="NormalTok"/>
-        </w:rPr>
-        <w:t xml:space="preserve"> </w:t>
-      </w:r>
-      <w:r>
-        <w:rPr>
-          <w:rStyle w:val="FunctionTok"/>
-        </w:rPr>
-        <w:t xml:space="preserve">coef</w:t>
-      </w:r>
-      <w:r>
-        <w:rPr>
-          <w:rStyle w:val="NormalTok"/>
-        </w:rPr>
-        <w:t xml:space="preserve">(mod_sqrt)[</w:t>
-      </w:r>
-      <w:r>
-        <w:rPr>
-          <w:rStyle w:val="DecValTok"/>
-        </w:rPr>
         <w:t xml:space="preserve">2</w:t>
-      </w:r>
-      <w:r>
-        <w:rPr>
-          <w:rStyle w:val="NormalTok"/>
-        </w:rPr>
-        <w:t xml:space="preserve">] </w:t>
-      </w:r>
-      <w:r>
-        <w:rPr>
-          <w:rStyle w:val="SpecialCharTok"/>
-        </w:rPr>
-        <w:t xml:space="preserve">*</w:t>
-      </w:r>
-      <w:r>
-        <w:rPr>
-          <w:rStyle w:val="NormalTok"/>
-        </w:rPr>
-        <w:t xml:space="preserve"> speed_seq)</w:t>
-      </w:r>
-      <w:r>
-        <w:rPr>
-          <w:rStyle w:val="SpecialCharTok"/>
-        </w:rPr>
-        <w:t xml:space="preserve">^</w:t>
-      </w:r>
-      <w:r>
-        <w:rPr>
-          <w:rStyle w:val="DecValTok"/>
-        </w:rPr>
-        <w:t xml:space="preserve">2</w:t>
-      </w:r>
-      <w:r>
-        <w:br/>
-      </w:r>
-      <w:r>
-        <w:br/>
-      </w:r>
-      <w:r>
-        <w:rPr>
-          <w:rStyle w:val="CommentTok"/>
-        </w:rPr>
-        <w:t xml:space="preserve"># 4. Superponer la curva sobre los datos</w:t>
-      </w:r>
-      <w:r>
-        <w:br/>
-      </w:r>
-      <w:r>
-        <w:rPr>
-          <w:rStyle w:val="FunctionTok"/>
-        </w:rPr>
-        <w:t xml:space="preserve">lines</w:t>
-      </w:r>
-      <w:r>
-        <w:rPr>
-          <w:rStyle w:val="NormalTok"/>
-        </w:rPr>
-        <w:t xml:space="preserve">(speed_seq, dist_pred, </w:t>
-      </w:r>
-      <w:r>
-        <w:rPr>
-          <w:rStyle w:val="AttributeTok"/>
-        </w:rPr>
-        <w:t xml:space="preserve">col =</w:t>
-      </w:r>
-      <w:r>
-        <w:rPr>
-          <w:rStyle w:val="NormalTok"/>
-        </w:rPr>
-        <w:t xml:space="preserve"> </w:t>
-      </w:r>
-      <w:r>
-        <w:rPr>
-          <w:rStyle w:val="StringTok"/>
-        </w:rPr>
-        <w:t xml:space="preserve">"darkgreen"</w:t>
-      </w:r>
-      <w:r>
-        <w:rPr>
-          <w:rStyle w:val="NormalTok"/>
-        </w:rPr>
-        <w:t xml:space="preserve">, </w:t>
-      </w:r>
-      <w:r>
-        <w:rPr>
-          <w:rStyle w:val="AttributeTok"/>
-        </w:rPr>
-        <w:t xml:space="preserve">lwd =</w:t>
-      </w:r>
-      <w:r>
-        <w:rPr>
-          <w:rStyle w:val="NormalTok"/>
-        </w:rPr>
-        <w:t xml:space="preserve"> </w:t>
-      </w:r>
-      <w:r>
-        <w:rPr>
-          <w:rStyle w:val="FloatTok"/>
-        </w:rPr>
-        <w:t xml:space="preserve">2.5</w:t>
-      </w:r>
-      <w:r>
-        <w:rPr>
-          <w:rStyle w:val="NormalTok"/>
-        </w:rPr>
-        <w:t xml:space="preserve">)</w:t>
-      </w:r>
-      <w:r>
-        <w:br/>
-      </w:r>
-      <w:r>
-        <w:rPr>
-          <w:rStyle w:val="FunctionTok"/>
-        </w:rPr>
-        <w:t xml:space="preserve">grid</w:t>
-      </w:r>
-      <w:r>
-        <w:rPr>
-          <w:rStyle w:val="NormalTok"/>
-        </w:rPr>
-        <w:t xml:space="preserve">()</w:t>
-      </w:r>
-      <w:r>
-        <w:br/>
-      </w:r>
-      <w:r>
-        <w:rPr>
-          <w:rStyle w:val="FunctionTok"/>
-        </w:rPr>
-        <w:t xml:space="preserve">legend</w:t>
-      </w:r>
-      <w:r>
-        <w:rPr>
-          <w:rStyle w:val="NormalTok"/>
-        </w:rPr>
-        <w:t xml:space="preserve">(</w:t>
-      </w:r>
-      <w:r>
-        <w:rPr>
-          <w:rStyle w:val="StringTok"/>
-        </w:rPr>
-        <w:t xml:space="preserve">"topleft"</w:t>
-      </w:r>
-      <w:r>
-        <w:rPr>
-          <w:rStyle w:val="NormalTok"/>
-        </w:rPr>
-        <w:t xml:space="preserve">, </w:t>
-      </w:r>
-      <w:r>
-        <w:rPr>
-          <w:rStyle w:val="AttributeTok"/>
-        </w:rPr>
-        <w:t xml:space="preserve">legend =</w:t>
-      </w:r>
-      <w:r>
-        <w:rPr>
-          <w:rStyle w:val="NormalTok"/>
-        </w:rPr>
-        <w:t xml:space="preserve"> </w:t>
-      </w:r>
-      <w:r>
-        <w:rPr>
-          <w:rStyle w:val="FunctionTok"/>
-        </w:rPr>
-        <w:t xml:space="preserve">expression</w:t>
-      </w:r>
-      <w:r>
-        <w:rPr>
-          <w:rStyle w:val="NormalTok"/>
-        </w:rPr>
-        <w:t xml:space="preserve">(</w:t>
-      </w:r>
-      <w:r>
-        <w:rPr>
-          <w:rStyle w:val="FunctionTok"/>
-        </w:rPr>
-        <w:t xml:space="preserve">hat</w:t>
-      </w:r>
-      <w:r>
-        <w:rPr>
-          <w:rStyle w:val="NormalTok"/>
-        </w:rPr>
-        <w:t xml:space="preserve">(Y) </w:t>
-      </w:r>
-      <w:r>
-        <w:rPr>
-          <w:rStyle w:val="SpecialCharTok"/>
-        </w:rPr>
-        <w:t xml:space="preserve">==</w:t>
-      </w:r>
-      <w:r>
-        <w:rPr>
-          <w:rStyle w:val="NormalTok"/>
-        </w:rPr>
-        <w:t xml:space="preserve"> (</w:t>
-      </w:r>
-      <w:r>
-        <w:rPr>
-          <w:rStyle w:val="FloatTok"/>
-        </w:rPr>
-        <w:t xml:space="preserve">1.2771</w:t>
-      </w:r>
-      <w:r>
-        <w:rPr>
-          <w:rStyle w:val="NormalTok"/>
-        </w:rPr>
-        <w:t xml:space="preserve"> </w:t>
-      </w:r>
-      <w:r>
-        <w:rPr>
-          <w:rStyle w:val="SpecialCharTok"/>
-        </w:rPr>
-        <w:t xml:space="preserve">+</w:t>
-      </w:r>
-      <w:r>
-        <w:rPr>
-          <w:rStyle w:val="NormalTok"/>
-        </w:rPr>
-        <w:t xml:space="preserve"> </w:t>
-      </w:r>
-      <w:r>
-        <w:rPr>
-          <w:rStyle w:val="FloatTok"/>
-        </w:rPr>
-        <w:t xml:space="preserve">0.3224</w:t>
-      </w:r>
-      <w:r>
-        <w:rPr>
-          <w:rStyle w:val="NormalTok"/>
-        </w:rPr>
-        <w:t xml:space="preserve"> </w:t>
-      </w:r>
-      <w:r>
-        <w:rPr>
-          <w:rStyle w:val="SpecialCharTok"/>
-        </w:rPr>
-        <w:t xml:space="preserve">*</w:t>
-      </w:r>
-      <w:r>
-        <w:rPr>
-          <w:rStyle w:val="NormalTok"/>
-        </w:rPr>
-        <w:t xml:space="preserve"> X)</w:t>
-      </w:r>
-      <w:r>
-        <w:rPr>
-          <w:rStyle w:val="SpecialCharTok"/>
-        </w:rPr>
-        <w:t xml:space="preserve">^</w:t>
-      </w:r>
-      <w:r>
-        <w:rPr>
-          <w:rStyle w:val="DecValTok"/>
-        </w:rPr>
-        <w:t xml:space="preserve">2</w:t>
-      </w:r>
-      <w:r>
-        <w:rPr>
-          <w:rStyle w:val="NormalTok"/>
-        </w:rPr>
-        <w:t xml:space="preserve">),</w:t>
-      </w:r>
-      <w:r>
-        <w:br/>
-      </w:r>
-      <w:r>
-        <w:rPr>
-          <w:rStyle w:val="NormalTok"/>
-        </w:rPr>
-        <w:t xml:space="preserve">       </w:t>
-      </w:r>
-      <w:r>
-        <w:rPr>
-          <w:rStyle w:val="AttributeTok"/>
-        </w:rPr>
-        <w:t xml:space="preserve">col =</w:t>
-      </w:r>
-      <w:r>
-        <w:rPr>
-          <w:rStyle w:val="NormalTok"/>
-        </w:rPr>
-        <w:t xml:space="preserve"> </w:t>
-      </w:r>
-      <w:r>
-        <w:rPr>
-          <w:rStyle w:val="StringTok"/>
-        </w:rPr>
-        <w:t xml:space="preserve">"darkgreen"</w:t>
-      </w:r>
-      <w:r>
-        <w:rPr>
-          <w:rStyle w:val="NormalTok"/>
-        </w:rPr>
-        <w:t xml:space="preserve">, </w:t>
-      </w:r>
-      <w:r>
-        <w:rPr>
-          <w:rStyle w:val="AttributeTok"/>
-        </w:rPr>
-        <w:t xml:space="preserve">lwd =</w:t>
-      </w:r>
-      <w:r>
-        <w:rPr>
-          <w:rStyle w:val="NormalTok"/>
-        </w:rPr>
-        <w:t xml:space="preserve"> </w:t>
-      </w:r>
-      <w:r>
-        <w:rPr>
-          <w:rStyle w:val="FloatTok"/>
-        </w:rPr>
-        <w:t xml:space="preserve">2.5</w:t>
-      </w:r>
-      <w:r>
-        <w:rPr>
-          <w:rStyle w:val="NormalTok"/>
-        </w:rPr>
-        <w:t xml:space="preserve">, </w:t>
-      </w:r>
-      <w:r>
-        <w:rPr>
-          <w:rStyle w:val="AttributeTok"/>
-        </w:rPr>
-        <w:t xml:space="preserve">bty =</w:t>
-      </w:r>
-      <w:r>
-        <w:rPr>
-          <w:rStyle w:val="NormalTok"/>
-        </w:rPr>
-        <w:t xml:space="preserve"> </w:t>
-      </w:r>
-      <w:r>
-        <w:rPr>
-          <w:rStyle w:val="StringTok"/>
-        </w:rPr>
-        <w:t xml:space="preserve">"n"</w:t>
       </w:r>
       <w:r>
         <w:rPr>
@@ -9462,7 +10327,7 @@
               <a:graphicData uri="http://schemas.openxmlformats.org/drawingml/2006/picture">
                 <pic:pic>
                   <pic:nvPicPr>
-                    <pic:cNvPr descr="Actividad-1.2_files/figure-docx/unnamed-chunk-19-1.png" id="30" name="Picture"/>
+                    <pic:cNvPr descr="Actividad-1.2_files/figure-docx/unnamed-chunk-22-1.png" id="30" name="Picture"/>
                     <pic:cNvPicPr>
                       <a:picLocks noChangeArrowheads="1" noChangeAspect="1"/>
                     </pic:cNvPicPr>
@@ -9495,8 +10360,1082 @@
         </w:drawing>
       </w:r>
     </w:p>
-    <w:bookmarkEnd w:id="31"/>
-    <w:bookmarkStart w:id="32" w:name="Xd3895cedac4879595c5f219f0ceaf4d49754633"/>
+    <w:p>
+      <w:pPr>
+        <w:pStyle w:val="BodyText"/>
+      </w:pPr>
+      <w:r>
+        <w:t xml:space="preserve">Los resultados demuestran efectivamente normalidad, homocedasticidad, y se descarta la autocorrelación serial de los residuos. La distancia de Cook máxima alcanzada es de</w:t>
+      </w:r>
+      <w:r>
+        <w:t xml:space="preserve"> </w:t>
+      </w:r>
+      <m:oMath>
+        <m:r>
+          <m:t>0.1335</m:t>
+        </m:r>
+      </m:oMath>
+      <w:r>
+        <w:t xml:space="preserve">, valor muy inferior al umbral de corte usual (</w:t>
+      </w:r>
+      <m:oMath>
+        <m:r>
+          <m:t>1.0</m:t>
+        </m:r>
+      </m:oMath>
+      <w:r>
+        <w:t xml:space="preserve">). Por esto mismo, no existen datos atípicos influyentes que distorsionen la estimación.</w:t>
+      </w:r>
+    </w:p>
+    <w:p>
+      <w:pPr>
+        <w:pStyle w:val="BodyText"/>
+      </w:pPr>
+      <w:r>
+        <w:t xml:space="preserve">Para obtener la relación directa entre la distancia y la velocidad, elevamos al cuadrado ambos lados del modelo transformado:</w:t>
+      </w:r>
+    </w:p>
+    <w:p>
+      <w:pPr>
+        <w:pStyle w:val="BodyText"/>
+      </w:pPr>
+      <m:oMathPara>
+        <m:oMathParaPr>
+          <m:jc m:val="center"/>
+        </m:oMathParaPr>
+        <m:oMath>
+          <m:rad>
+            <m:radPr>
+              <m:degHide m:val="on"/>
+            </m:radPr>
+            <m:deg/>
+            <m:e>
+              <m:r>
+                <m:rPr>
+                  <m:nor/>
+                  <m:sty m:val="p"/>
+                </m:rPr>
+                <m:t>dist</m:t>
+              </m:r>
+            </m:e>
+          </m:rad>
+          <m:r>
+            <m:rPr>
+              <m:sty m:val="p"/>
+            </m:rPr>
+            <m:t>=</m:t>
+          </m:r>
+          <m:r>
+            <m:t>1.2771</m:t>
+          </m:r>
+          <m:r>
+            <m:rPr>
+              <m:sty m:val="p"/>
+            </m:rPr>
+            <m:t>+</m:t>
+          </m:r>
+          <m:r>
+            <m:t>0.3224</m:t>
+          </m:r>
+          <m:r>
+            <m:rPr>
+              <m:sty m:val="p"/>
+            </m:rPr>
+            <m:t>⋅</m:t>
+          </m:r>
+          <m:r>
+            <m:rPr>
+              <m:nor/>
+              <m:sty m:val="p"/>
+            </m:rPr>
+            <m:t>speed</m:t>
+          </m:r>
+        </m:oMath>
+      </m:oMathPara>
+    </w:p>
+    <w:p>
+      <w:pPr>
+        <w:pStyle w:val="FirstParagraph"/>
+      </w:pPr>
+      <m:oMathPara>
+        <m:oMathParaPr>
+          <m:jc m:val="center"/>
+        </m:oMathParaPr>
+        <m:oMath>
+          <m:acc>
+            <m:accPr>
+              <m:chr m:val="̂"/>
+            </m:accPr>
+            <m:e>
+              <m:r>
+                <m:rPr>
+                  <m:nor/>
+                  <m:sty m:val="p"/>
+                </m:rPr>
+                <m:t>dist</m:t>
+              </m:r>
+            </m:e>
+          </m:acc>
+          <m:r>
+            <m:rPr>
+              <m:sty m:val="p"/>
+            </m:rPr>
+            <m:t>=</m:t>
+          </m:r>
+          <m:r>
+            <m:rPr>
+              <m:sty m:val="p"/>
+            </m:rPr>
+            <m:t>(</m:t>
+          </m:r>
+          <m:r>
+            <m:t>1.2771</m:t>
+          </m:r>
+          <m:r>
+            <m:rPr>
+              <m:sty m:val="p"/>
+            </m:rPr>
+            <m:t>+</m:t>
+          </m:r>
+          <m:r>
+            <m:t>0.3224</m:t>
+          </m:r>
+          <m:r>
+            <m:rPr>
+              <m:sty m:val="p"/>
+            </m:rPr>
+            <m:t>⋅</m:t>
+          </m:r>
+          <m:r>
+            <m:rPr>
+              <m:nor/>
+              <m:sty m:val="p"/>
+            </m:rPr>
+            <m:t>speed</m:t>
+          </m:r>
+          <m:sSup>
+            <m:e>
+              <m:r>
+                <m:rPr>
+                  <m:sty m:val="p"/>
+                </m:rPr>
+                <m:t>)</m:t>
+              </m:r>
+            </m:e>
+            <m:sup>
+              <m:r>
+                <m:t>2</m:t>
+              </m:r>
+            </m:sup>
+          </m:sSup>
+        </m:oMath>
+      </m:oMathPara>
+    </w:p>
+    <w:p>
+      <w:pPr>
+        <w:pStyle w:val="FirstParagraph"/>
+      </w:pPr>
+      <w:r>
+        <w:t xml:space="preserve">Desarrollando el binomio al cuadrado:</w:t>
+      </w:r>
+    </w:p>
+    <w:p>
+      <w:pPr>
+        <w:pStyle w:val="BodyText"/>
+      </w:pPr>
+      <m:oMathPara>
+        <m:oMathParaPr>
+          <m:jc m:val="center"/>
+        </m:oMathParaPr>
+        <m:oMath>
+          <m:acc>
+            <m:accPr>
+              <m:chr m:val="̂"/>
+            </m:accPr>
+            <m:e>
+              <m:r>
+                <m:rPr>
+                  <m:nor/>
+                  <m:sty m:val="p"/>
+                </m:rPr>
+                <m:t>dist</m:t>
+              </m:r>
+            </m:e>
+          </m:acc>
+          <m:r>
+            <m:rPr>
+              <m:sty m:val="p"/>
+            </m:rPr>
+            <m:t>=</m:t>
+          </m:r>
+          <m:r>
+            <m:t>1.6310</m:t>
+          </m:r>
+          <m:r>
+            <m:rPr>
+              <m:sty m:val="p"/>
+            </m:rPr>
+            <m:t>+</m:t>
+          </m:r>
+          <m:r>
+            <m:t>0.8234</m:t>
+          </m:r>
+          <m:r>
+            <m:rPr>
+              <m:sty m:val="p"/>
+            </m:rPr>
+            <m:t>⋅</m:t>
+          </m:r>
+          <m:r>
+            <m:rPr>
+              <m:nor/>
+              <m:sty m:val="p"/>
+            </m:rPr>
+            <m:t>speed</m:t>
+          </m:r>
+          <m:r>
+            <m:rPr>
+              <m:sty m:val="p"/>
+            </m:rPr>
+            <m:t>+</m:t>
+          </m:r>
+          <m:r>
+            <m:t>0.1039</m:t>
+          </m:r>
+          <m:r>
+            <m:rPr>
+              <m:sty m:val="p"/>
+            </m:rPr>
+            <m:t>⋅</m:t>
+          </m:r>
+          <m:sSup>
+            <m:e>
+              <m:r>
+                <m:rPr>
+                  <m:nor/>
+                  <m:sty m:val="p"/>
+                </m:rPr>
+                <m:t>speed</m:t>
+              </m:r>
+            </m:e>
+            <m:sup>
+              <m:r>
+                <m:t>2</m:t>
+              </m:r>
+            </m:sup>
+          </m:sSup>
+        </m:oMath>
+      </m:oMathPara>
+    </w:p>
+    <w:p>
+      <w:pPr>
+        <w:pStyle w:val="FirstParagraph"/>
+      </w:pPr>
+      <w:r>
+        <w:t xml:space="preserve">Así es como obtenemos el modelo no lineal.</w:t>
+      </w:r>
+    </w:p>
+    <w:p>
+      <w:pPr>
+        <w:pStyle w:val="SourceCode"/>
+      </w:pPr>
+      <w:r>
+        <w:rPr>
+          <w:rStyle w:val="CommentTok"/>
+        </w:rPr>
+        <w:t xml:space="preserve"># 1. Gráfico de dispersión original</w:t>
+      </w:r>
+      <w:r>
+        <w:br/>
+      </w:r>
+      <w:r>
+        <w:rPr>
+          <w:rStyle w:val="FunctionTok"/>
+        </w:rPr>
+        <w:t xml:space="preserve">plot</w:t>
+      </w:r>
+      <w:r>
+        <w:rPr>
+          <w:rStyle w:val="NormalTok"/>
+        </w:rPr>
+        <w:t xml:space="preserve">(cars</w:t>
+      </w:r>
+      <w:r>
+        <w:rPr>
+          <w:rStyle w:val="SpecialCharTok"/>
+        </w:rPr>
+        <w:t xml:space="preserve">$</w:t>
+      </w:r>
+      <w:r>
+        <w:rPr>
+          <w:rStyle w:val="NormalTok"/>
+        </w:rPr>
+        <w:t xml:space="preserve">speed, cars</w:t>
+      </w:r>
+      <w:r>
+        <w:rPr>
+          <w:rStyle w:val="SpecialCharTok"/>
+        </w:rPr>
+        <w:t xml:space="preserve">$</w:t>
+      </w:r>
+      <w:r>
+        <w:rPr>
+          <w:rStyle w:val="NormalTok"/>
+        </w:rPr>
+        <w:t xml:space="preserve">dist,</w:t>
+      </w:r>
+      <w:r>
+        <w:br/>
+      </w:r>
+      <w:r>
+        <w:rPr>
+          <w:rStyle w:val="NormalTok"/>
+        </w:rPr>
+        <w:t xml:space="preserve">     </w:t>
+      </w:r>
+      <w:r>
+        <w:rPr>
+          <w:rStyle w:val="AttributeTok"/>
+        </w:rPr>
+        <w:t xml:space="preserve">main =</w:t>
+      </w:r>
+      <w:r>
+        <w:rPr>
+          <w:rStyle w:val="NormalTok"/>
+        </w:rPr>
+        <w:t xml:space="preserve"> </w:t>
+      </w:r>
+      <w:r>
+        <w:rPr>
+          <w:rStyle w:val="StringTok"/>
+        </w:rPr>
+        <w:t xml:space="preserve">"Modelo No Lineal Ajustado: Distancia vs Velocidad"</w:t>
+      </w:r>
+      <w:r>
+        <w:rPr>
+          <w:rStyle w:val="NormalTok"/>
+        </w:rPr>
+        <w:t xml:space="preserve">,</w:t>
+      </w:r>
+      <w:r>
+        <w:br/>
+      </w:r>
+      <w:r>
+        <w:rPr>
+          <w:rStyle w:val="NormalTok"/>
+        </w:rPr>
+        <w:t xml:space="preserve">     </w:t>
+      </w:r>
+      <w:r>
+        <w:rPr>
+          <w:rStyle w:val="AttributeTok"/>
+        </w:rPr>
+        <w:t xml:space="preserve">xlab =</w:t>
+      </w:r>
+      <w:r>
+        <w:rPr>
+          <w:rStyle w:val="NormalTok"/>
+        </w:rPr>
+        <w:t xml:space="preserve"> </w:t>
+      </w:r>
+      <w:r>
+        <w:rPr>
+          <w:rStyle w:val="StringTok"/>
+        </w:rPr>
+        <w:t xml:space="preserve">"Velocidad (speed)"</w:t>
+      </w:r>
+      <w:r>
+        <w:rPr>
+          <w:rStyle w:val="NormalTok"/>
+        </w:rPr>
+        <w:t xml:space="preserve">,</w:t>
+      </w:r>
+      <w:r>
+        <w:br/>
+      </w:r>
+      <w:r>
+        <w:rPr>
+          <w:rStyle w:val="NormalTok"/>
+        </w:rPr>
+        <w:t xml:space="preserve">     </w:t>
+      </w:r>
+      <w:r>
+        <w:rPr>
+          <w:rStyle w:val="AttributeTok"/>
+        </w:rPr>
+        <w:t xml:space="preserve">ylab =</w:t>
+      </w:r>
+      <w:r>
+        <w:rPr>
+          <w:rStyle w:val="NormalTok"/>
+        </w:rPr>
+        <w:t xml:space="preserve"> </w:t>
+      </w:r>
+      <w:r>
+        <w:rPr>
+          <w:rStyle w:val="StringTok"/>
+        </w:rPr>
+        <w:t xml:space="preserve">"Distancia (dist)"</w:t>
+      </w:r>
+      <w:r>
+        <w:rPr>
+          <w:rStyle w:val="NormalTok"/>
+        </w:rPr>
+        <w:t xml:space="preserve">,</w:t>
+      </w:r>
+      <w:r>
+        <w:br/>
+      </w:r>
+      <w:r>
+        <w:rPr>
+          <w:rStyle w:val="NormalTok"/>
+        </w:rPr>
+        <w:t xml:space="preserve">     </w:t>
+      </w:r>
+      <w:r>
+        <w:rPr>
+          <w:rStyle w:val="AttributeTok"/>
+        </w:rPr>
+        <w:t xml:space="preserve">pch =</w:t>
+      </w:r>
+      <w:r>
+        <w:rPr>
+          <w:rStyle w:val="NormalTok"/>
+        </w:rPr>
+        <w:t xml:space="preserve"> </w:t>
+      </w:r>
+      <w:r>
+        <w:rPr>
+          <w:rStyle w:val="DecValTok"/>
+        </w:rPr>
+        <w:t xml:space="preserve">19</w:t>
+      </w:r>
+      <w:r>
+        <w:rPr>
+          <w:rStyle w:val="NormalTok"/>
+        </w:rPr>
+        <w:t xml:space="preserve">, </w:t>
+      </w:r>
+      <w:r>
+        <w:rPr>
+          <w:rStyle w:val="AttributeTok"/>
+        </w:rPr>
+        <w:t xml:space="preserve">col =</w:t>
+      </w:r>
+      <w:r>
+        <w:rPr>
+          <w:rStyle w:val="NormalTok"/>
+        </w:rPr>
+        <w:t xml:space="preserve"> </w:t>
+      </w:r>
+      <w:r>
+        <w:rPr>
+          <w:rStyle w:val="StringTok"/>
+        </w:rPr>
+        <w:t xml:space="preserve">"darkgray"</w:t>
+      </w:r>
+      <w:r>
+        <w:rPr>
+          <w:rStyle w:val="NormalTok"/>
+        </w:rPr>
+        <w:t xml:space="preserve">)</w:t>
+      </w:r>
+      <w:r>
+        <w:br/>
+      </w:r>
+      <w:r>
+        <w:br/>
+      </w:r>
+      <w:r>
+        <w:rPr>
+          <w:rStyle w:val="CommentTok"/>
+        </w:rPr>
+        <w:t xml:space="preserve"># 2. Generar secuencia continua de velocidad para trazar la curva</w:t>
+      </w:r>
+      <w:r>
+        <w:br/>
+      </w:r>
+      <w:r>
+        <w:rPr>
+          <w:rStyle w:val="NormalTok"/>
+        </w:rPr>
+        <w:t xml:space="preserve">speed_seq </w:t>
+      </w:r>
+      <w:r>
+        <w:rPr>
+          <w:rStyle w:val="OtherTok"/>
+        </w:rPr>
+        <w:t xml:space="preserve">&lt;-</w:t>
+      </w:r>
+      <w:r>
+        <w:rPr>
+          <w:rStyle w:val="NormalTok"/>
+        </w:rPr>
+        <w:t xml:space="preserve"> </w:t>
+      </w:r>
+      <w:r>
+        <w:rPr>
+          <w:rStyle w:val="FunctionTok"/>
+        </w:rPr>
+        <w:t xml:space="preserve">seq</w:t>
+      </w:r>
+      <w:r>
+        <w:rPr>
+          <w:rStyle w:val="NormalTok"/>
+        </w:rPr>
+        <w:t xml:space="preserve">(</w:t>
+      </w:r>
+      <w:r>
+        <w:rPr>
+          <w:rStyle w:val="FunctionTok"/>
+        </w:rPr>
+        <w:t xml:space="preserve">min</w:t>
+      </w:r>
+      <w:r>
+        <w:rPr>
+          <w:rStyle w:val="NormalTok"/>
+        </w:rPr>
+        <w:t xml:space="preserve">(cars</w:t>
+      </w:r>
+      <w:r>
+        <w:rPr>
+          <w:rStyle w:val="SpecialCharTok"/>
+        </w:rPr>
+        <w:t xml:space="preserve">$</w:t>
+      </w:r>
+      <w:r>
+        <w:rPr>
+          <w:rStyle w:val="NormalTok"/>
+        </w:rPr>
+        <w:t xml:space="preserve">speed), </w:t>
+      </w:r>
+      <w:r>
+        <w:rPr>
+          <w:rStyle w:val="FunctionTok"/>
+        </w:rPr>
+        <w:t xml:space="preserve">max</w:t>
+      </w:r>
+      <w:r>
+        <w:rPr>
+          <w:rStyle w:val="NormalTok"/>
+        </w:rPr>
+        <w:t xml:space="preserve">(cars</w:t>
+      </w:r>
+      <w:r>
+        <w:rPr>
+          <w:rStyle w:val="SpecialCharTok"/>
+        </w:rPr>
+        <w:t xml:space="preserve">$</w:t>
+      </w:r>
+      <w:r>
+        <w:rPr>
+          <w:rStyle w:val="NormalTok"/>
+        </w:rPr>
+        <w:t xml:space="preserve">speed), </w:t>
+      </w:r>
+      <w:r>
+        <w:rPr>
+          <w:rStyle w:val="AttributeTok"/>
+        </w:rPr>
+        <w:t xml:space="preserve">length.out =</w:t>
+      </w:r>
+      <w:r>
+        <w:rPr>
+          <w:rStyle w:val="NormalTok"/>
+        </w:rPr>
+        <w:t xml:space="preserve"> </w:t>
+      </w:r>
+      <w:r>
+        <w:rPr>
+          <w:rStyle w:val="DecValTok"/>
+        </w:rPr>
+        <w:t xml:space="preserve">200</w:t>
+      </w:r>
+      <w:r>
+        <w:rPr>
+          <w:rStyle w:val="NormalTok"/>
+        </w:rPr>
+        <w:t xml:space="preserve">)</w:t>
+      </w:r>
+      <w:r>
+        <w:br/>
+      </w:r>
+      <w:r>
+        <w:br/>
+      </w:r>
+      <w:r>
+        <w:rPr>
+          <w:rStyle w:val="CommentTok"/>
+        </w:rPr>
+        <w:t xml:space="preserve"># 3. Predicción no lineal: (b0 + b1 * speed)^2</w:t>
+      </w:r>
+      <w:r>
+        <w:br/>
+      </w:r>
+      <w:r>
+        <w:rPr>
+          <w:rStyle w:val="NormalTok"/>
+        </w:rPr>
+        <w:t xml:space="preserve">dist_pred </w:t>
+      </w:r>
+      <w:r>
+        <w:rPr>
+          <w:rStyle w:val="OtherTok"/>
+        </w:rPr>
+        <w:t xml:space="preserve">&lt;-</w:t>
+      </w:r>
+      <w:r>
+        <w:rPr>
+          <w:rStyle w:val="NormalTok"/>
+        </w:rPr>
+        <w:t xml:space="preserve"> (</w:t>
+      </w:r>
+      <w:r>
+        <w:rPr>
+          <w:rStyle w:val="FunctionTok"/>
+        </w:rPr>
+        <w:t xml:space="preserve">coef</w:t>
+      </w:r>
+      <w:r>
+        <w:rPr>
+          <w:rStyle w:val="NormalTok"/>
+        </w:rPr>
+        <w:t xml:space="preserve">(mod_sqrt)[</w:t>
+      </w:r>
+      <w:r>
+        <w:rPr>
+          <w:rStyle w:val="DecValTok"/>
+        </w:rPr>
+        <w:t xml:space="preserve">1</w:t>
+      </w:r>
+      <w:r>
+        <w:rPr>
+          <w:rStyle w:val="NormalTok"/>
+        </w:rPr>
+        <w:t xml:space="preserve">] </w:t>
+      </w:r>
+      <w:r>
+        <w:rPr>
+          <w:rStyle w:val="SpecialCharTok"/>
+        </w:rPr>
+        <w:t xml:space="preserve">+</w:t>
+      </w:r>
+      <w:r>
+        <w:rPr>
+          <w:rStyle w:val="NormalTok"/>
+        </w:rPr>
+        <w:t xml:space="preserve"> </w:t>
+      </w:r>
+      <w:r>
+        <w:rPr>
+          <w:rStyle w:val="FunctionTok"/>
+        </w:rPr>
+        <w:t xml:space="preserve">coef</w:t>
+      </w:r>
+      <w:r>
+        <w:rPr>
+          <w:rStyle w:val="NormalTok"/>
+        </w:rPr>
+        <w:t xml:space="preserve">(mod_sqrt)[</w:t>
+      </w:r>
+      <w:r>
+        <w:rPr>
+          <w:rStyle w:val="DecValTok"/>
+        </w:rPr>
+        <w:t xml:space="preserve">2</w:t>
+      </w:r>
+      <w:r>
+        <w:rPr>
+          <w:rStyle w:val="NormalTok"/>
+        </w:rPr>
+        <w:t xml:space="preserve">] </w:t>
+      </w:r>
+      <w:r>
+        <w:rPr>
+          <w:rStyle w:val="SpecialCharTok"/>
+        </w:rPr>
+        <w:t xml:space="preserve">*</w:t>
+      </w:r>
+      <w:r>
+        <w:rPr>
+          <w:rStyle w:val="NormalTok"/>
+        </w:rPr>
+        <w:t xml:space="preserve"> speed_seq)</w:t>
+      </w:r>
+      <w:r>
+        <w:rPr>
+          <w:rStyle w:val="SpecialCharTok"/>
+        </w:rPr>
+        <w:t xml:space="preserve">^</w:t>
+      </w:r>
+      <w:r>
+        <w:rPr>
+          <w:rStyle w:val="DecValTok"/>
+        </w:rPr>
+        <w:t xml:space="preserve">2</w:t>
+      </w:r>
+      <w:r>
+        <w:br/>
+      </w:r>
+      <w:r>
+        <w:br/>
+      </w:r>
+      <w:r>
+        <w:rPr>
+          <w:rStyle w:val="CommentTok"/>
+        </w:rPr>
+        <w:t xml:space="preserve"># 4. Superponer la curva sobre los datos</w:t>
+      </w:r>
+      <w:r>
+        <w:br/>
+      </w:r>
+      <w:r>
+        <w:rPr>
+          <w:rStyle w:val="FunctionTok"/>
+        </w:rPr>
+        <w:t xml:space="preserve">lines</w:t>
+      </w:r>
+      <w:r>
+        <w:rPr>
+          <w:rStyle w:val="NormalTok"/>
+        </w:rPr>
+        <w:t xml:space="preserve">(speed_seq, dist_pred, </w:t>
+      </w:r>
+      <w:r>
+        <w:rPr>
+          <w:rStyle w:val="AttributeTok"/>
+        </w:rPr>
+        <w:t xml:space="preserve">col =</w:t>
+      </w:r>
+      <w:r>
+        <w:rPr>
+          <w:rStyle w:val="NormalTok"/>
+        </w:rPr>
+        <w:t xml:space="preserve"> </w:t>
+      </w:r>
+      <w:r>
+        <w:rPr>
+          <w:rStyle w:val="StringTok"/>
+        </w:rPr>
+        <w:t xml:space="preserve">"darkgreen"</w:t>
+      </w:r>
+      <w:r>
+        <w:rPr>
+          <w:rStyle w:val="NormalTok"/>
+        </w:rPr>
+        <w:t xml:space="preserve">, </w:t>
+      </w:r>
+      <w:r>
+        <w:rPr>
+          <w:rStyle w:val="AttributeTok"/>
+        </w:rPr>
+        <w:t xml:space="preserve">lwd =</w:t>
+      </w:r>
+      <w:r>
+        <w:rPr>
+          <w:rStyle w:val="NormalTok"/>
+        </w:rPr>
+        <w:t xml:space="preserve"> </w:t>
+      </w:r>
+      <w:r>
+        <w:rPr>
+          <w:rStyle w:val="FloatTok"/>
+        </w:rPr>
+        <w:t xml:space="preserve">2.5</w:t>
+      </w:r>
+      <w:r>
+        <w:rPr>
+          <w:rStyle w:val="NormalTok"/>
+        </w:rPr>
+        <w:t xml:space="preserve">)</w:t>
+      </w:r>
+      <w:r>
+        <w:br/>
+      </w:r>
+      <w:r>
+        <w:rPr>
+          <w:rStyle w:val="FunctionTok"/>
+        </w:rPr>
+        <w:t xml:space="preserve">grid</w:t>
+      </w:r>
+      <w:r>
+        <w:rPr>
+          <w:rStyle w:val="NormalTok"/>
+        </w:rPr>
+        <w:t xml:space="preserve">()</w:t>
+      </w:r>
+      <w:r>
+        <w:br/>
+      </w:r>
+      <w:r>
+        <w:rPr>
+          <w:rStyle w:val="FunctionTok"/>
+        </w:rPr>
+        <w:t xml:space="preserve">legend</w:t>
+      </w:r>
+      <w:r>
+        <w:rPr>
+          <w:rStyle w:val="NormalTok"/>
+        </w:rPr>
+        <w:t xml:space="preserve">(</w:t>
+      </w:r>
+      <w:r>
+        <w:rPr>
+          <w:rStyle w:val="StringTok"/>
+        </w:rPr>
+        <w:t xml:space="preserve">"topleft"</w:t>
+      </w:r>
+      <w:r>
+        <w:rPr>
+          <w:rStyle w:val="NormalTok"/>
+        </w:rPr>
+        <w:t xml:space="preserve">, </w:t>
+      </w:r>
+      <w:r>
+        <w:rPr>
+          <w:rStyle w:val="AttributeTok"/>
+        </w:rPr>
+        <w:t xml:space="preserve">legend =</w:t>
+      </w:r>
+      <w:r>
+        <w:rPr>
+          <w:rStyle w:val="NormalTok"/>
+        </w:rPr>
+        <w:t xml:space="preserve"> </w:t>
+      </w:r>
+      <w:r>
+        <w:rPr>
+          <w:rStyle w:val="FunctionTok"/>
+        </w:rPr>
+        <w:t xml:space="preserve">expression</w:t>
+      </w:r>
+      <w:r>
+        <w:rPr>
+          <w:rStyle w:val="NormalTok"/>
+        </w:rPr>
+        <w:t xml:space="preserve">(</w:t>
+      </w:r>
+      <w:r>
+        <w:rPr>
+          <w:rStyle w:val="FunctionTok"/>
+        </w:rPr>
+        <w:t xml:space="preserve">hat</w:t>
+      </w:r>
+      <w:r>
+        <w:rPr>
+          <w:rStyle w:val="NormalTok"/>
+        </w:rPr>
+        <w:t xml:space="preserve">(Y) </w:t>
+      </w:r>
+      <w:r>
+        <w:rPr>
+          <w:rStyle w:val="SpecialCharTok"/>
+        </w:rPr>
+        <w:t xml:space="preserve">==</w:t>
+      </w:r>
+      <w:r>
+        <w:rPr>
+          <w:rStyle w:val="NormalTok"/>
+        </w:rPr>
+        <w:t xml:space="preserve"> (</w:t>
+      </w:r>
+      <w:r>
+        <w:rPr>
+          <w:rStyle w:val="FloatTok"/>
+        </w:rPr>
+        <w:t xml:space="preserve">1.2771</w:t>
+      </w:r>
+      <w:r>
+        <w:rPr>
+          <w:rStyle w:val="NormalTok"/>
+        </w:rPr>
+        <w:t xml:space="preserve"> </w:t>
+      </w:r>
+      <w:r>
+        <w:rPr>
+          <w:rStyle w:val="SpecialCharTok"/>
+        </w:rPr>
+        <w:t xml:space="preserve">+</w:t>
+      </w:r>
+      <w:r>
+        <w:rPr>
+          <w:rStyle w:val="NormalTok"/>
+        </w:rPr>
+        <w:t xml:space="preserve"> </w:t>
+      </w:r>
+      <w:r>
+        <w:rPr>
+          <w:rStyle w:val="FloatTok"/>
+        </w:rPr>
+        <w:t xml:space="preserve">0.3224</w:t>
+      </w:r>
+      <w:r>
+        <w:rPr>
+          <w:rStyle w:val="NormalTok"/>
+        </w:rPr>
+        <w:t xml:space="preserve"> </w:t>
+      </w:r>
+      <w:r>
+        <w:rPr>
+          <w:rStyle w:val="SpecialCharTok"/>
+        </w:rPr>
+        <w:t xml:space="preserve">*</w:t>
+      </w:r>
+      <w:r>
+        <w:rPr>
+          <w:rStyle w:val="NormalTok"/>
+        </w:rPr>
+        <w:t xml:space="preserve"> X)</w:t>
+      </w:r>
+      <w:r>
+        <w:rPr>
+          <w:rStyle w:val="SpecialCharTok"/>
+        </w:rPr>
+        <w:t xml:space="preserve">^</w:t>
+      </w:r>
+      <w:r>
+        <w:rPr>
+          <w:rStyle w:val="DecValTok"/>
+        </w:rPr>
+        <w:t xml:space="preserve">2</w:t>
+      </w:r>
+      <w:r>
+        <w:rPr>
+          <w:rStyle w:val="NormalTok"/>
+        </w:rPr>
+        <w:t xml:space="preserve">),</w:t>
+      </w:r>
+      <w:r>
+        <w:br/>
+      </w:r>
+      <w:r>
+        <w:rPr>
+          <w:rStyle w:val="NormalTok"/>
+        </w:rPr>
+        <w:t xml:space="preserve">       </w:t>
+      </w:r>
+      <w:r>
+        <w:rPr>
+          <w:rStyle w:val="AttributeTok"/>
+        </w:rPr>
+        <w:t xml:space="preserve">col =</w:t>
+      </w:r>
+      <w:r>
+        <w:rPr>
+          <w:rStyle w:val="NormalTok"/>
+        </w:rPr>
+        <w:t xml:space="preserve"> </w:t>
+      </w:r>
+      <w:r>
+        <w:rPr>
+          <w:rStyle w:val="StringTok"/>
+        </w:rPr>
+        <w:t xml:space="preserve">"darkgreen"</w:t>
+      </w:r>
+      <w:r>
+        <w:rPr>
+          <w:rStyle w:val="NormalTok"/>
+        </w:rPr>
+        <w:t xml:space="preserve">, </w:t>
+      </w:r>
+      <w:r>
+        <w:rPr>
+          <w:rStyle w:val="AttributeTok"/>
+        </w:rPr>
+        <w:t xml:space="preserve">lwd =</w:t>
+      </w:r>
+      <w:r>
+        <w:rPr>
+          <w:rStyle w:val="NormalTok"/>
+        </w:rPr>
+        <w:t xml:space="preserve"> </w:t>
+      </w:r>
+      <w:r>
+        <w:rPr>
+          <w:rStyle w:val="FloatTok"/>
+        </w:rPr>
+        <w:t xml:space="preserve">2.5</w:t>
+      </w:r>
+      <w:r>
+        <w:rPr>
+          <w:rStyle w:val="NormalTok"/>
+        </w:rPr>
+        <w:t xml:space="preserve">, </w:t>
+      </w:r>
+      <w:r>
+        <w:rPr>
+          <w:rStyle w:val="AttributeTok"/>
+        </w:rPr>
+        <w:t xml:space="preserve">bty =</w:t>
+      </w:r>
+      <w:r>
+        <w:rPr>
+          <w:rStyle w:val="NormalTok"/>
+        </w:rPr>
+        <w:t xml:space="preserve"> </w:t>
+      </w:r>
+      <w:r>
+        <w:rPr>
+          <w:rStyle w:val="StringTok"/>
+        </w:rPr>
+        <w:t xml:space="preserve">"n"</w:t>
+      </w:r>
+      <w:r>
+        <w:rPr>
+          <w:rStyle w:val="NormalTok"/>
+        </w:rPr>
+        <w:t xml:space="preserve">)</w:t>
+      </w:r>
+    </w:p>
+    <w:p>
+      <w:pPr>
+        <w:pStyle w:val="FirstParagraph"/>
+      </w:pPr>
+      <w:r>
+        <w:drawing>
+          <wp:inline>
+            <wp:extent cx="4620126" cy="3696101"/>
+            <wp:effectExtent b="0" l="0" r="0" t="0"/>
+            <wp:docPr descr="" title="" id="32" name="Picture"/>
+            <a:graphic>
+              <a:graphicData uri="http://schemas.openxmlformats.org/drawingml/2006/picture">
+                <pic:pic>
+                  <pic:nvPicPr>
+                    <pic:cNvPr descr="Actividad-1.2_files/figure-docx/unnamed-chunk-23-1.png" id="33" name="Picture"/>
+                    <pic:cNvPicPr>
+                      <a:picLocks noChangeArrowheads="1" noChangeAspect="1"/>
+                    </pic:cNvPicPr>
+                  </pic:nvPicPr>
+                  <pic:blipFill>
+                    <a:blip r:embed="rId31"/>
+                    <a:stretch>
+                      <a:fillRect/>
+                    </a:stretch>
+                  </pic:blipFill>
+                  <pic:spPr bwMode="auto">
+                    <a:xfrm>
+                      <a:off x="0" y="0"/>
+                      <a:ext cx="4620126" cy="3696101"/>
+                    </a:xfrm>
+                    <a:prstGeom prst="rect">
+                      <a:avLst/>
+                    </a:prstGeom>
+                    <a:noFill/>
+                    <a:ln w="9525">
+                      <a:noFill/>
+                      <a:headEnd/>
+                      <a:tailEnd/>
+                    </a:ln>
+                  </pic:spPr>
+                </pic:pic>
+              </a:graphicData>
+            </a:graphic>
+          </wp:inline>
+        </w:drawing>
+      </w:r>
+    </w:p>
+    <w:bookmarkEnd w:id="34"/>
+    <w:bookmarkStart w:id="35" w:name="Xd3895cedac4879595c5f219f0ceaf4d49754633"/>
     <w:p>
       <w:pPr>
         <w:pStyle w:val="Heading2"/>
@@ -9532,7 +11471,7 @@
         </w:numPr>
       </w:pPr>
       <w:r>
-        <w:t xml:space="preserve">Uso realizado: Ayuda en el código al momento de importar la librería cars, generación de las distribuciones de la segunda mitad de la primera sección, y sintaxis para la realización de elementos visuales como histogramas, boxplots, curvas de densidad entre otras.</w:t>
+        <w:t xml:space="preserve">Uso realizado: Ayuda en el código para toda la segunda parte de la actividad, al desconocer como programar las funciones de transformaciones y también al momento de desplegar las gráficas y los modelos lineales y no lineales.</w:t>
       </w:r>
     </w:p>
     <w:p>
@@ -9543,7 +11482,7 @@
         </w:numPr>
       </w:pPr>
       <w:r>
-        <w:t xml:space="preserve">Secciones donde se utilizó: Segunda mitad de la primera sección, específicamente en los incisos A y B, y a lo largo de la última sección en la importación de la librería, las gráficas QQ-Plot, las boxplots y los histogramas.</w:t>
+        <w:t xml:space="preserve">Secciones donde se utilizó: Parte 2 del documento: la mayor parte de los chunks de programación, mayormente al computar las funciones de las transformaciones mostradas y las gráficas de esta sección.</w:t>
       </w:r>
     </w:p>
     <w:p>
@@ -9568,7 +11507,7 @@
         <w:t xml:space="preserve">Confirmo de que se revisó, verificó y que se asume la responsabilidad del contenido final entregado.</w:t>
       </w:r>
     </w:p>
-    <w:bookmarkEnd w:id="32"/>
+    <w:bookmarkEnd w:id="35"/>
     <w:sectPr>
       <w:footnotePr>
         <w:numRestart w:val="eachSect"/>

--- a/Modulo 1/Actividad-1.2.docx
+++ b/Modulo 1/Actividad-1.2.docx
@@ -6259,7 +6259,7 @@
         <w:rPr>
           <w:rStyle w:val="VerbatimChar"/>
         </w:rPr>
-        <w:t xml:space="preserve">## Attaching package: 'moments'</w:t>
+        <w:t xml:space="preserve">## Adjuntando el paquete: 'moments'</w:t>
       </w:r>
     </w:p>
     <w:p>
@@ -9770,7 +9770,7 @@
         <w:rPr>
           <w:rStyle w:val="VerbatimChar"/>
         </w:rPr>
-        <w:t xml:space="preserve">## Loading required package: zoo</w:t>
+        <w:t xml:space="preserve">## Cargando paquete requerido: zoo</w:t>
       </w:r>
     </w:p>
     <w:p>
@@ -9790,7 +9790,7 @@
         <w:rPr>
           <w:rStyle w:val="VerbatimChar"/>
         </w:rPr>
-        <w:t xml:space="preserve">## Attaching package: 'zoo'</w:t>
+        <w:t xml:space="preserve">## Adjuntando el paquete: 'zoo'</w:t>
       </w:r>
     </w:p>
     <w:p>
